--- a/ADG/11장/11장_실습문제.docx
+++ b/ADG/11장/11장_실습문제.docx
@@ -51,34 +51,34 @@
           <w:rFonts w:ascii="맑은 고딕" w:hAnsi="맑은 고딕" w:eastAsia="맑은 고딕"/>
           <w:sz w:val="21"/>
         </w:rPr>
-        <w:t>① ALTER DATABASE CONVERT TO SNAPSHOT STANDBY</w:t>
-      </w:r>
-    </w:p>
-    <w:p>
-      <w:r>
-        <w:rPr>
-          <w:rFonts w:ascii="맑은 고딕" w:hAnsi="맑은 고딕" w:eastAsia="맑은 고딕"/>
-          <w:sz w:val="21"/>
-        </w:rPr>
-        <w:t>② ALTER DATABASE OPEN READ WRITE</w:t>
-      </w:r>
-    </w:p>
-    <w:p>
-      <w:r>
-        <w:rPr>
-          <w:rFonts w:ascii="맑은 고딕" w:hAnsi="맑은 고딕" w:eastAsia="맑은 고딕"/>
-          <w:sz w:val="21"/>
-        </w:rPr>
-        <w:t>③ ALTER DATABASE ACTIVATE STANDBY DATABASE</w:t>
-      </w:r>
-    </w:p>
-    <w:p>
-      <w:r>
-        <w:rPr>
-          <w:rFonts w:ascii="맑은 고딕" w:hAnsi="맑은 고딕" w:eastAsia="맑은 고딕"/>
-          <w:sz w:val="21"/>
-        </w:rPr>
-        <w:t>④ ALTER DATABASE SET STANDBY TO SNAPSHOT</w:t>
+        <w:t>① ALTER DATABASE SET STANDBY TO SNAPSHOT</w:t>
+      </w:r>
+    </w:p>
+    <w:p>
+      <w:r>
+        <w:rPr>
+          <w:rFonts w:ascii="맑은 고딕" w:hAnsi="맑은 고딕" w:eastAsia="맑은 고딕"/>
+          <w:sz w:val="21"/>
+        </w:rPr>
+        <w:t>② ALTER DATABASE CONVERT TO SNAPSHOT STANDBY</w:t>
+      </w:r>
+    </w:p>
+    <w:p>
+      <w:r>
+        <w:rPr>
+          <w:rFonts w:ascii="맑은 고딕" w:hAnsi="맑은 고딕" w:eastAsia="맑은 고딕"/>
+          <w:sz w:val="21"/>
+        </w:rPr>
+        <w:t>③ ALTER DATABASE OPEN READ WRITE</w:t>
+      </w:r>
+    </w:p>
+    <w:p>
+      <w:r>
+        <w:rPr>
+          <w:rFonts w:ascii="맑은 고딕" w:hAnsi="맑은 고딕" w:eastAsia="맑은 고딕"/>
+          <w:sz w:val="21"/>
+        </w:rPr>
+        <w:t>④ ALTER DATABASE ACTIVATE STANDBY DATABASE</w:t>
       </w:r>
     </w:p>
     <w:p>
@@ -105,34 +105,34 @@
           <w:rFonts w:ascii="맑은 고딕" w:hAnsi="맑은 고딕" w:eastAsia="맑은 고딕"/>
           <w:sz w:val="21"/>
         </w:rPr>
-        <w:t>① ALTER DATABASE CONVERT TO PHYSICAL STANDBY</w:t>
-      </w:r>
-    </w:p>
-    <w:p>
-      <w:r>
-        <w:rPr>
-          <w:rFonts w:ascii="맑은 고딕" w:hAnsi="맑은 고딕" w:eastAsia="맑은 고딕"/>
-          <w:sz w:val="21"/>
-        </w:rPr>
-        <w:t>② FLASHBACK DATABASE TO RESTORE POINT</w:t>
-      </w:r>
-    </w:p>
-    <w:p>
-      <w:r>
-        <w:rPr>
-          <w:rFonts w:ascii="맑은 고딕" w:hAnsi="맑은 고딕" w:eastAsia="맑은 고딕"/>
-          <w:sz w:val="21"/>
-        </w:rPr>
-        <w:t>③ ALTER DATABASE RECOVER TO PHYSICAL</w:t>
-      </w:r>
-    </w:p>
-    <w:p>
-      <w:r>
-        <w:rPr>
-          <w:rFonts w:ascii="맑은 고딕" w:hAnsi="맑은 고딕" w:eastAsia="맑은 고딕"/>
-          <w:sz w:val="21"/>
-        </w:rPr>
-        <w:t>④ RECOVER STANDBY DATABASE</w:t>
+        <w:t>① FLASHBACK DATABASE TO RESTORE POINT</w:t>
+      </w:r>
+    </w:p>
+    <w:p>
+      <w:r>
+        <w:rPr>
+          <w:rFonts w:ascii="맑은 고딕" w:hAnsi="맑은 고딕" w:eastAsia="맑은 고딕"/>
+          <w:sz w:val="21"/>
+        </w:rPr>
+        <w:t>② ALTER DATABASE RECOVER TO PHYSICAL</w:t>
+      </w:r>
+    </w:p>
+    <w:p>
+      <w:r>
+        <w:rPr>
+          <w:rFonts w:ascii="맑은 고딕" w:hAnsi="맑은 고딕" w:eastAsia="맑은 고딕"/>
+          <w:sz w:val="21"/>
+        </w:rPr>
+        <w:t>③ RECOVER STANDBY DATABASE</w:t>
+      </w:r>
+    </w:p>
+    <w:p>
+      <w:r>
+        <w:rPr>
+          <w:rFonts w:ascii="맑은 고딕" w:hAnsi="맑은 고딕" w:eastAsia="맑은 고딕"/>
+          <w:sz w:val="21"/>
+        </w:rPr>
+        <w:t>④ ALTER DATABASE CONVERT TO PHYSICAL STANDBY</w:t>
       </w:r>
     </w:p>
     <w:p>
@@ -159,16 +159,16 @@
           <w:rFonts w:ascii="맑은 고딕" w:hAnsi="맑은 고딕" w:eastAsia="맑은 고딕"/>
           <w:sz w:val="21"/>
         </w:rPr>
-        <w:t>① SNAPSHOT STANDBY</w:t>
-      </w:r>
-    </w:p>
-    <w:p>
-      <w:r>
-        <w:rPr>
-          <w:rFonts w:ascii="맑은 고딕" w:hAnsi="맑은 고딕" w:eastAsia="맑은 고딕"/>
-          <w:sz w:val="21"/>
-        </w:rPr>
-        <w:t>② PHYSICAL STANDBY</w:t>
+        <w:t>① PHYSICAL STANDBY</w:t>
+      </w:r>
+    </w:p>
+    <w:p>
+      <w:r>
+        <w:rPr>
+          <w:rFonts w:ascii="맑은 고딕" w:hAnsi="맑은 고딕" w:eastAsia="맑은 고딕"/>
+          <w:sz w:val="21"/>
+        </w:rPr>
+        <w:t>② SNAPSHOT STANDBY</w:t>
       </w:r>
     </w:p>
     <w:p>
@@ -213,7 +213,7 @@
           <w:rFonts w:ascii="맑은 고딕" w:hAnsi="맑은 고딕" w:eastAsia="맑은 고딕"/>
           <w:sz w:val="21"/>
         </w:rPr>
-        <w:t>① CURRENT</w:t>
+        <w:t>① SNAPSHOT</w:t>
       </w:r>
     </w:p>
     <w:p>
@@ -231,16 +231,16 @@
           <w:rFonts w:ascii="맑은 고딕" w:hAnsi="맑은 고딕" w:eastAsia="맑은 고딕"/>
           <w:sz w:val="21"/>
         </w:rPr>
-        <w:t>③ SNAPSHOT</w:t>
-      </w:r>
-    </w:p>
-    <w:p>
-      <w:r>
-        <w:rPr>
-          <w:rFonts w:ascii="맑은 고딕" w:hAnsi="맑은 고딕" w:eastAsia="맑은 고딕"/>
-          <w:sz w:val="21"/>
-        </w:rPr>
-        <w:t>④ FARSYNC</w:t>
+        <w:t>③ FARSYNC</w:t>
+      </w:r>
+    </w:p>
+    <w:p>
+      <w:r>
+        <w:rPr>
+          <w:rFonts w:ascii="맑은 고딕" w:hAnsi="맑은 고딕" w:eastAsia="맑은 고딕"/>
+          <w:sz w:val="21"/>
+        </w:rPr>
+        <w:t>④ CURRENT</w:t>
       </w:r>
     </w:p>
     <w:p>
@@ -267,34 +267,34 @@
           <w:rFonts w:ascii="맑은 고딕" w:hAnsi="맑은 고딕" w:eastAsia="맑은 고딕"/>
           <w:sz w:val="21"/>
         </w:rPr>
-        <w:t>① RESTORE POINT ONLY</w:t>
-      </w:r>
-    </w:p>
-    <w:p>
-      <w:r>
-        <w:rPr>
-          <w:rFonts w:ascii="맑은 고딕" w:hAnsi="맑은 고딕" w:eastAsia="맑은 고딕"/>
-          <w:sz w:val="21"/>
-        </w:rPr>
-        <w:t>② YES</w:t>
-      </w:r>
-    </w:p>
-    <w:p>
-      <w:r>
-        <w:rPr>
-          <w:rFonts w:ascii="맑은 고딕" w:hAnsi="맑은 고딕" w:eastAsia="맑은 고딕"/>
-          <w:sz w:val="21"/>
-        </w:rPr>
-        <w:t>③ NO</w:t>
-      </w:r>
-    </w:p>
-    <w:p>
-      <w:r>
-        <w:rPr>
-          <w:rFonts w:ascii="맑은 고딕" w:hAnsi="맑은 고딕" w:eastAsia="맑은 고딕"/>
-          <w:sz w:val="21"/>
-        </w:rPr>
-        <w:t>④ GUARANTEED</w:t>
+        <w:t>① YES</w:t>
+      </w:r>
+    </w:p>
+    <w:p>
+      <w:r>
+        <w:rPr>
+          <w:rFonts w:ascii="맑은 고딕" w:hAnsi="맑은 고딕" w:eastAsia="맑은 고딕"/>
+          <w:sz w:val="21"/>
+        </w:rPr>
+        <w:t>② RESTORE POINT ONLY</w:t>
+      </w:r>
+    </w:p>
+    <w:p>
+      <w:r>
+        <w:rPr>
+          <w:rFonts w:ascii="맑은 고딕" w:hAnsi="맑은 고딕" w:eastAsia="맑은 고딕"/>
+          <w:sz w:val="21"/>
+        </w:rPr>
+        <w:t>③ GUARANTEED</w:t>
+      </w:r>
+    </w:p>
+    <w:p>
+      <w:r>
+        <w:rPr>
+          <w:rFonts w:ascii="맑은 고딕" w:hAnsi="맑은 고딕" w:eastAsia="맑은 고딕"/>
+          <w:sz w:val="21"/>
+        </w:rPr>
+        <w:t>④ NO</w:t>
       </w:r>
     </w:p>
     <w:p>
@@ -321,16 +321,16 @@
           <w:rFonts w:ascii="맑은 고딕" w:hAnsi="맑은 고딕" w:eastAsia="맑은 고딕"/>
           <w:sz w:val="21"/>
         </w:rPr>
-        <w:t>① MOUNTED</w:t>
-      </w:r>
-    </w:p>
-    <w:p>
-      <w:r>
-        <w:rPr>
-          <w:rFonts w:ascii="맑은 고딕" w:hAnsi="맑은 고딕" w:eastAsia="맑은 고딕"/>
-          <w:sz w:val="21"/>
-        </w:rPr>
-        <w:t>② READ WRITE</w:t>
+        <w:t>① READ ONLY WITH APPLY</w:t>
+      </w:r>
+    </w:p>
+    <w:p>
+      <w:r>
+        <w:rPr>
+          <w:rFonts w:ascii="맑은 고딕" w:hAnsi="맑은 고딕" w:eastAsia="맑은 고딕"/>
+          <w:sz w:val="21"/>
+        </w:rPr>
+        <w:t>② MOUNTED</w:t>
       </w:r>
     </w:p>
     <w:p>
@@ -348,7 +348,7 @@
           <w:rFonts w:ascii="맑은 고딕" w:hAnsi="맑은 고딕" w:eastAsia="맑은 고딕"/>
           <w:sz w:val="21"/>
         </w:rPr>
-        <w:t>④ READ ONLY WITH APPLY</w:t>
+        <w:t>④ READ WRITE</w:t>
       </w:r>
     </w:p>
     <w:p>
@@ -375,6 +375,330 @@
           <w:rFonts w:ascii="맑은 고딕" w:hAnsi="맑은 고딕" w:eastAsia="맑은 고딕"/>
           <w:sz w:val="21"/>
         </w:rPr>
+        <w:t>① ORA-10456</w:t>
+      </w:r>
+    </w:p>
+    <w:p>
+      <w:r>
+        <w:rPr>
+          <w:rFonts w:ascii="맑은 고딕" w:hAnsi="맑은 고딕" w:eastAsia="맑은 고딕"/>
+          <w:sz w:val="21"/>
+        </w:rPr>
+        <w:t>② ORA-01665</w:t>
+      </w:r>
+    </w:p>
+    <w:p>
+      <w:r>
+        <w:rPr>
+          <w:rFonts w:ascii="맑은 고딕" w:hAnsi="맑은 고딕" w:eastAsia="맑은 고딕"/>
+          <w:sz w:val="21"/>
+        </w:rPr>
+        <w:t>③ ORA-38784</w:t>
+      </w:r>
+    </w:p>
+    <w:p>
+      <w:r>
+        <w:rPr>
+          <w:rFonts w:ascii="맑은 고딕" w:hAnsi="맑은 고딕" w:eastAsia="맑은 고딕"/>
+          <w:sz w:val="21"/>
+        </w:rPr>
+        <w:t>④ ORA-01153</w:t>
+      </w:r>
+    </w:p>
+    <w:p>
+      <w:r>
+        <w:rPr>
+          <w:rFonts w:ascii="맑은 고딕" w:hAnsi="맑은 고딕" w:eastAsia="맑은 고딕"/>
+          <w:sz w:val="21"/>
+        </w:rPr>
+        <w:t>하-08 · 객관식</w:t>
+      </w:r>
+    </w:p>
+    <w:p>
+      <w:r>
+        <w:rPr>
+          <w:rFonts w:ascii="맑은 고딕" w:hAnsi="맑은 고딕" w:eastAsia="맑은 고딕"/>
+          <w:sz w:val="21"/>
+        </w:rPr>
+        <w:t>[하-08] 그 오류와 함께 나오는 두 번째 오류는?</w:t>
+      </w:r>
+    </w:p>
+    <w:p>
+      <w:r>
+        <w:rPr>
+          <w:rFonts w:ascii="맑은 고딕" w:hAnsi="맑은 고딕" w:eastAsia="맑은 고딕"/>
+          <w:sz w:val="21"/>
+        </w:rPr>
+        <w:t>① ORA-38780</w:t>
+      </w:r>
+    </w:p>
+    <w:p>
+      <w:r>
+        <w:rPr>
+          <w:rFonts w:ascii="맑은 고딕" w:hAnsi="맑은 고딕" w:eastAsia="맑은 고딕"/>
+          <w:sz w:val="21"/>
+        </w:rPr>
+        <w:t>② ORA-00942</w:t>
+      </w:r>
+    </w:p>
+    <w:p>
+      <w:r>
+        <w:rPr>
+          <w:rFonts w:ascii="맑은 고딕" w:hAnsi="맑은 고딕" w:eastAsia="맑은 고딕"/>
+          <w:sz w:val="21"/>
+        </w:rPr>
+        <w:t>③ ORA-01153</w:t>
+      </w:r>
+    </w:p>
+    <w:p>
+      <w:r>
+        <w:rPr>
+          <w:rFonts w:ascii="맑은 고딕" w:hAnsi="맑은 고딕" w:eastAsia="맑은 고딕"/>
+          <w:sz w:val="21"/>
+        </w:rPr>
+        <w:t>④ ORA-01219</w:t>
+      </w:r>
+    </w:p>
+    <w:p>
+      <w:r>
+        <w:rPr>
+          <w:rFonts w:ascii="맑은 고딕" w:hAnsi="맑은 고딕" w:eastAsia="맑은 고딕"/>
+          <w:sz w:val="21"/>
+        </w:rPr>
+        <w:t>하-09 · 객관식</w:t>
+      </w:r>
+    </w:p>
+    <w:p>
+      <w:r>
+        <w:rPr>
+          <w:rFonts w:ascii="맑은 고딕" w:hAnsi="맑은 고딕" w:eastAsia="맑은 고딕"/>
+          <w:sz w:val="21"/>
+        </w:rPr>
+        <w:t>[하-09] 전환할 때 자동으로 만들어지는 것은?</w:t>
+      </w:r>
+    </w:p>
+    <w:p>
+      <w:r>
+        <w:rPr>
+          <w:rFonts w:ascii="맑은 고딕" w:hAnsi="맑은 고딕" w:eastAsia="맑은 고딕"/>
+          <w:sz w:val="21"/>
+        </w:rPr>
+        <w:t>① 보장 복원 지점</w:t>
+      </w:r>
+    </w:p>
+    <w:p>
+      <w:r>
+        <w:rPr>
+          <w:rFonts w:ascii="맑은 고딕" w:hAnsi="맑은 고딕" w:eastAsia="맑은 고딕"/>
+          <w:sz w:val="21"/>
+        </w:rPr>
+        <w:t>② 임시 테이블스페이스</w:t>
+      </w:r>
+    </w:p>
+    <w:p>
+      <w:r>
+        <w:rPr>
+          <w:rFonts w:ascii="맑은 고딕" w:hAnsi="맑은 고딕" w:eastAsia="맑은 고딕"/>
+          <w:sz w:val="21"/>
+        </w:rPr>
+        <w:t>③ 백업 세트</w:t>
+      </w:r>
+    </w:p>
+    <w:p>
+      <w:r>
+        <w:rPr>
+          <w:rFonts w:ascii="맑은 고딕" w:hAnsi="맑은 고딕" w:eastAsia="맑은 고딕"/>
+          <w:sz w:val="21"/>
+        </w:rPr>
+        <w:t>④ 스냅샷 컨트롤 파일</w:t>
+      </w:r>
+    </w:p>
+    <w:p>
+      <w:r>
+        <w:rPr>
+          <w:rFonts w:ascii="맑은 고딕" w:hAnsi="맑은 고딕" w:eastAsia="맑은 고딕"/>
+          <w:sz w:val="21"/>
+        </w:rPr>
+        <w:t>하-10 · 객관식</w:t>
+      </w:r>
+    </w:p>
+    <w:p>
+      <w:r>
+        <w:rPr>
+          <w:rFonts w:ascii="맑은 고딕" w:hAnsi="맑은 고딕" w:eastAsia="맑은 고딕"/>
+          <w:sz w:val="21"/>
+        </w:rPr>
+        <w:t>[하-10] 그 복원 지점의 이름 형식은?</w:t>
+      </w:r>
+    </w:p>
+    <w:p>
+      <w:r>
+        <w:rPr>
+          <w:rFonts w:ascii="맑은 고딕" w:hAnsi="맑은 고딕" w:eastAsia="맑은 고딕"/>
+          <w:sz w:val="21"/>
+        </w:rPr>
+        <w:t>① GRP_SNAPSHOT_&lt;날짜&gt;</w:t>
+      </w:r>
+    </w:p>
+    <w:p>
+      <w:r>
+        <w:rPr>
+          <w:rFonts w:ascii="맑은 고딕" w:hAnsi="맑은 고딕" w:eastAsia="맑은 고딕"/>
+          <w:sz w:val="21"/>
+        </w:rPr>
+        <w:t>② SNAPSHOT_STANDBY_REQUIRED_&lt;날짜&gt; &lt;시각&gt;</w:t>
+      </w:r>
+    </w:p>
+    <w:p>
+      <w:r>
+        <w:rPr>
+          <w:rFonts w:ascii="맑은 고딕" w:hAnsi="맑은 고딕" w:eastAsia="맑은 고딕"/>
+          <w:sz w:val="21"/>
+        </w:rPr>
+        <w:t>③ SNAPSHOT_STANDBY_&lt;SCN&gt;</w:t>
+      </w:r>
+    </w:p>
+    <w:p>
+      <w:r>
+        <w:rPr>
+          <w:rFonts w:ascii="맑은 고딕" w:hAnsi="맑은 고딕" w:eastAsia="맑은 고딕"/>
+          <w:sz w:val="21"/>
+        </w:rPr>
+        <w:t>④ STANDBY_RESTORE_POINT</w:t>
+      </w:r>
+    </w:p>
+    <w:p>
+      <w:r>
+        <w:rPr>
+          <w:rFonts w:ascii="맑은 고딕" w:hAnsi="맑은 고딕" w:eastAsia="맑은 고딕"/>
+          <w:sz w:val="21"/>
+        </w:rPr>
+        <w:t>하-11 · 객관식</w:t>
+      </w:r>
+    </w:p>
+    <w:p>
+      <w:r>
+        <w:rPr>
+          <w:rFonts w:ascii="맑은 고딕" w:hAnsi="맑은 고딕" w:eastAsia="맑은 고딕"/>
+          <w:sz w:val="21"/>
+        </w:rPr>
+        <w:t>[하-11] 그 복원 지점의 `GUARANTEE_FLASHBACK_DATABASE` 값은?</w:t>
+      </w:r>
+    </w:p>
+    <w:p>
+      <w:r>
+        <w:rPr>
+          <w:rFonts w:ascii="맑은 고딕" w:hAnsi="맑은 고딕" w:eastAsia="맑은 고딕"/>
+          <w:sz w:val="21"/>
+        </w:rPr>
+        <w:t>① NULL</w:t>
+      </w:r>
+    </w:p>
+    <w:p>
+      <w:r>
+        <w:rPr>
+          <w:rFonts w:ascii="맑은 고딕" w:hAnsi="맑은 고딕" w:eastAsia="맑은 고딕"/>
+          <w:sz w:val="21"/>
+        </w:rPr>
+        <w:t>② NO</w:t>
+      </w:r>
+    </w:p>
+    <w:p>
+      <w:r>
+        <w:rPr>
+          <w:rFonts w:ascii="맑은 고딕" w:hAnsi="맑은 고딕" w:eastAsia="맑은 고딕"/>
+          <w:sz w:val="21"/>
+        </w:rPr>
+        <w:t>③ YES</w:t>
+      </w:r>
+    </w:p>
+    <w:p>
+      <w:r>
+        <w:rPr>
+          <w:rFonts w:ascii="맑은 고딕" w:hAnsi="맑은 고딕" w:eastAsia="맑은 고딕"/>
+          <w:sz w:val="21"/>
+        </w:rPr>
+        <w:t>④ PARTIAL</w:t>
+      </w:r>
+    </w:p>
+    <w:p>
+      <w:r>
+        <w:rPr>
+          <w:rFonts w:ascii="맑은 고딕" w:hAnsi="맑은 고딕" w:eastAsia="맑은 고딕"/>
+          <w:sz w:val="21"/>
+        </w:rPr>
+        <w:t>하-12 · 객관식</w:t>
+      </w:r>
+    </w:p>
+    <w:p>
+      <w:r>
+        <w:rPr>
+          <w:rFonts w:ascii="맑은 고딕" w:hAnsi="맑은 고딕" w:eastAsia="맑은 고딕"/>
+          <w:sz w:val="21"/>
+        </w:rPr>
+        <w:t>[하-12] 전환 전 boston의 `FLASHBACK_ON` 값은?</w:t>
+      </w:r>
+    </w:p>
+    <w:p>
+      <w:r>
+        <w:rPr>
+          <w:rFonts w:ascii="맑은 고딕" w:hAnsi="맑은 고딕" w:eastAsia="맑은 고딕"/>
+          <w:sz w:val="21"/>
+        </w:rPr>
+        <w:t>① NO</w:t>
+      </w:r>
+    </w:p>
+    <w:p>
+      <w:r>
+        <w:rPr>
+          <w:rFonts w:ascii="맑은 고딕" w:hAnsi="맑은 고딕" w:eastAsia="맑은 고딕"/>
+          <w:sz w:val="21"/>
+        </w:rPr>
+        <w:t>② 조회되지 않는다</w:t>
+      </w:r>
+    </w:p>
+    <w:p>
+      <w:r>
+        <w:rPr>
+          <w:rFonts w:ascii="맑은 고딕" w:hAnsi="맑은 고딕" w:eastAsia="맑은 고딕"/>
+          <w:sz w:val="21"/>
+        </w:rPr>
+        <w:t>③ RESTORE POINT ONLY</w:t>
+      </w:r>
+    </w:p>
+    <w:p>
+      <w:r>
+        <w:rPr>
+          <w:rFonts w:ascii="맑은 고딕" w:hAnsi="맑은 고딕" w:eastAsia="맑은 고딕"/>
+          <w:sz w:val="21"/>
+        </w:rPr>
+        <w:t>④ YES</w:t>
+      </w:r>
+    </w:p>
+    <w:p>
+      <w:r>
+        <w:rPr>
+          <w:rFonts w:ascii="맑은 고딕" w:hAnsi="맑은 고딕" w:eastAsia="맑은 고딕"/>
+          <w:sz w:val="21"/>
+        </w:rPr>
+        <w:t>하-13 · 객관식</w:t>
+      </w:r>
+    </w:p>
+    <w:p>
+      <w:r>
+        <w:rPr>
+          <w:rFonts w:ascii="맑은 고딕" w:hAnsi="맑은 고딕" w:eastAsia="맑은 고딕"/>
+          <w:sz w:val="21"/>
+        </w:rPr>
+        <w:t>[하-13] Snapshot Standby에서 MRP를 띄우면?</w:t>
+      </w:r>
+    </w:p>
+    <w:p>
+      <w:r>
+        <w:rPr>
+          <w:rFonts w:ascii="맑은 고딕" w:hAnsi="맑은 고딕" w:eastAsia="맑은 고딕"/>
+          <w:sz w:val="21"/>
+        </w:rPr>
         <w:t>① ORA-38784</w:t>
       </w:r>
     </w:p>
@@ -402,295 +726,349 @@
           <w:rFonts w:ascii="맑은 고딕" w:hAnsi="맑은 고딕" w:eastAsia="맑은 고딕"/>
           <w:sz w:val="21"/>
         </w:rPr>
-        <w:t>④ ORA-01153</w:t>
-      </w:r>
-    </w:p>
-    <w:p>
-      <w:r>
-        <w:rPr>
-          <w:rFonts w:ascii="맑은 고딕" w:hAnsi="맑은 고딕" w:eastAsia="맑은 고딕"/>
-          <w:sz w:val="21"/>
-        </w:rPr>
-        <w:t>하-08 · 객관식</w:t>
-      </w:r>
-    </w:p>
-    <w:p>
-      <w:r>
-        <w:rPr>
-          <w:rFonts w:ascii="맑은 고딕" w:hAnsi="맑은 고딕" w:eastAsia="맑은 고딕"/>
-          <w:sz w:val="21"/>
-        </w:rPr>
-        <w:t>[하-08] 그 오류와 함께 나오는 두 번째 오류는?</w:t>
-      </w:r>
-    </w:p>
-    <w:p>
-      <w:r>
-        <w:rPr>
-          <w:rFonts w:ascii="맑은 고딕" w:hAnsi="맑은 고딕" w:eastAsia="맑은 고딕"/>
-          <w:sz w:val="21"/>
-        </w:rPr>
-        <w:t>① ORA-01153</w:t>
-      </w:r>
-    </w:p>
-    <w:p>
-      <w:r>
-        <w:rPr>
-          <w:rFonts w:ascii="맑은 고딕" w:hAnsi="맑은 고딕" w:eastAsia="맑은 고딕"/>
-          <w:sz w:val="21"/>
-        </w:rPr>
-        <w:t>② ORA-38780</w:t>
-      </w:r>
-    </w:p>
-    <w:p>
-      <w:r>
-        <w:rPr>
-          <w:rFonts w:ascii="맑은 고딕" w:hAnsi="맑은 고딕" w:eastAsia="맑은 고딕"/>
-          <w:sz w:val="21"/>
-        </w:rPr>
-        <w:t>③ ORA-00942</w:t>
-      </w:r>
-    </w:p>
-    <w:p>
-      <w:r>
-        <w:rPr>
-          <w:rFonts w:ascii="맑은 고딕" w:hAnsi="맑은 고딕" w:eastAsia="맑은 고딕"/>
-          <w:sz w:val="21"/>
-        </w:rPr>
-        <w:t>④ ORA-01219</w:t>
-      </w:r>
-    </w:p>
-    <w:p>
-      <w:r>
-        <w:rPr>
-          <w:rFonts w:ascii="맑은 고딕" w:hAnsi="맑은 고딕" w:eastAsia="맑은 고딕"/>
-          <w:sz w:val="21"/>
-        </w:rPr>
-        <w:t>하-09 · 객관식</w:t>
-      </w:r>
-    </w:p>
-    <w:p>
-      <w:r>
-        <w:rPr>
-          <w:rFonts w:ascii="맑은 고딕" w:hAnsi="맑은 고딕" w:eastAsia="맑은 고딕"/>
-          <w:sz w:val="21"/>
-        </w:rPr>
-        <w:t>[하-09] 전환할 때 자동으로 만들어지는 것은?</w:t>
-      </w:r>
-    </w:p>
-    <w:p>
-      <w:r>
-        <w:rPr>
-          <w:rFonts w:ascii="맑은 고딕" w:hAnsi="맑은 고딕" w:eastAsia="맑은 고딕"/>
-          <w:sz w:val="21"/>
-        </w:rPr>
-        <w:t>① 보장 복원 지점</w:t>
-      </w:r>
-    </w:p>
-    <w:p>
-      <w:r>
-        <w:rPr>
-          <w:rFonts w:ascii="맑은 고딕" w:hAnsi="맑은 고딕" w:eastAsia="맑은 고딕"/>
-          <w:sz w:val="21"/>
-        </w:rPr>
-        <w:t>② 백업 세트</w:t>
-      </w:r>
-    </w:p>
-    <w:p>
-      <w:r>
-        <w:rPr>
-          <w:rFonts w:ascii="맑은 고딕" w:hAnsi="맑은 고딕" w:eastAsia="맑은 고딕"/>
-          <w:sz w:val="21"/>
-        </w:rPr>
-        <w:t>③ 스냅샷 컨트롤 파일</w:t>
-      </w:r>
-    </w:p>
-    <w:p>
-      <w:r>
-        <w:rPr>
-          <w:rFonts w:ascii="맑은 고딕" w:hAnsi="맑은 고딕" w:eastAsia="맑은 고딕"/>
-          <w:sz w:val="21"/>
-        </w:rPr>
-        <w:t>④ 임시 테이블스페이스</w:t>
-      </w:r>
-    </w:p>
-    <w:p>
-      <w:r>
-        <w:rPr>
-          <w:rFonts w:ascii="맑은 고딕" w:hAnsi="맑은 고딕" w:eastAsia="맑은 고딕"/>
-          <w:sz w:val="21"/>
-        </w:rPr>
-        <w:t>하-10 · 객관식</w:t>
-      </w:r>
-    </w:p>
-    <w:p>
-      <w:r>
-        <w:rPr>
-          <w:rFonts w:ascii="맑은 고딕" w:hAnsi="맑은 고딕" w:eastAsia="맑은 고딕"/>
-          <w:sz w:val="21"/>
-        </w:rPr>
-        <w:t>[하-10] 그 복원 지점의 이름 형식은?</w:t>
-      </w:r>
-    </w:p>
-    <w:p>
-      <w:r>
-        <w:rPr>
-          <w:rFonts w:ascii="맑은 고딕" w:hAnsi="맑은 고딕" w:eastAsia="맑은 고딕"/>
-          <w:sz w:val="21"/>
-        </w:rPr>
-        <w:t>① SNAPSHOT_STANDBY_REQUIRED_&lt;날짜&gt; &lt;시각&gt;</w:t>
-      </w:r>
-    </w:p>
-    <w:p>
-      <w:r>
-        <w:rPr>
-          <w:rFonts w:ascii="맑은 고딕" w:hAnsi="맑은 고딕" w:eastAsia="맑은 고딕"/>
-          <w:sz w:val="21"/>
-        </w:rPr>
-        <w:t>② SNAPSHOT_STANDBY_&lt;SCN&gt;</w:t>
-      </w:r>
-    </w:p>
-    <w:p>
-      <w:r>
-        <w:rPr>
-          <w:rFonts w:ascii="맑은 고딕" w:hAnsi="맑은 고딕" w:eastAsia="맑은 고딕"/>
-          <w:sz w:val="21"/>
-        </w:rPr>
-        <w:t>③ GRP_SNAPSHOT_&lt;날짜&gt;</w:t>
-      </w:r>
-    </w:p>
-    <w:p>
-      <w:r>
-        <w:rPr>
-          <w:rFonts w:ascii="맑은 고딕" w:hAnsi="맑은 고딕" w:eastAsia="맑은 고딕"/>
-          <w:sz w:val="21"/>
-        </w:rPr>
-        <w:t>④ STANDBY_RESTORE_POINT</w:t>
-      </w:r>
-    </w:p>
-    <w:p>
-      <w:r>
-        <w:rPr>
-          <w:rFonts w:ascii="맑은 고딕" w:hAnsi="맑은 고딕" w:eastAsia="맑은 고딕"/>
-          <w:sz w:val="21"/>
-        </w:rPr>
-        <w:t>하-11 · 객관식</w:t>
-      </w:r>
-    </w:p>
-    <w:p>
-      <w:r>
-        <w:rPr>
-          <w:rFonts w:ascii="맑은 고딕" w:hAnsi="맑은 고딕" w:eastAsia="맑은 고딕"/>
-          <w:sz w:val="21"/>
-        </w:rPr>
-        <w:t>[하-11] 그 복원 지점의 `GUARANTEE_FLASHBACK_DATABASE` 값은?</w:t>
-      </w:r>
-    </w:p>
-    <w:p>
-      <w:r>
-        <w:rPr>
-          <w:rFonts w:ascii="맑은 고딕" w:hAnsi="맑은 고딕" w:eastAsia="맑은 고딕"/>
-          <w:sz w:val="21"/>
-        </w:rPr>
-        <w:t>① YES</w:t>
-      </w:r>
-    </w:p>
-    <w:p>
-      <w:r>
-        <w:rPr>
-          <w:rFonts w:ascii="맑은 고딕" w:hAnsi="맑은 고딕" w:eastAsia="맑은 고딕"/>
-          <w:sz w:val="21"/>
-        </w:rPr>
-        <w:t>② NO</w:t>
-      </w:r>
-    </w:p>
-    <w:p>
-      <w:r>
-        <w:rPr>
-          <w:rFonts w:ascii="맑은 고딕" w:hAnsi="맑은 고딕" w:eastAsia="맑은 고딕"/>
-          <w:sz w:val="21"/>
-        </w:rPr>
-        <w:t>③ NULL</w:t>
-      </w:r>
-    </w:p>
-    <w:p>
-      <w:r>
-        <w:rPr>
-          <w:rFonts w:ascii="맑은 고딕" w:hAnsi="맑은 고딕" w:eastAsia="맑은 고딕"/>
-          <w:sz w:val="21"/>
-        </w:rPr>
-        <w:t>④ PARTIAL</w:t>
-      </w:r>
-    </w:p>
-    <w:p>
-      <w:r>
-        <w:rPr>
-          <w:rFonts w:ascii="맑은 고딕" w:hAnsi="맑은 고딕" w:eastAsia="맑은 고딕"/>
-          <w:sz w:val="21"/>
-        </w:rPr>
-        <w:t>하-12 · 객관식</w:t>
-      </w:r>
-    </w:p>
-    <w:p>
-      <w:r>
-        <w:rPr>
-          <w:rFonts w:ascii="맑은 고딕" w:hAnsi="맑은 고딕" w:eastAsia="맑은 고딕"/>
-          <w:sz w:val="21"/>
-        </w:rPr>
-        <w:t>[하-12] 전환 전 boston의 `FLASHBACK_ON` 값은?</w:t>
-      </w:r>
-    </w:p>
-    <w:p>
-      <w:r>
-        <w:rPr>
-          <w:rFonts w:ascii="맑은 고딕" w:hAnsi="맑은 고딕" w:eastAsia="맑은 고딕"/>
-          <w:sz w:val="21"/>
-        </w:rPr>
-        <w:t>① NO</w:t>
-      </w:r>
-    </w:p>
-    <w:p>
-      <w:r>
-        <w:rPr>
-          <w:rFonts w:ascii="맑은 고딕" w:hAnsi="맑은 고딕" w:eastAsia="맑은 고딕"/>
-          <w:sz w:val="21"/>
-        </w:rPr>
-        <w:t>② YES</w:t>
-      </w:r>
-    </w:p>
-    <w:p>
-      <w:r>
-        <w:rPr>
-          <w:rFonts w:ascii="맑은 고딕" w:hAnsi="맑은 고딕" w:eastAsia="맑은 고딕"/>
-          <w:sz w:val="21"/>
-        </w:rPr>
-        <w:t>③ RESTORE POINT ONLY</w:t>
-      </w:r>
-    </w:p>
-    <w:p>
-      <w:r>
-        <w:rPr>
-          <w:rFonts w:ascii="맑은 고딕" w:hAnsi="맑은 고딕" w:eastAsia="맑은 고딕"/>
-          <w:sz w:val="21"/>
-        </w:rPr>
-        <w:t>④ 조회되지 않는다</w:t>
-      </w:r>
-    </w:p>
-    <w:p>
-      <w:r>
-        <w:rPr>
-          <w:rFonts w:ascii="맑은 고딕" w:hAnsi="맑은 고딕" w:eastAsia="맑은 고딕"/>
-          <w:sz w:val="21"/>
-        </w:rPr>
-        <w:t>하-13 · 객관식</w:t>
-      </w:r>
-    </w:p>
-    <w:p>
-      <w:r>
-        <w:rPr>
-          <w:rFonts w:ascii="맑은 고딕" w:hAnsi="맑은 고딕" w:eastAsia="맑은 고딕"/>
-          <w:sz w:val="21"/>
-        </w:rPr>
-        <w:t>[하-13] Snapshot Standby에서 MRP를 띄우면?</w:t>
+        <w:t>④ 정상 기동한다</w:t>
+      </w:r>
+    </w:p>
+    <w:p>
+      <w:r>
+        <w:rPr>
+          <w:rFonts w:ascii="맑은 고딕" w:hAnsi="맑은 고딕" w:eastAsia="맑은 고딕"/>
+          <w:sz w:val="21"/>
+        </w:rPr>
+        <w:t>하-14 · 객관식</w:t>
+      </w:r>
+    </w:p>
+    <w:p>
+      <w:r>
+        <w:rPr>
+          <w:rFonts w:ascii="맑은 고딕" w:hAnsi="맑은 고딕" w:eastAsia="맑은 고딕"/>
+          <w:sz w:val="21"/>
+        </w:rPr>
+        <w:t>[하-14] Snapshot Standby의 `RECOVERY_MODE` 값은?</w:t>
+      </w:r>
+    </w:p>
+    <w:p>
+      <w:r>
+        <w:rPr>
+          <w:rFonts w:ascii="맑은 고딕" w:hAnsi="맑은 고딕" w:eastAsia="맑은 고딕"/>
+          <w:sz w:val="21"/>
+        </w:rPr>
+        <w:t>① MANAGED</w:t>
+      </w:r>
+    </w:p>
+    <w:p>
+      <w:r>
+        <w:rPr>
+          <w:rFonts w:ascii="맑은 고딕" w:hAnsi="맑은 고딕" w:eastAsia="맑은 고딕"/>
+          <w:sz w:val="21"/>
+        </w:rPr>
+        <w:t>② ACTIVE</w:t>
+      </w:r>
+    </w:p>
+    <w:p>
+      <w:r>
+        <w:rPr>
+          <w:rFonts w:ascii="맑은 고딕" w:hAnsi="맑은 고딕" w:eastAsia="맑은 고딕"/>
+          <w:sz w:val="21"/>
+        </w:rPr>
+        <w:t>③ IDLE</w:t>
+      </w:r>
+    </w:p>
+    <w:p>
+      <w:r>
+        <w:rPr>
+          <w:rFonts w:ascii="맑은 고딕" w:hAnsi="맑은 고딕" w:eastAsia="맑은 고딕"/>
+          <w:sz w:val="21"/>
+        </w:rPr>
+        <w:t>④ MANAGED REAL TIME APPLY</w:t>
+      </w:r>
+    </w:p>
+    <w:p>
+      <w:r>
+        <w:rPr>
+          <w:rFonts w:ascii="맑은 고딕" w:hAnsi="맑은 고딕" w:eastAsia="맑은 고딕"/>
+          <w:sz w:val="21"/>
+        </w:rPr>
+        <w:t>하-15 · 객관식</w:t>
+      </w:r>
+    </w:p>
+    <w:p>
+      <w:r>
+        <w:rPr>
+          <w:rFonts w:ascii="맑은 고딕" w:hAnsi="맑은 고딕" w:eastAsia="맑은 고딕"/>
+          <w:sz w:val="21"/>
+        </w:rPr>
+        <w:t>[하-15] Snapshot Standby를 열 때 쓰는 명령은?</w:t>
+      </w:r>
+    </w:p>
+    <w:p>
+      <w:r>
+        <w:rPr>
+          <w:rFonts w:ascii="맑은 고딕" w:hAnsi="맑은 고딕" w:eastAsia="맑은 고딕"/>
+          <w:sz w:val="21"/>
+        </w:rPr>
+        <w:t>① ALTER DATABASE OPEN READ ONLY</w:t>
+      </w:r>
+    </w:p>
+    <w:p>
+      <w:r>
+        <w:rPr>
+          <w:rFonts w:ascii="맑은 고딕" w:hAnsi="맑은 고딕" w:eastAsia="맑은 고딕"/>
+          <w:sz w:val="21"/>
+        </w:rPr>
+        <w:t>② ALTER DATABASE ACTIVATE</w:t>
+      </w:r>
+    </w:p>
+    <w:p>
+      <w:r>
+        <w:rPr>
+          <w:rFonts w:ascii="맑은 고딕" w:hAnsi="맑은 고딕" w:eastAsia="맑은 고딕"/>
+          <w:sz w:val="21"/>
+        </w:rPr>
+        <w:t>③ ALTER DATABASE OPEN</w:t>
+      </w:r>
+    </w:p>
+    <w:p>
+      <w:r>
+        <w:rPr>
+          <w:rFonts w:ascii="맑은 고딕" w:hAnsi="맑은 고딕" w:eastAsia="맑은 고딕"/>
+          <w:sz w:val="21"/>
+        </w:rPr>
+        <w:t>④ ALTER DATABASE OPEN RESETLOGS</w:t>
+      </w:r>
+    </w:p>
+    <w:p>
+      <w:r>
+        <w:rPr>
+          <w:rFonts w:ascii="맑은 고딕" w:hAnsi="맑은 고딕" w:eastAsia="맑은 고딕"/>
+          <w:sz w:val="21"/>
+        </w:rPr>
+        <w:t>하-16 · 객관식</w:t>
+      </w:r>
+    </w:p>
+    <w:p>
+      <w:r>
+        <w:rPr>
+          <w:rFonts w:ascii="맑은 고딕" w:hAnsi="맑은 고딕" w:eastAsia="맑은 고딕"/>
+          <w:sz w:val="21"/>
+        </w:rPr>
+        <w:t>[하-16] CDB를 연 뒤 PDB의 `OPEN_MODE`는?</w:t>
+      </w:r>
+    </w:p>
+    <w:p>
+      <w:r>
+        <w:rPr>
+          <w:rFonts w:ascii="맑은 고딕" w:hAnsi="맑은 고딕" w:eastAsia="맑은 고딕"/>
+          <w:sz w:val="21"/>
+        </w:rPr>
+        <w:t>① READ WRITE</w:t>
+      </w:r>
+    </w:p>
+    <w:p>
+      <w:r>
+        <w:rPr>
+          <w:rFonts w:ascii="맑은 고딕" w:hAnsi="맑은 고딕" w:eastAsia="맑은 고딕"/>
+          <w:sz w:val="21"/>
+        </w:rPr>
+        <w:t>② READ ONLY</w:t>
+      </w:r>
+    </w:p>
+    <w:p>
+      <w:r>
+        <w:rPr>
+          <w:rFonts w:ascii="맑은 고딕" w:hAnsi="맑은 고딕" w:eastAsia="맑은 고딕"/>
+          <w:sz w:val="21"/>
+        </w:rPr>
+        <w:t>③ MOUNTED</w:t>
+      </w:r>
+    </w:p>
+    <w:p>
+      <w:r>
+        <w:rPr>
+          <w:rFonts w:ascii="맑은 고딕" w:hAnsi="맑은 고딕" w:eastAsia="맑은 고딕"/>
+          <w:sz w:val="21"/>
+        </w:rPr>
+        <w:t>④ MIGRATE</w:t>
+      </w:r>
+    </w:p>
+    <w:p>
+      <w:r>
+        <w:rPr>
+          <w:rFonts w:ascii="맑은 고딕" w:hAnsi="맑은 고딕" w:eastAsia="맑은 고딕"/>
+          <w:sz w:val="21"/>
+        </w:rPr>
+        <w:t>하-17 · 객관식</w:t>
+      </w:r>
+    </w:p>
+    <w:p>
+      <w:r>
+        <w:rPr>
+          <w:rFonts w:ascii="맑은 고딕" w:hAnsi="맑은 고딕" w:eastAsia="맑은 고딕"/>
+          <w:sz w:val="21"/>
+        </w:rPr>
+        <w:t>[하-17] `MOUNTED`인 PDB를 조회하면 나오는 오류는?</w:t>
+      </w:r>
+    </w:p>
+    <w:p>
+      <w:r>
+        <w:rPr>
+          <w:rFonts w:ascii="맑은 고딕" w:hAnsi="맑은 고딕" w:eastAsia="맑은 고딕"/>
+          <w:sz w:val="21"/>
+        </w:rPr>
+        <w:t>① ORA-01109</w:t>
+      </w:r>
+    </w:p>
+    <w:p>
+      <w:r>
+        <w:rPr>
+          <w:rFonts w:ascii="맑은 고딕" w:hAnsi="맑은 고딕" w:eastAsia="맑은 고딕"/>
+          <w:sz w:val="21"/>
+        </w:rPr>
+        <w:t>② ORA-16000</w:t>
+      </w:r>
+    </w:p>
+    <w:p>
+      <w:r>
+        <w:rPr>
+          <w:rFonts w:ascii="맑은 고딕" w:hAnsi="맑은 고딕" w:eastAsia="맑은 고딕"/>
+          <w:sz w:val="21"/>
+        </w:rPr>
+        <w:t>③ ORA-01219</w:t>
+      </w:r>
+    </w:p>
+    <w:p>
+      <w:r>
+        <w:rPr>
+          <w:rFonts w:ascii="맑은 고딕" w:hAnsi="맑은 고딕" w:eastAsia="맑은 고딕"/>
+          <w:sz w:val="21"/>
+        </w:rPr>
+        <w:t>④ ORA-00942</w:t>
+      </w:r>
+    </w:p>
+    <w:p>
+      <w:r>
+        <w:rPr>
+          <w:rFonts w:ascii="맑은 고딕" w:hAnsi="맑은 고딕" w:eastAsia="맑은 고딕"/>
+          <w:sz w:val="21"/>
+        </w:rPr>
+        <w:t>하-18 · 객관식</w:t>
+      </w:r>
+    </w:p>
+    <w:p>
+      <w:r>
+        <w:rPr>
+          <w:rFonts w:ascii="맑은 고딕" w:hAnsi="맑은 고딕" w:eastAsia="맑은 고딕"/>
+          <w:sz w:val="21"/>
+        </w:rPr>
+        <w:t>[하-18] 되돌린 뒤 `V$RESTORE_POINT`의 행 수는?</w:t>
+      </w:r>
+    </w:p>
+    <w:p>
+      <w:r>
+        <w:rPr>
+          <w:rFonts w:ascii="맑은 고딕" w:hAnsi="맑은 고딕" w:eastAsia="맑은 고딕"/>
+          <w:sz w:val="21"/>
+        </w:rPr>
+        <w:t>① 전환 횟수만큼</w:t>
+      </w:r>
+    </w:p>
+    <w:p>
+      <w:r>
+        <w:rPr>
+          <w:rFonts w:ascii="맑은 고딕" w:hAnsi="맑은 고딕" w:eastAsia="맑은 고딕"/>
+          <w:sz w:val="21"/>
+        </w:rPr>
+        <w:t>② 1</w:t>
+      </w:r>
+    </w:p>
+    <w:p>
+      <w:r>
+        <w:rPr>
+          <w:rFonts w:ascii="맑은 고딕" w:hAnsi="맑은 고딕" w:eastAsia="맑은 고딕"/>
+          <w:sz w:val="21"/>
+        </w:rPr>
+        <w:t>③ 2</w:t>
+      </w:r>
+    </w:p>
+    <w:p>
+      <w:r>
+        <w:rPr>
+          <w:rFonts w:ascii="맑은 고딕" w:hAnsi="맑은 고딕" w:eastAsia="맑은 고딕"/>
+          <w:sz w:val="21"/>
+        </w:rPr>
+        <w:t>④ 0</w:t>
+      </w:r>
+    </w:p>
+    <w:p>
+      <w:r>
+        <w:rPr>
+          <w:rFonts w:ascii="맑은 고딕" w:hAnsi="맑은 고딕" w:eastAsia="맑은 고딕"/>
+          <w:sz w:val="21"/>
+        </w:rPr>
+        <w:t>하-19 · 객관식</w:t>
+      </w:r>
+    </w:p>
+    <w:p>
+      <w:r>
+        <w:rPr>
+          <w:rFonts w:ascii="맑은 고딕" w:hAnsi="맑은 고딕" w:eastAsia="맑은 고딕"/>
+          <w:sz w:val="21"/>
+        </w:rPr>
+        <w:t>[하-19] 되돌린 뒤 Snapshot에서 만든 테이블을 조회하면?</w:t>
+      </w:r>
+    </w:p>
+    <w:p>
+      <w:r>
+        <w:rPr>
+          <w:rFonts w:ascii="맑은 고딕" w:hAnsi="맑은 고딕" w:eastAsia="맑은 고딕"/>
+          <w:sz w:val="21"/>
+        </w:rPr>
+        <w:t>① ORA-01219</w:t>
+      </w:r>
+    </w:p>
+    <w:p>
+      <w:r>
+        <w:rPr>
+          <w:rFonts w:ascii="맑은 고딕" w:hAnsi="맑은 고딕" w:eastAsia="맑은 고딕"/>
+          <w:sz w:val="21"/>
+        </w:rPr>
+        <w:t>② 그대로 남아 있다</w:t>
+      </w:r>
+    </w:p>
+    <w:p>
+      <w:r>
+        <w:rPr>
+          <w:rFonts w:ascii="맑은 고딕" w:hAnsi="맑은 고딕" w:eastAsia="맑은 고딕"/>
+          <w:sz w:val="21"/>
+        </w:rPr>
+        <w:t>③ 0행이 나온다</w:t>
+      </w:r>
+    </w:p>
+    <w:p>
+      <w:r>
+        <w:rPr>
+          <w:rFonts w:ascii="맑은 고딕" w:hAnsi="맑은 고딕" w:eastAsia="맑은 고딕"/>
+          <w:sz w:val="21"/>
+        </w:rPr>
+        <w:t>④ ORA-00942</w:t>
+      </w:r>
+    </w:p>
+    <w:p>
+      <w:r>
+        <w:rPr>
+          <w:rFonts w:ascii="맑은 고딕" w:hAnsi="맑은 고딕" w:eastAsia="맑은 고딕"/>
+          <w:sz w:val="21"/>
+        </w:rPr>
+        <w:t>하-20 · 객관식</w:t>
+      </w:r>
+    </w:p>
+    <w:p>
+      <w:r>
+        <w:rPr>
+          <w:rFonts w:ascii="맑은 고딕" w:hAnsi="맑은 고딕" w:eastAsia="맑은 고딕"/>
+          <w:sz w:val="21"/>
+        </w:rPr>
+        <w:t>[하-20] 되돌린 뒤 MRP를 먼저 띄우고 열려고 하면?</w:t>
       </w:r>
     </w:p>
     <w:p>
@@ -708,7 +1086,7 @@
           <w:rFonts w:ascii="맑은 고딕" w:hAnsi="맑은 고딕" w:eastAsia="맑은 고딕"/>
           <w:sz w:val="21"/>
         </w:rPr>
-        <w:t>② 정상 기동한다</w:t>
+        <w:t>② 정상적으로 열린다</w:t>
       </w:r>
     </w:p>
     <w:p>
@@ -727,384 +1105,6 @@
           <w:sz w:val="21"/>
         </w:rPr>
         <w:t>④ ORA-38784</w:t>
-      </w:r>
-    </w:p>
-    <w:p>
-      <w:r>
-        <w:rPr>
-          <w:rFonts w:ascii="맑은 고딕" w:hAnsi="맑은 고딕" w:eastAsia="맑은 고딕"/>
-          <w:sz w:val="21"/>
-        </w:rPr>
-        <w:t>하-14 · 객관식</w:t>
-      </w:r>
-    </w:p>
-    <w:p>
-      <w:r>
-        <w:rPr>
-          <w:rFonts w:ascii="맑은 고딕" w:hAnsi="맑은 고딕" w:eastAsia="맑은 고딕"/>
-          <w:sz w:val="21"/>
-        </w:rPr>
-        <w:t>[하-14] Snapshot Standby의 `RECOVERY_MODE` 값은?</w:t>
-      </w:r>
-    </w:p>
-    <w:p>
-      <w:r>
-        <w:rPr>
-          <w:rFonts w:ascii="맑은 고딕" w:hAnsi="맑은 고딕" w:eastAsia="맑은 고딕"/>
-          <w:sz w:val="21"/>
-        </w:rPr>
-        <w:t>① IDLE</w:t>
-      </w:r>
-    </w:p>
-    <w:p>
-      <w:r>
-        <w:rPr>
-          <w:rFonts w:ascii="맑은 고딕" w:hAnsi="맑은 고딕" w:eastAsia="맑은 고딕"/>
-          <w:sz w:val="21"/>
-        </w:rPr>
-        <w:t>② MANAGED REAL TIME APPLY</w:t>
-      </w:r>
-    </w:p>
-    <w:p>
-      <w:r>
-        <w:rPr>
-          <w:rFonts w:ascii="맑은 고딕" w:hAnsi="맑은 고딕" w:eastAsia="맑은 고딕"/>
-          <w:sz w:val="21"/>
-        </w:rPr>
-        <w:t>③ MANAGED</w:t>
-      </w:r>
-    </w:p>
-    <w:p>
-      <w:r>
-        <w:rPr>
-          <w:rFonts w:ascii="맑은 고딕" w:hAnsi="맑은 고딕" w:eastAsia="맑은 고딕"/>
-          <w:sz w:val="21"/>
-        </w:rPr>
-        <w:t>④ ACTIVE</w:t>
-      </w:r>
-    </w:p>
-    <w:p>
-      <w:r>
-        <w:rPr>
-          <w:rFonts w:ascii="맑은 고딕" w:hAnsi="맑은 고딕" w:eastAsia="맑은 고딕"/>
-          <w:sz w:val="21"/>
-        </w:rPr>
-        <w:t>하-15 · 객관식</w:t>
-      </w:r>
-    </w:p>
-    <w:p>
-      <w:r>
-        <w:rPr>
-          <w:rFonts w:ascii="맑은 고딕" w:hAnsi="맑은 고딕" w:eastAsia="맑은 고딕"/>
-          <w:sz w:val="21"/>
-        </w:rPr>
-        <w:t>[하-15] Snapshot Standby를 열 때 쓰는 명령은?</w:t>
-      </w:r>
-    </w:p>
-    <w:p>
-      <w:r>
-        <w:rPr>
-          <w:rFonts w:ascii="맑은 고딕" w:hAnsi="맑은 고딕" w:eastAsia="맑은 고딕"/>
-          <w:sz w:val="21"/>
-        </w:rPr>
-        <w:t>① ALTER DATABASE OPEN</w:t>
-      </w:r>
-    </w:p>
-    <w:p>
-      <w:r>
-        <w:rPr>
-          <w:rFonts w:ascii="맑은 고딕" w:hAnsi="맑은 고딕" w:eastAsia="맑은 고딕"/>
-          <w:sz w:val="21"/>
-        </w:rPr>
-        <w:t>② ALTER DATABASE OPEN READ ONLY</w:t>
-      </w:r>
-    </w:p>
-    <w:p>
-      <w:r>
-        <w:rPr>
-          <w:rFonts w:ascii="맑은 고딕" w:hAnsi="맑은 고딕" w:eastAsia="맑은 고딕"/>
-          <w:sz w:val="21"/>
-        </w:rPr>
-        <w:t>③ ALTER DATABASE OPEN RESETLOGS</w:t>
-      </w:r>
-    </w:p>
-    <w:p>
-      <w:r>
-        <w:rPr>
-          <w:rFonts w:ascii="맑은 고딕" w:hAnsi="맑은 고딕" w:eastAsia="맑은 고딕"/>
-          <w:sz w:val="21"/>
-        </w:rPr>
-        <w:t>④ ALTER DATABASE ACTIVATE</w:t>
-      </w:r>
-    </w:p>
-    <w:p>
-      <w:r>
-        <w:rPr>
-          <w:rFonts w:ascii="맑은 고딕" w:hAnsi="맑은 고딕" w:eastAsia="맑은 고딕"/>
-          <w:sz w:val="21"/>
-        </w:rPr>
-        <w:t>하-16 · 객관식</w:t>
-      </w:r>
-    </w:p>
-    <w:p>
-      <w:r>
-        <w:rPr>
-          <w:rFonts w:ascii="맑은 고딕" w:hAnsi="맑은 고딕" w:eastAsia="맑은 고딕"/>
-          <w:sz w:val="21"/>
-        </w:rPr>
-        <w:t>[하-16] CDB를 연 뒤 PDB의 `OPEN_MODE`는?</w:t>
-      </w:r>
-    </w:p>
-    <w:p>
-      <w:r>
-        <w:rPr>
-          <w:rFonts w:ascii="맑은 고딕" w:hAnsi="맑은 고딕" w:eastAsia="맑은 고딕"/>
-          <w:sz w:val="21"/>
-        </w:rPr>
-        <w:t>① MOUNTED</w:t>
-      </w:r>
-    </w:p>
-    <w:p>
-      <w:r>
-        <w:rPr>
-          <w:rFonts w:ascii="맑은 고딕" w:hAnsi="맑은 고딕" w:eastAsia="맑은 고딕"/>
-          <w:sz w:val="21"/>
-        </w:rPr>
-        <w:t>② READ WRITE</w:t>
-      </w:r>
-    </w:p>
-    <w:p>
-      <w:r>
-        <w:rPr>
-          <w:rFonts w:ascii="맑은 고딕" w:hAnsi="맑은 고딕" w:eastAsia="맑은 고딕"/>
-          <w:sz w:val="21"/>
-        </w:rPr>
-        <w:t>③ READ ONLY</w:t>
-      </w:r>
-    </w:p>
-    <w:p>
-      <w:r>
-        <w:rPr>
-          <w:rFonts w:ascii="맑은 고딕" w:hAnsi="맑은 고딕" w:eastAsia="맑은 고딕"/>
-          <w:sz w:val="21"/>
-        </w:rPr>
-        <w:t>④ MIGRATE</w:t>
-      </w:r>
-    </w:p>
-    <w:p>
-      <w:r>
-        <w:rPr>
-          <w:rFonts w:ascii="맑은 고딕" w:hAnsi="맑은 고딕" w:eastAsia="맑은 고딕"/>
-          <w:sz w:val="21"/>
-        </w:rPr>
-        <w:t>하-17 · 객관식</w:t>
-      </w:r>
-    </w:p>
-    <w:p>
-      <w:r>
-        <w:rPr>
-          <w:rFonts w:ascii="맑은 고딕" w:hAnsi="맑은 고딕" w:eastAsia="맑은 고딕"/>
-          <w:sz w:val="21"/>
-        </w:rPr>
-        <w:t>[하-17] `MOUNTED`인 PDB를 조회하면 나오는 오류는?</w:t>
-      </w:r>
-    </w:p>
-    <w:p>
-      <w:r>
-        <w:rPr>
-          <w:rFonts w:ascii="맑은 고딕" w:hAnsi="맑은 고딕" w:eastAsia="맑은 고딕"/>
-          <w:sz w:val="21"/>
-        </w:rPr>
-        <w:t>① ORA-01219</w:t>
-      </w:r>
-    </w:p>
-    <w:p>
-      <w:r>
-        <w:rPr>
-          <w:rFonts w:ascii="맑은 고딕" w:hAnsi="맑은 고딕" w:eastAsia="맑은 고딕"/>
-          <w:sz w:val="21"/>
-        </w:rPr>
-        <w:t>② ORA-00942</w:t>
-      </w:r>
-    </w:p>
-    <w:p>
-      <w:r>
-        <w:rPr>
-          <w:rFonts w:ascii="맑은 고딕" w:hAnsi="맑은 고딕" w:eastAsia="맑은 고딕"/>
-          <w:sz w:val="21"/>
-        </w:rPr>
-        <w:t>③ ORA-16000</w:t>
-      </w:r>
-    </w:p>
-    <w:p>
-      <w:r>
-        <w:rPr>
-          <w:rFonts w:ascii="맑은 고딕" w:hAnsi="맑은 고딕" w:eastAsia="맑은 고딕"/>
-          <w:sz w:val="21"/>
-        </w:rPr>
-        <w:t>④ ORA-01109</w:t>
-      </w:r>
-    </w:p>
-    <w:p>
-      <w:r>
-        <w:rPr>
-          <w:rFonts w:ascii="맑은 고딕" w:hAnsi="맑은 고딕" w:eastAsia="맑은 고딕"/>
-          <w:sz w:val="21"/>
-        </w:rPr>
-        <w:t>하-18 · 객관식</w:t>
-      </w:r>
-    </w:p>
-    <w:p>
-      <w:r>
-        <w:rPr>
-          <w:rFonts w:ascii="맑은 고딕" w:hAnsi="맑은 고딕" w:eastAsia="맑은 고딕"/>
-          <w:sz w:val="21"/>
-        </w:rPr>
-        <w:t>[하-18] 되돌린 뒤 `V$RESTORE_POINT`의 행 수는?</w:t>
-      </w:r>
-    </w:p>
-    <w:p>
-      <w:r>
-        <w:rPr>
-          <w:rFonts w:ascii="맑은 고딕" w:hAnsi="맑은 고딕" w:eastAsia="맑은 고딕"/>
-          <w:sz w:val="21"/>
-        </w:rPr>
-        <w:t>① 0</w:t>
-      </w:r>
-    </w:p>
-    <w:p>
-      <w:r>
-        <w:rPr>
-          <w:rFonts w:ascii="맑은 고딕" w:hAnsi="맑은 고딕" w:eastAsia="맑은 고딕"/>
-          <w:sz w:val="21"/>
-        </w:rPr>
-        <w:t>② 1</w:t>
-      </w:r>
-    </w:p>
-    <w:p>
-      <w:r>
-        <w:rPr>
-          <w:rFonts w:ascii="맑은 고딕" w:hAnsi="맑은 고딕" w:eastAsia="맑은 고딕"/>
-          <w:sz w:val="21"/>
-        </w:rPr>
-        <w:t>③ 2</w:t>
-      </w:r>
-    </w:p>
-    <w:p>
-      <w:r>
-        <w:rPr>
-          <w:rFonts w:ascii="맑은 고딕" w:hAnsi="맑은 고딕" w:eastAsia="맑은 고딕"/>
-          <w:sz w:val="21"/>
-        </w:rPr>
-        <w:t>④ 전환 횟수만큼</w:t>
-      </w:r>
-    </w:p>
-    <w:p>
-      <w:r>
-        <w:rPr>
-          <w:rFonts w:ascii="맑은 고딕" w:hAnsi="맑은 고딕" w:eastAsia="맑은 고딕"/>
-          <w:sz w:val="21"/>
-        </w:rPr>
-        <w:t>하-19 · 객관식</w:t>
-      </w:r>
-    </w:p>
-    <w:p>
-      <w:r>
-        <w:rPr>
-          <w:rFonts w:ascii="맑은 고딕" w:hAnsi="맑은 고딕" w:eastAsia="맑은 고딕"/>
-          <w:sz w:val="21"/>
-        </w:rPr>
-        <w:t>[하-19] 되돌린 뒤 Snapshot에서 만든 테이블을 조회하면?</w:t>
-      </w:r>
-    </w:p>
-    <w:p>
-      <w:r>
-        <w:rPr>
-          <w:rFonts w:ascii="맑은 고딕" w:hAnsi="맑은 고딕" w:eastAsia="맑은 고딕"/>
-          <w:sz w:val="21"/>
-        </w:rPr>
-        <w:t>① ORA-00942</w:t>
-      </w:r>
-    </w:p>
-    <w:p>
-      <w:r>
-        <w:rPr>
-          <w:rFonts w:ascii="맑은 고딕" w:hAnsi="맑은 고딕" w:eastAsia="맑은 고딕"/>
-          <w:sz w:val="21"/>
-        </w:rPr>
-        <w:t>② 0행이 나온다</w:t>
-      </w:r>
-    </w:p>
-    <w:p>
-      <w:r>
-        <w:rPr>
-          <w:rFonts w:ascii="맑은 고딕" w:hAnsi="맑은 고딕" w:eastAsia="맑은 고딕"/>
-          <w:sz w:val="21"/>
-        </w:rPr>
-        <w:t>③ 그대로 남아 있다</w:t>
-      </w:r>
-    </w:p>
-    <w:p>
-      <w:r>
-        <w:rPr>
-          <w:rFonts w:ascii="맑은 고딕" w:hAnsi="맑은 고딕" w:eastAsia="맑은 고딕"/>
-          <w:sz w:val="21"/>
-        </w:rPr>
-        <w:t>④ ORA-01219</w:t>
-      </w:r>
-    </w:p>
-    <w:p>
-      <w:r>
-        <w:rPr>
-          <w:rFonts w:ascii="맑은 고딕" w:hAnsi="맑은 고딕" w:eastAsia="맑은 고딕"/>
-          <w:sz w:val="21"/>
-        </w:rPr>
-        <w:t>하-20 · 객관식</w:t>
-      </w:r>
-    </w:p>
-    <w:p>
-      <w:r>
-        <w:rPr>
-          <w:rFonts w:ascii="맑은 고딕" w:hAnsi="맑은 고딕" w:eastAsia="맑은 고딕"/>
-          <w:sz w:val="21"/>
-        </w:rPr>
-        <w:t>[하-20] 되돌린 뒤 MRP를 먼저 띄우고 열려고 하면?</w:t>
-      </w:r>
-    </w:p>
-    <w:p>
-      <w:r>
-        <w:rPr>
-          <w:rFonts w:ascii="맑은 고딕" w:hAnsi="맑은 고딕" w:eastAsia="맑은 고딕"/>
-          <w:sz w:val="21"/>
-        </w:rPr>
-        <w:t>① ORA-10456</w:t>
-      </w:r>
-    </w:p>
-    <w:p>
-      <w:r>
-        <w:rPr>
-          <w:rFonts w:ascii="맑은 고딕" w:hAnsi="맑은 고딕" w:eastAsia="맑은 고딕"/>
-          <w:sz w:val="21"/>
-        </w:rPr>
-        <w:t>② ORA-01665</w:t>
-      </w:r>
-    </w:p>
-    <w:p>
-      <w:r>
-        <w:rPr>
-          <w:rFonts w:ascii="맑은 고딕" w:hAnsi="맑은 고딕" w:eastAsia="맑은 고딕"/>
-          <w:sz w:val="21"/>
-        </w:rPr>
-        <w:t>③ ORA-38784</w:t>
-      </w:r>
-    </w:p>
-    <w:p>
-      <w:r>
-        <w:rPr>
-          <w:rFonts w:ascii="맑은 고딕" w:hAnsi="맑은 고딕" w:eastAsia="맑은 고딕"/>
-          <w:sz w:val="21"/>
-        </w:rPr>
-        <w:t>④ 정상적으로 열린다</w:t>
       </w:r>
     </w:p>
     <w:p>
@@ -1148,25 +1148,25 @@
           <w:rFonts w:ascii="맑은 고딕" w:hAnsi="맑은 고딕" w:eastAsia="맑은 고딕"/>
           <w:sz w:val="21"/>
         </w:rPr>
-        <w:t>② 조회 부하 분산</w:t>
-      </w:r>
-    </w:p>
-    <w:p>
-      <w:r>
-        <w:rPr>
-          <w:rFonts w:ascii="맑은 고딕" w:hAnsi="맑은 고딕" w:eastAsia="맑은 고딕"/>
-          <w:sz w:val="21"/>
-        </w:rPr>
-        <w:t>③ 백업 부하 분산</w:t>
-      </w:r>
-    </w:p>
-    <w:p>
-      <w:r>
-        <w:rPr>
-          <w:rFonts w:ascii="맑은 고딕" w:hAnsi="맑은 고딕" w:eastAsia="맑은 고딕"/>
-          <w:sz w:val="21"/>
-        </w:rPr>
-        <w:t>④ 원거리 무손실 전송</w:t>
+        <w:t>② 원거리 무손실 전송</w:t>
+      </w:r>
+    </w:p>
+    <w:p>
+      <w:r>
+        <w:rPr>
+          <w:rFonts w:ascii="맑은 고딕" w:hAnsi="맑은 고딕" w:eastAsia="맑은 고딕"/>
+          <w:sz w:val="21"/>
+        </w:rPr>
+        <w:t>③ 조회 부하 분산</w:t>
+      </w:r>
+    </w:p>
+    <w:p>
+      <w:r>
+        <w:rPr>
+          <w:rFonts w:ascii="맑은 고딕" w:hAnsi="맑은 고딕" w:eastAsia="맑은 고딕"/>
+          <w:sz w:val="21"/>
+        </w:rPr>
+        <w:t>④ 백업 부하 분산</w:t>
       </w:r>
     </w:p>
     <w:p>
@@ -1193,34 +1193,34 @@
           <w:rFonts w:ascii="맑은 고딕" w:hAnsi="맑은 고딕" w:eastAsia="맑은 고딕"/>
           <w:sz w:val="21"/>
         </w:rPr>
-        <w:t>① 준비가 빠르고 저장 공간이 적게 들며 데이터가 최신이다</w:t>
-      </w:r>
-    </w:p>
-    <w:p>
-      <w:r>
-        <w:rPr>
-          <w:rFonts w:ascii="맑은 고딕" w:hAnsi="맑은 고딕" w:eastAsia="맑은 고딕"/>
-          <w:sz w:val="21"/>
-        </w:rPr>
-        <w:t>② 오래 유지할 수 있다</w:t>
-      </w:r>
-    </w:p>
-    <w:p>
-      <w:r>
-        <w:rPr>
-          <w:rFonts w:ascii="맑은 고딕" w:hAnsi="맑은 고딕" w:eastAsia="맑은 고딕"/>
-          <w:sz w:val="21"/>
-        </w:rPr>
-        <w:t>③ 결과를 영구 보존한다</w:t>
-      </w:r>
-    </w:p>
-    <w:p>
-      <w:r>
-        <w:rPr>
-          <w:rFonts w:ascii="맑은 고딕" w:hAnsi="맑은 고딕" w:eastAsia="맑은 고딕"/>
-          <w:sz w:val="21"/>
-        </w:rPr>
-        <w:t>④ 재해 복구 능력이 유지된다</w:t>
+        <w:t>① 재해 복구 능력이 유지된다</w:t>
+      </w:r>
+    </w:p>
+    <w:p>
+      <w:r>
+        <w:rPr>
+          <w:rFonts w:ascii="맑은 고딕" w:hAnsi="맑은 고딕" w:eastAsia="맑은 고딕"/>
+          <w:sz w:val="21"/>
+        </w:rPr>
+        <w:t>② 결과를 영구 보존한다</w:t>
+      </w:r>
+    </w:p>
+    <w:p>
+      <w:r>
+        <w:rPr>
+          <w:rFonts w:ascii="맑은 고딕" w:hAnsi="맑은 고딕" w:eastAsia="맑은 고딕"/>
+          <w:sz w:val="21"/>
+        </w:rPr>
+        <w:t>③ 준비가 빠르고 저장 공간이 적게 들며 데이터가 최신이다</w:t>
+      </w:r>
+    </w:p>
+    <w:p>
+      <w:r>
+        <w:rPr>
+          <w:rFonts w:ascii="맑은 고딕" w:hAnsi="맑은 고딕" w:eastAsia="맑은 고딕"/>
+          <w:sz w:val="21"/>
+        </w:rPr>
+        <w:t>④ 오래 유지할 수 있다</w:t>
       </w:r>
     </w:p>
     <w:p>
@@ -1247,16 +1247,16 @@
           <w:rFonts w:ascii="맑은 고딕" w:hAnsi="맑은 고딕" w:eastAsia="맑은 고딕"/>
           <w:sz w:val="21"/>
         </w:rPr>
-        <w:t>① 그 Standby의 재해 복구 능력</w:t>
-      </w:r>
-    </w:p>
-    <w:p>
-      <w:r>
-        <w:rPr>
-          <w:rFonts w:ascii="맑은 고딕" w:hAnsi="맑은 고딕" w:eastAsia="맑은 고딕"/>
-          <w:sz w:val="21"/>
-        </w:rPr>
-        <w:t>② Primary의 가용성</w:t>
+        <w:t>① Primary의 가용성</w:t>
+      </w:r>
+    </w:p>
+    <w:p>
+      <w:r>
+        <w:rPr>
+          <w:rFonts w:ascii="맑은 고딕" w:hAnsi="맑은 고딕" w:eastAsia="맑은 고딕"/>
+          <w:sz w:val="21"/>
+        </w:rPr>
+        <w:t>② 그 Standby의 재해 복구 능력</w:t>
       </w:r>
     </w:p>
     <w:p>
@@ -1319,16 +1319,16 @@
           <w:rFonts w:ascii="맑은 고딕" w:hAnsi="맑은 고딕" w:eastAsia="맑은 고딕"/>
           <w:sz w:val="21"/>
         </w:rPr>
-        <w:t>③ FRA가 가득 찼다</w:t>
-      </w:r>
-    </w:p>
-    <w:p>
-      <w:r>
-        <w:rPr>
-          <w:rFonts w:ascii="맑은 고딕" w:hAnsi="맑은 고딕" w:eastAsia="맑은 고딕"/>
-          <w:sz w:val="21"/>
-        </w:rPr>
-        <w:t>④ 리스너가 죽었다</w:t>
+        <w:t>③ 리스너가 죽었다</w:t>
+      </w:r>
+    </w:p>
+    <w:p>
+      <w:r>
+        <w:rPr>
+          <w:rFonts w:ascii="맑은 고딕" w:hAnsi="맑은 고딕" w:eastAsia="맑은 고딕"/>
+          <w:sz w:val="21"/>
+        </w:rPr>
+        <w:t>④ FRA가 가득 찼다</w:t>
       </w:r>
     </w:p>
     <w:p>
@@ -1355,7 +1355,7 @@
           <w:rFonts w:ascii="맑은 고딕" w:hAnsi="맑은 고딕" w:eastAsia="맑은 고딕"/>
           <w:sz w:val="21"/>
         </w:rPr>
-        <w:t>① MRP가 SCN을 계속 진행시켜 고정할 수 없다</w:t>
+        <w:t>① PDB가 열려 있다</w:t>
       </w:r>
     </w:p>
     <w:p>
@@ -1373,16 +1373,16 @@
           <w:rFonts w:ascii="맑은 고딕" w:hAnsi="맑은 고딕" w:eastAsia="맑은 고딕"/>
           <w:sz w:val="21"/>
         </w:rPr>
-        <w:t>③ 플래시백이 꺼져 있다</w:t>
-      </w:r>
-    </w:p>
-    <w:p>
-      <w:r>
-        <w:rPr>
-          <w:rFonts w:ascii="맑은 고딕" w:hAnsi="맑은 고딕" w:eastAsia="맑은 고딕"/>
-          <w:sz w:val="21"/>
-        </w:rPr>
-        <w:t>④ PDB가 열려 있다</w:t>
+        <w:t>③ MRP가 SCN을 계속 진행시켜 고정할 수 없다</w:t>
+      </w:r>
+    </w:p>
+    <w:p>
+      <w:r>
+        <w:rPr>
+          <w:rFonts w:ascii="맑은 고딕" w:hAnsi="맑은 고딕" w:eastAsia="맑은 고딕"/>
+          <w:sz w:val="21"/>
+        </w:rPr>
+        <w:t>④ 플래시백이 꺼져 있다</w:t>
       </w:r>
     </w:p>
     <w:p>
@@ -1409,34 +1409,34 @@
           <w:rFonts w:ascii="맑은 고딕" w:hAnsi="맑은 고딕" w:eastAsia="맑은 고딕"/>
           <w:sz w:val="21"/>
         </w:rPr>
-        <w:t>① READ ONLY WITH APPLY → READ ONLY</w:t>
-      </w:r>
-    </w:p>
-    <w:p>
-      <w:r>
-        <w:rPr>
-          <w:rFonts w:ascii="맑은 고딕" w:hAnsi="맑은 고딕" w:eastAsia="맑은 고딕"/>
-          <w:sz w:val="21"/>
-        </w:rPr>
-        <w:t>② READ ONLY → MOUNTED</w:t>
-      </w:r>
-    </w:p>
-    <w:p>
-      <w:r>
-        <w:rPr>
-          <w:rFonts w:ascii="맑은 고딕" w:hAnsi="맑은 고딕" w:eastAsia="맑은 고딕"/>
-          <w:sz w:val="21"/>
-        </w:rPr>
-        <w:t>③ 변화 없다</w:t>
-      </w:r>
-    </w:p>
-    <w:p>
-      <w:r>
-        <w:rPr>
-          <w:rFonts w:ascii="맑은 고딕" w:hAnsi="맑은 고딕" w:eastAsia="맑은 고딕"/>
-          <w:sz w:val="21"/>
-        </w:rPr>
-        <w:t>④ READ ONLY → READ WRITE</w:t>
+        <w:t>① READ ONLY → READ WRITE</w:t>
+      </w:r>
+    </w:p>
+    <w:p>
+      <w:r>
+        <w:rPr>
+          <w:rFonts w:ascii="맑은 고딕" w:hAnsi="맑은 고딕" w:eastAsia="맑은 고딕"/>
+          <w:sz w:val="21"/>
+        </w:rPr>
+        <w:t>② 변화 없다</w:t>
+      </w:r>
+    </w:p>
+    <w:p>
+      <w:r>
+        <w:rPr>
+          <w:rFonts w:ascii="맑은 고딕" w:hAnsi="맑은 고딕" w:eastAsia="맑은 고딕"/>
+          <w:sz w:val="21"/>
+        </w:rPr>
+        <w:t>③ READ ONLY WITH APPLY → READ ONLY</w:t>
+      </w:r>
+    </w:p>
+    <w:p>
+      <w:r>
+        <w:rPr>
+          <w:rFonts w:ascii="맑은 고딕" w:hAnsi="맑은 고딕" w:eastAsia="맑은 고딕"/>
+          <w:sz w:val="21"/>
+        </w:rPr>
+        <w:t>④ READ ONLY → MOUNTED</w:t>
       </w:r>
     </w:p>
     <w:p>
@@ -1463,34 +1463,34 @@
           <w:rFonts w:ascii="맑은 고딕" w:hAnsi="맑은 고딕" w:eastAsia="맑은 고딕"/>
           <w:sz w:val="21"/>
         </w:rPr>
-        <w:t>① 열려 있어도 되고 MOUNT여도 된다</w:t>
-      </w:r>
-    </w:p>
-    <w:p>
-      <w:r>
-        <w:rPr>
-          <w:rFonts w:ascii="맑은 고딕" w:hAnsi="맑은 고딕" w:eastAsia="맑은 고딕"/>
-          <w:sz w:val="21"/>
-        </w:rPr>
-        <w:t>② MOUNT에서만</w:t>
-      </w:r>
-    </w:p>
-    <w:p>
-      <w:r>
-        <w:rPr>
-          <w:rFonts w:ascii="맑은 고딕" w:hAnsi="맑은 고딕" w:eastAsia="맑은 고딕"/>
-          <w:sz w:val="21"/>
-        </w:rPr>
-        <w:t>③ 열려 있을 때만</w:t>
-      </w:r>
-    </w:p>
-    <w:p>
-      <w:r>
-        <w:rPr>
-          <w:rFonts w:ascii="맑은 고딕" w:hAnsi="맑은 고딕" w:eastAsia="맑은 고딕"/>
-          <w:sz w:val="21"/>
-        </w:rPr>
-        <w:t>④ NOMOUNT에서만</w:t>
+        <w:t>① MOUNT에서만</w:t>
+      </w:r>
+    </w:p>
+    <w:p>
+      <w:r>
+        <w:rPr>
+          <w:rFonts w:ascii="맑은 고딕" w:hAnsi="맑은 고딕" w:eastAsia="맑은 고딕"/>
+          <w:sz w:val="21"/>
+        </w:rPr>
+        <w:t>② 열려 있을 때만</w:t>
+      </w:r>
+    </w:p>
+    <w:p>
+      <w:r>
+        <w:rPr>
+          <w:rFonts w:ascii="맑은 고딕" w:hAnsi="맑은 고딕" w:eastAsia="맑은 고딕"/>
+          <w:sz w:val="21"/>
+        </w:rPr>
+        <w:t>③ NOMOUNT에서만</w:t>
+      </w:r>
+    </w:p>
+    <w:p>
+      <w:r>
+        <w:rPr>
+          <w:rFonts w:ascii="맑은 고딕" w:hAnsi="맑은 고딕" w:eastAsia="맑은 고딕"/>
+          <w:sz w:val="21"/>
+        </w:rPr>
+        <w:t>④ 열려 있어도 되고 MOUNT여도 된다</w:t>
       </w:r>
     </w:p>
     <w:p>
@@ -1526,16 +1526,16 @@
           <w:rFonts w:ascii="맑은 고딕" w:hAnsi="맑은 고딕" w:eastAsia="맑은 고딕"/>
           <w:sz w:val="21"/>
         </w:rPr>
-        <w:t>② 열려 있어야 한다</w:t>
-      </w:r>
-    </w:p>
-    <w:p>
-      <w:r>
-        <w:rPr>
-          <w:rFonts w:ascii="맑은 고딕" w:hAnsi="맑은 고딕" w:eastAsia="맑은 고딕"/>
-          <w:sz w:val="21"/>
-        </w:rPr>
-        <w:t>③ NOMOUNT</w:t>
+        <w:t>② NOMOUNT</w:t>
+      </w:r>
+    </w:p>
+    <w:p>
+      <w:r>
+        <w:rPr>
+          <w:rFonts w:ascii="맑은 고딕" w:hAnsi="맑은 고딕" w:eastAsia="맑은 고딕"/>
+          <w:sz w:val="21"/>
+        </w:rPr>
+        <w:t>③ 열려 있어야 한다</w:t>
       </w:r>
     </w:p>
     <w:p>
@@ -1571,25 +1571,25 @@
           <w:rFonts w:ascii="맑은 고딕" w:hAnsi="맑은 고딕" w:eastAsia="맑은 고딕"/>
           <w:sz w:val="21"/>
         </w:rPr>
-        <w:t>① 데이터 파일을 되감으려면 아무도 쓰고 있지 않아야 한다</w:t>
-      </w:r>
-    </w:p>
-    <w:p>
-      <w:r>
-        <w:rPr>
-          <w:rFonts w:ascii="맑은 고딕" w:hAnsi="맑은 고딕" w:eastAsia="맑은 고딕"/>
-          <w:sz w:val="21"/>
-        </w:rPr>
-        <w:t>② 컨트롤 파일을 새로 만들기 때문</w:t>
-      </w:r>
-    </w:p>
-    <w:p>
-      <w:r>
-        <w:rPr>
-          <w:rFonts w:ascii="맑은 고딕" w:hAnsi="맑은 고딕" w:eastAsia="맑은 고딕"/>
-          <w:sz w:val="21"/>
-        </w:rPr>
-        <w:t>③ 리스너를 재기동하기 때문</w:t>
+        <w:t>① 리스너를 재기동하기 때문</w:t>
+      </w:r>
+    </w:p>
+    <w:p>
+      <w:r>
+        <w:rPr>
+          <w:rFonts w:ascii="맑은 고딕" w:hAnsi="맑은 고딕" w:eastAsia="맑은 고딕"/>
+          <w:sz w:val="21"/>
+        </w:rPr>
+        <w:t>② 데이터 파일을 되감으려면 아무도 쓰고 있지 않아야 한다</w:t>
+      </w:r>
+    </w:p>
+    <w:p>
+      <w:r>
+        <w:rPr>
+          <w:rFonts w:ascii="맑은 고딕" w:hAnsi="맑은 고딕" w:eastAsia="맑은 고딕"/>
+          <w:sz w:val="21"/>
+        </w:rPr>
+        <w:t>③ 컨트롤 파일을 새로 만들기 때문</w:t>
       </w:r>
     </w:p>
     <w:p>
@@ -1625,34 +1625,34 @@
           <w:rFonts w:ascii="맑은 고딕" w:hAnsi="맑은 고딕" w:eastAsia="맑은 고딕"/>
           <w:sz w:val="21"/>
         </w:rPr>
-        <w:t>① transport 0, apply 계속 증가</w:t>
-      </w:r>
-    </w:p>
-    <w:p>
-      <w:r>
-        <w:rPr>
-          <w:rFonts w:ascii="맑은 고딕" w:hAnsi="맑은 고딕" w:eastAsia="맑은 고딕"/>
-          <w:sz w:val="21"/>
-        </w:rPr>
-        <w:t>② 둘 다 0</w:t>
-      </w:r>
-    </w:p>
-    <w:p>
-      <w:r>
-        <w:rPr>
-          <w:rFonts w:ascii="맑은 고딕" w:hAnsi="맑은 고딕" w:eastAsia="맑은 고딕"/>
-          <w:sz w:val="21"/>
-        </w:rPr>
-        <w:t>③ 둘 다 증가</w:t>
-      </w:r>
-    </w:p>
-    <w:p>
-      <w:r>
-        <w:rPr>
-          <w:rFonts w:ascii="맑은 고딕" w:hAnsi="맑은 고딕" w:eastAsia="맑은 고딕"/>
-          <w:sz w:val="21"/>
-        </w:rPr>
-        <w:t>④ transport 증가, apply 0</w:t>
+        <w:t>① 둘 다 증가</w:t>
+      </w:r>
+    </w:p>
+    <w:p>
+      <w:r>
+        <w:rPr>
+          <w:rFonts w:ascii="맑은 고딕" w:hAnsi="맑은 고딕" w:eastAsia="맑은 고딕"/>
+          <w:sz w:val="21"/>
+        </w:rPr>
+        <w:t>② transport 증가, apply 0</w:t>
+      </w:r>
+    </w:p>
+    <w:p>
+      <w:r>
+        <w:rPr>
+          <w:rFonts w:ascii="맑은 고딕" w:hAnsi="맑은 고딕" w:eastAsia="맑은 고딕"/>
+          <w:sz w:val="21"/>
+        </w:rPr>
+        <w:t>③ transport 0, apply 계속 증가</w:t>
+      </w:r>
+    </w:p>
+    <w:p>
+      <w:r>
+        <w:rPr>
+          <w:rFonts w:ascii="맑은 고딕" w:hAnsi="맑은 고딕" w:eastAsia="맑은 고딕"/>
+          <w:sz w:val="21"/>
+        </w:rPr>
+        <w:t>④ 둘 다 0</w:t>
       </w:r>
     </w:p>
     <w:p>
@@ -1679,34 +1679,34 @@
           <w:rFonts w:ascii="맑은 고딕" w:hAnsi="맑은 고딕" w:eastAsia="맑은 고딕"/>
           <w:sz w:val="21"/>
         </w:rPr>
-        <w:t>① RFS 있음, MRP0 없음</w:t>
-      </w:r>
-    </w:p>
-    <w:p>
-      <w:r>
-        <w:rPr>
-          <w:rFonts w:ascii="맑은 고딕" w:hAnsi="맑은 고딕" w:eastAsia="맑은 고딕"/>
-          <w:sz w:val="21"/>
-        </w:rPr>
-        <w:t>② RFS 없음, MRP0 있음</w:t>
-      </w:r>
-    </w:p>
-    <w:p>
-      <w:r>
-        <w:rPr>
-          <w:rFonts w:ascii="맑은 고딕" w:hAnsi="맑은 고딕" w:eastAsia="맑은 고딕"/>
-          <w:sz w:val="21"/>
-        </w:rPr>
-        <w:t>③ 둘 다 있음</w:t>
-      </w:r>
-    </w:p>
-    <w:p>
-      <w:r>
-        <w:rPr>
-          <w:rFonts w:ascii="맑은 고딕" w:hAnsi="맑은 고딕" w:eastAsia="맑은 고딕"/>
-          <w:sz w:val="21"/>
-        </w:rPr>
-        <w:t>④ 둘 다 없음</w:t>
+        <w:t>① 둘 다 있음</w:t>
+      </w:r>
+    </w:p>
+    <w:p>
+      <w:r>
+        <w:rPr>
+          <w:rFonts w:ascii="맑은 고딕" w:hAnsi="맑은 고딕" w:eastAsia="맑은 고딕"/>
+          <w:sz w:val="21"/>
+        </w:rPr>
+        <w:t>② 둘 다 없음</w:t>
+      </w:r>
+    </w:p>
+    <w:p>
+      <w:r>
+        <w:rPr>
+          <w:rFonts w:ascii="맑은 고딕" w:hAnsi="맑은 고딕" w:eastAsia="맑은 고딕"/>
+          <w:sz w:val="21"/>
+        </w:rPr>
+        <w:t>③ RFS 없음, MRP0 있음</w:t>
+      </w:r>
+    </w:p>
+    <w:p>
+      <w:r>
+        <w:rPr>
+          <w:rFonts w:ascii="맑은 고딕" w:hAnsi="맑은 고딕" w:eastAsia="맑은 고딕"/>
+          <w:sz w:val="21"/>
+        </w:rPr>
+        <w:t>④ RFS 있음, MRP0 없음</w:t>
       </w:r>
     </w:p>
     <w:p>
@@ -1751,16 +1751,16 @@
           <w:rFonts w:ascii="맑은 고딕" w:hAnsi="맑은 고딕" w:eastAsia="맑은 고딕"/>
           <w:sz w:val="21"/>
         </w:rPr>
-        <w:t>③ DEFERRED</w:t>
-      </w:r>
-    </w:p>
-    <w:p>
-      <w:r>
-        <w:rPr>
-          <w:rFonts w:ascii="맑은 고딕" w:hAnsi="맑은 고딕" w:eastAsia="맑은 고딕"/>
-          <w:sz w:val="21"/>
-        </w:rPr>
-        <w:t>④ INACTIVE</w:t>
+        <w:t>③ INACTIVE</w:t>
+      </w:r>
+    </w:p>
+    <w:p>
+      <w:r>
+        <w:rPr>
+          <w:rFonts w:ascii="맑은 고딕" w:hAnsi="맑은 고딕" w:eastAsia="맑은 고딕"/>
+          <w:sz w:val="21"/>
+        </w:rPr>
+        <w:t>④ DEFERRED</w:t>
       </w:r>
     </w:p>
     <w:p>
@@ -1787,16 +1787,16 @@
           <w:rFonts w:ascii="맑은 고딕" w:hAnsi="맑은 고딕" w:eastAsia="맑은 고딕"/>
           <w:sz w:val="21"/>
         </w:rPr>
-        <w:t>① FLASHBACK LOG</w:t>
-      </w:r>
-    </w:p>
-    <w:p>
-      <w:r>
-        <w:rPr>
-          <w:rFonts w:ascii="맑은 고딕" w:hAnsi="맑은 고딕" w:eastAsia="맑은 고딕"/>
-          <w:sz w:val="21"/>
-        </w:rPr>
-        <w:t>② BACKUP PIECE</w:t>
+        <w:t>① BACKUP PIECE</w:t>
+      </w:r>
+    </w:p>
+    <w:p>
+      <w:r>
+        <w:rPr>
+          <w:rFonts w:ascii="맑은 고딕" w:hAnsi="맑은 고딕" w:eastAsia="맑은 고딕"/>
+          <w:sz w:val="21"/>
+        </w:rPr>
+        <w:t>② FLASHBACK LOG</w:t>
       </w:r>
     </w:p>
     <w:p>
@@ -1859,16 +1859,16 @@
           <w:rFonts w:ascii="맑은 고딕" w:hAnsi="맑은 고딕" w:eastAsia="맑은 고딕"/>
           <w:sz w:val="21"/>
         </w:rPr>
-        <w:t>③ 15,360MB → 1,941MB</w:t>
-      </w:r>
-    </w:p>
-    <w:p>
-      <w:r>
-        <w:rPr>
-          <w:rFonts w:ascii="맑은 고딕" w:hAnsi="맑은 고딕" w:eastAsia="맑은 고딕"/>
-          <w:sz w:val="21"/>
-        </w:rPr>
-        <w:t>④ 200MB → 400MB</w:t>
+        <w:t>③ 200MB → 400MB</w:t>
+      </w:r>
+    </w:p>
+    <w:p>
+      <w:r>
+        <w:rPr>
+          <w:rFonts w:ascii="맑은 고딕" w:hAnsi="맑은 고딕" w:eastAsia="맑은 고딕"/>
+          <w:sz w:val="21"/>
+        </w:rPr>
+        <w:t>④ 15,360MB → 1,941MB</w:t>
       </w:r>
     </w:p>
     <w:p>
@@ -1949,34 +1949,34 @@
           <w:rFonts w:ascii="맑은 고딕" w:hAnsi="맑은 고딕" w:eastAsia="맑은 고딕"/>
           <w:sz w:val="21"/>
         </w:rPr>
-        <w:t>① 고친 값은 복귀하고 그동안의 Primary 변경이 적용됐다</w:t>
-      </w:r>
-    </w:p>
-    <w:p>
-      <w:r>
-        <w:rPr>
-          <w:rFonts w:ascii="맑은 고딕" w:hAnsi="맑은 고딕" w:eastAsia="맑은 고딕"/>
-          <w:sz w:val="21"/>
-        </w:rPr>
-        <w:t>② 고친 값이 그대로 남는다</w:t>
-      </w:r>
-    </w:p>
-    <w:p>
-      <w:r>
-        <w:rPr>
-          <w:rFonts w:ascii="맑은 고딕" w:hAnsi="맑은 고딕" w:eastAsia="맑은 고딕"/>
-          <w:sz w:val="21"/>
-        </w:rPr>
-        <w:t>③ 테이블 자체가 사라진다</w:t>
-      </w:r>
-    </w:p>
-    <w:p>
-      <w:r>
-        <w:rPr>
-          <w:rFonts w:ascii="맑은 고딕" w:hAnsi="맑은 고딕" w:eastAsia="맑은 고딕"/>
-          <w:sz w:val="21"/>
-        </w:rPr>
-        <w:t>④ Primary 변경이 반영되지 않는다</w:t>
+        <w:t>① 테이블 자체가 사라진다</w:t>
+      </w:r>
+    </w:p>
+    <w:p>
+      <w:r>
+        <w:rPr>
+          <w:rFonts w:ascii="맑은 고딕" w:hAnsi="맑은 고딕" w:eastAsia="맑은 고딕"/>
+          <w:sz w:val="21"/>
+        </w:rPr>
+        <w:t>② Primary 변경이 반영되지 않는다</w:t>
+      </w:r>
+    </w:p>
+    <w:p>
+      <w:r>
+        <w:rPr>
+          <w:rFonts w:ascii="맑은 고딕" w:hAnsi="맑은 고딕" w:eastAsia="맑은 고딕"/>
+          <w:sz w:val="21"/>
+        </w:rPr>
+        <w:t>③ 고친 값이 그대로 남는다</w:t>
+      </w:r>
+    </w:p>
+    <w:p>
+      <w:r>
+        <w:rPr>
+          <w:rFonts w:ascii="맑은 고딕" w:hAnsi="맑은 고딕" w:eastAsia="맑은 고딕"/>
+          <w:sz w:val="21"/>
+        </w:rPr>
+        <w:t>④ 고친 값은 복귀하고 그동안의 Primary 변경이 적용됐다</w:t>
       </w:r>
     </w:p>
     <w:p>
@@ -2012,7 +2012,7 @@
           <w:rFonts w:ascii="맑은 고딕" w:hAnsi="맑은 고딕" w:eastAsia="맑은 고딕"/>
           <w:sz w:val="21"/>
         </w:rPr>
-        <w:t>② MRP 기동 → OPEN READ ONLY</w:t>
+        <w:t>② 순서는 상관없다</w:t>
       </w:r>
     </w:p>
     <w:p>
@@ -2030,7 +2030,7 @@
           <w:rFonts w:ascii="맑은 고딕" w:hAnsi="맑은 고딕" w:eastAsia="맑은 고딕"/>
           <w:sz w:val="21"/>
         </w:rPr>
-        <w:t>④ 순서는 상관없다</w:t>
+        <w:t>④ MRP 기동 → OPEN READ ONLY</w:t>
       </w:r>
     </w:p>
     <w:p>
@@ -2066,16 +2066,16 @@
           <w:rFonts w:ascii="맑은 고딕" w:hAnsi="맑은 고딕" w:eastAsia="맑은 고딕"/>
           <w:sz w:val="21"/>
         </w:rPr>
-        <w:t>② ALTER PLUGGABLE DATABASE ... OPEN</w:t>
-      </w:r>
-    </w:p>
-    <w:p>
-      <w:r>
-        <w:rPr>
-          <w:rFonts w:ascii="맑은 고딕" w:hAnsi="맑은 고딕" w:eastAsia="맑은 고딕"/>
-          <w:sz w:val="21"/>
-        </w:rPr>
-        <w:t>③ ALTER DATABASE OPEN PDB</w:t>
+        <w:t>② ALTER DATABASE OPEN PDB</w:t>
+      </w:r>
+    </w:p>
+    <w:p>
+      <w:r>
+        <w:rPr>
+          <w:rFonts w:ascii="맑은 고딕" w:hAnsi="맑은 고딕" w:eastAsia="맑은 고딕"/>
+          <w:sz w:val="21"/>
+        </w:rPr>
+        <w:t>③ ALTER PLUGGABLE DATABASE ... OPEN</w:t>
       </w:r>
     </w:p>
     <w:p>
@@ -2165,7 +2165,7 @@
           <w:rFonts w:ascii="맑은 고딕" w:hAnsi="맑은 고딕" w:eastAsia="맑은 고딕"/>
           <w:sz w:val="21"/>
         </w:rPr>
-        <w:t>① Standby가 하나뿐이고 오래 써야 할 때</w:t>
+        <w:t>① 배포 스크립트 검증</w:t>
       </w:r>
     </w:p>
     <w:p>
@@ -2183,16 +2183,16 @@
           <w:rFonts w:ascii="맑은 고딕" w:hAnsi="맑은 고딕" w:eastAsia="맑은 고딕"/>
           <w:sz w:val="21"/>
         </w:rPr>
-        <w:t>③ 배포 스크립트 검증</w:t>
-      </w:r>
-    </w:p>
-    <w:p>
-      <w:r>
-        <w:rPr>
-          <w:rFonts w:ascii="맑은 고딕" w:hAnsi="맑은 고딕" w:eastAsia="맑은 고딕"/>
-          <w:sz w:val="21"/>
-        </w:rPr>
-        <w:t>④ 대량 배치 소요 시간 측정</w:t>
+        <w:t>③ 대량 배치 소요 시간 측정</w:t>
+      </w:r>
+    </w:p>
+    <w:p>
+      <w:r>
+        <w:rPr>
+          <w:rFonts w:ascii="맑은 고딕" w:hAnsi="맑은 고딕" w:eastAsia="맑은 고딕"/>
+          <w:sz w:val="21"/>
+        </w:rPr>
+        <w:t>④ Standby가 하나뿐이고 오래 써야 할 때</w:t>
       </w:r>
     </w:p>
     <w:p>
@@ -2227,16 +2227,16 @@
           <w:rFonts w:ascii="맑은 고딕" w:hAnsi="맑은 고딕" w:eastAsia="맑은 고딕"/>
           <w:sz w:val="21"/>
         </w:rPr>
-        <w:t>① 전체 플래시백 로깅 대신 보장 복원 지점을 쓰기 때문</w:t>
-      </w:r>
-    </w:p>
-    <w:p>
-      <w:r>
-        <w:rPr>
-          <w:rFonts w:ascii="맑은 고딕" w:hAnsi="맑은 고딕" w:eastAsia="맑은 고딕"/>
-          <w:sz w:val="21"/>
-        </w:rPr>
-        <w:t>② 전환 시 자동으로 플래시백이 켜지기 때문</w:t>
+        <w:t>① 전환 시 자동으로 플래시백이 켜지기 때문</w:t>
+      </w:r>
+    </w:p>
+    <w:p>
+      <w:r>
+        <w:rPr>
+          <w:rFonts w:ascii="맑은 고딕" w:hAnsi="맑은 고딕" w:eastAsia="맑은 고딕"/>
+          <w:sz w:val="21"/>
+        </w:rPr>
+        <w:t>② FRA가 충분하기 때문</w:t>
       </w:r>
     </w:p>
     <w:p>
@@ -2254,7 +2254,7 @@
           <w:rFonts w:ascii="맑은 고딕" w:hAnsi="맑은 고딕" w:eastAsia="맑은 고딕"/>
           <w:sz w:val="21"/>
         </w:rPr>
-        <w:t>④ FRA가 충분하기 때문</w:t>
+        <w:t>④ 전체 플래시백 로깅 대신 보장 복원 지점을 쓰기 때문</w:t>
       </w:r>
     </w:p>
     <w:p>
@@ -2281,25 +2281,25 @@
           <w:rFonts w:ascii="맑은 고딕" w:hAnsi="맑은 고딕" w:eastAsia="맑은 고딕"/>
           <w:sz w:val="21"/>
         </w:rPr>
-        <w:t>① FRA가 부족해도 지워지지 않는다</w:t>
-      </w:r>
-    </w:p>
-    <w:p>
-      <w:r>
-        <w:rPr>
-          <w:rFonts w:ascii="맑은 고딕" w:hAnsi="맑은 고딕" w:eastAsia="맑은 고딕"/>
-          <w:sz w:val="21"/>
-        </w:rPr>
-        <w:t>② 이름을 지정할 수 없다</w:t>
-      </w:r>
-    </w:p>
-    <w:p>
-      <w:r>
-        <w:rPr>
-          <w:rFonts w:ascii="맑은 고딕" w:hAnsi="맑은 고딕" w:eastAsia="맑은 고딕"/>
-          <w:sz w:val="21"/>
-        </w:rPr>
-        <w:t>③ SCN이 없다</w:t>
+        <w:t>① SCN이 없다</w:t>
+      </w:r>
+    </w:p>
+    <w:p>
+      <w:r>
+        <w:rPr>
+          <w:rFonts w:ascii="맑은 고딕" w:hAnsi="맑은 고딕" w:eastAsia="맑은 고딕"/>
+          <w:sz w:val="21"/>
+        </w:rPr>
+        <w:t>② FRA가 부족해도 지워지지 않는다</w:t>
+      </w:r>
+    </w:p>
+    <w:p>
+      <w:r>
+        <w:rPr>
+          <w:rFonts w:ascii="맑은 고딕" w:hAnsi="맑은 고딕" w:eastAsia="맑은 고딕"/>
+          <w:sz w:val="21"/>
+        </w:rPr>
+        <w:t>③ 이름을 지정할 수 없다</w:t>
       </w:r>
     </w:p>
     <w:p>
@@ -2335,34 +2335,34 @@
           <w:rFonts w:ascii="맑은 고딕" w:hAnsi="맑은 고딕" w:eastAsia="맑은 고딕"/>
           <w:sz w:val="21"/>
         </w:rPr>
-        <w:t>① FRA가 차면 데이터베이스가 멈추고 비울 방법이 없다</w:t>
-      </w:r>
-    </w:p>
-    <w:p>
-      <w:r>
-        <w:rPr>
-          <w:rFonts w:ascii="맑은 고딕" w:hAnsi="맑은 고딕" w:eastAsia="맑은 고딕"/>
-          <w:sz w:val="21"/>
-        </w:rPr>
-        <w:t>② 복원 지점이 사라져 되돌릴 수 없다</w:t>
-      </w:r>
-    </w:p>
-    <w:p>
-      <w:r>
-        <w:rPr>
-          <w:rFonts w:ascii="맑은 고딕" w:hAnsi="맑은 고딕" w:eastAsia="맑은 고딕"/>
-          <w:sz w:val="21"/>
-        </w:rPr>
-        <w:t>③ 아카이브가 지워진다</w:t>
-      </w:r>
-    </w:p>
-    <w:p>
-      <w:r>
-        <w:rPr>
-          <w:rFonts w:ascii="맑은 고딕" w:hAnsi="맑은 고딕" w:eastAsia="맑은 고딕"/>
-          <w:sz w:val="21"/>
-        </w:rPr>
-        <w:t>④ Primary가 멈춘다</w:t>
+        <w:t>① 아카이브가 지워진다</w:t>
+      </w:r>
+    </w:p>
+    <w:p>
+      <w:r>
+        <w:rPr>
+          <w:rFonts w:ascii="맑은 고딕" w:hAnsi="맑은 고딕" w:eastAsia="맑은 고딕"/>
+          <w:sz w:val="21"/>
+        </w:rPr>
+        <w:t>② FRA가 차면 데이터베이스가 멈추고 비울 방법이 없다</w:t>
+      </w:r>
+    </w:p>
+    <w:p>
+      <w:r>
+        <w:rPr>
+          <w:rFonts w:ascii="맑은 고딕" w:hAnsi="맑은 고딕" w:eastAsia="맑은 고딕"/>
+          <w:sz w:val="21"/>
+        </w:rPr>
+        <w:t>③ Primary가 멈춘다</w:t>
+      </w:r>
+    </w:p>
+    <w:p>
+      <w:r>
+        <w:rPr>
+          <w:rFonts w:ascii="맑은 고딕" w:hAnsi="맑은 고딕" w:eastAsia="맑은 고딕"/>
+          <w:sz w:val="21"/>
+        </w:rPr>
+        <w:t>④ 복원 지점이 사라져 되돌릴 수 없다</w:t>
       </w:r>
     </w:p>
     <w:p>
@@ -2389,34 +2389,34 @@
           <w:rFonts w:ascii="맑은 고딕" w:hAnsi="맑은 고딕" w:eastAsia="맑은 고딕"/>
           <w:sz w:val="21"/>
         </w:rPr>
-        <w:t>① 0</w:t>
-      </w:r>
-    </w:p>
-    <w:p>
-      <w:r>
-        <w:rPr>
-          <w:rFonts w:ascii="맑은 고딕" w:hAnsi="맑은 고딕" w:eastAsia="맑은 고딕"/>
-          <w:sz w:val="21"/>
-        </w:rPr>
-        <w:t>② 복원 지점의 SCN과 같은 값</w:t>
-      </w:r>
-    </w:p>
-    <w:p>
-      <w:r>
-        <w:rPr>
-          <w:rFonts w:ascii="맑은 고딕" w:hAnsi="맑은 고딕" w:eastAsia="맑은 고딕"/>
-          <w:sz w:val="21"/>
-        </w:rPr>
-        <w:t>③ NULL</w:t>
-      </w:r>
-    </w:p>
-    <w:p>
-      <w:r>
-        <w:rPr>
-          <w:rFonts w:ascii="맑은 고딕" w:hAnsi="맑은 고딕" w:eastAsia="맑은 고딕"/>
-          <w:sz w:val="21"/>
-        </w:rPr>
-        <w:t>④ ORA-01219</w:t>
+        <w:t>① 복원 지점의 SCN과 같은 값</w:t>
+      </w:r>
+    </w:p>
+    <w:p>
+      <w:r>
+        <w:rPr>
+          <w:rFonts w:ascii="맑은 고딕" w:hAnsi="맑은 고딕" w:eastAsia="맑은 고딕"/>
+          <w:sz w:val="21"/>
+        </w:rPr>
+        <w:t>② NULL</w:t>
+      </w:r>
+    </w:p>
+    <w:p>
+      <w:r>
+        <w:rPr>
+          <w:rFonts w:ascii="맑은 고딕" w:hAnsi="맑은 고딕" w:eastAsia="맑은 고딕"/>
+          <w:sz w:val="21"/>
+        </w:rPr>
+        <w:t>③ ORA-01219</w:t>
+      </w:r>
+    </w:p>
+    <w:p>
+      <w:r>
+        <w:rPr>
+          <w:rFonts w:ascii="맑은 고딕" w:hAnsi="맑은 고딕" w:eastAsia="맑은 고딕"/>
+          <w:sz w:val="21"/>
+        </w:rPr>
+        <w:t>④ 0</w:t>
       </w:r>
     </w:p>
     <w:p>
@@ -2443,7 +2443,7 @@
           <w:rFonts w:ascii="맑은 고딕" w:hAnsi="맑은 고딕" w:eastAsia="맑은 고딕"/>
           <w:sz w:val="21"/>
         </w:rPr>
-        <w:t>① 1,007</w:t>
+        <w:t>① 200</w:t>
       </w:r>
     </w:p>
     <w:p>
@@ -2461,16 +2461,16 @@
           <w:rFonts w:ascii="맑은 고딕" w:hAnsi="맑은 고딕" w:eastAsia="맑은 고딕"/>
           <w:sz w:val="21"/>
         </w:rPr>
-        <w:t>③ 2,255,344</w:t>
-      </w:r>
-    </w:p>
-    <w:p>
-      <w:r>
-        <w:rPr>
-          <w:rFonts w:ascii="맑은 고딕" w:hAnsi="맑은 고딕" w:eastAsia="맑은 고딕"/>
-          <w:sz w:val="21"/>
-        </w:rPr>
-        <w:t>④ 200</w:t>
+        <w:t>③ 1,007</w:t>
+      </w:r>
+    </w:p>
+    <w:p>
+      <w:r>
+        <w:rPr>
+          <w:rFonts w:ascii="맑은 고딕" w:hAnsi="맑은 고딕" w:eastAsia="맑은 고딕"/>
+          <w:sz w:val="21"/>
+        </w:rPr>
+        <w:t>④ 2,255,344</w:t>
       </w:r>
     </w:p>
     <w:p>
@@ -2506,25 +2506,25 @@
           <w:rFonts w:ascii="맑은 고딕" w:hAnsi="맑은 고딕" w:eastAsia="맑은 고딕"/>
           <w:sz w:val="21"/>
         </w:rPr>
-        <w:t>② 400MB로 늘었다</w:t>
-      </w:r>
-    </w:p>
-    <w:p>
-      <w:r>
-        <w:rPr>
-          <w:rFonts w:ascii="맑은 고딕" w:hAnsi="맑은 고딕" w:eastAsia="맑은 고딕"/>
-          <w:sz w:val="21"/>
-        </w:rPr>
-        <w:t>③ 0MB로 줄었다</w:t>
-      </w:r>
-    </w:p>
-    <w:p>
-      <w:r>
-        <w:rPr>
-          <w:rFonts w:ascii="맑은 고딕" w:hAnsi="맑은 고딕" w:eastAsia="맑은 고딕"/>
-          <w:sz w:val="21"/>
-        </w:rPr>
-        <w:t>④ 1,941MB</w:t>
+        <w:t>② 0MB로 줄었다</w:t>
+      </w:r>
+    </w:p>
+    <w:p>
+      <w:r>
+        <w:rPr>
+          <w:rFonts w:ascii="맑은 고딕" w:hAnsi="맑은 고딕" w:eastAsia="맑은 고딕"/>
+          <w:sz w:val="21"/>
+        </w:rPr>
+        <w:t>③ 1,941MB</w:t>
+      </w:r>
+    </w:p>
+    <w:p>
+      <w:r>
+        <w:rPr>
+          <w:rFonts w:ascii="맑은 고딕" w:hAnsi="맑은 고딕" w:eastAsia="맑은 고딕"/>
+          <w:sz w:val="21"/>
+        </w:rPr>
+        <w:t>④ 400MB로 늘었다</w:t>
       </w:r>
     </w:p>
     <w:p>
@@ -2560,7 +2560,7 @@
           <w:rFonts w:ascii="맑은 고딕" w:hAnsi="맑은 고딕" w:eastAsia="맑은 고딕"/>
           <w:sz w:val="21"/>
         </w:rPr>
-        <w:t>② V$RESTORE_POINT의 STORAGE_SIZE</w:t>
+        <w:t>② V$LOG의 BYTES</w:t>
       </w:r>
     </w:p>
     <w:p>
@@ -2578,7 +2578,7 @@
           <w:rFonts w:ascii="맑은 고딕" w:hAnsi="맑은 고딕" w:eastAsia="맑은 고딕"/>
           <w:sz w:val="21"/>
         </w:rPr>
-        <w:t>④ V$LOG의 BYTES</w:t>
+        <w:t>④ V$RESTORE_POINT의 STORAGE_SIZE</w:t>
       </w:r>
     </w:p>
     <w:p>
@@ -2605,16 +2605,16 @@
           <w:rFonts w:ascii="맑은 고딕" w:hAnsi="맑은 고딕" w:eastAsia="맑은 고딕"/>
           <w:sz w:val="21"/>
         </w:rPr>
-        <w:t>① 첫 번째보다 크다 — 그동안의 리두를 적용한 뒤 기준을 잡기 때문</w:t>
-      </w:r>
-    </w:p>
-    <w:p>
-      <w:r>
-        <w:rPr>
-          <w:rFonts w:ascii="맑은 고딕" w:hAnsi="맑은 고딕" w:eastAsia="맑은 고딕"/>
-          <w:sz w:val="21"/>
-        </w:rPr>
-        <w:t>② 첫 번째와 같다</w:t>
+        <w:t>① 매번 0에서 시작한다</w:t>
+      </w:r>
+    </w:p>
+    <w:p>
+      <w:r>
+        <w:rPr>
+          <w:rFonts w:ascii="맑은 고딕" w:hAnsi="맑은 고딕" w:eastAsia="맑은 고딕"/>
+          <w:sz w:val="21"/>
+        </w:rPr>
+        <w:t>② 첫 번째보다 크다 — 그동안의 리두를 적용한 뒤 기준을 잡기 때문</w:t>
       </w:r>
     </w:p>
     <w:p>
@@ -2632,7 +2632,7 @@
           <w:rFonts w:ascii="맑은 고딕" w:hAnsi="맑은 고딕" w:eastAsia="맑은 고딕"/>
           <w:sz w:val="21"/>
         </w:rPr>
-        <w:t>④ 매번 0에서 시작한다</w:t>
+        <w:t>④ 첫 번째와 같다</w:t>
       </w:r>
     </w:p>
     <w:p>
@@ -2659,16 +2659,16 @@
           <w:rFonts w:ascii="맑은 고딕" w:hAnsi="맑은 고딕" w:eastAsia="맑은 고딕"/>
           <w:sz w:val="21"/>
         </w:rPr>
-        <w:t>① Primary가 아직 적용되지 않은 아카이브를 지울 수 있다</w:t>
-      </w:r>
-    </w:p>
-    <w:p>
-      <w:r>
-        <w:rPr>
-          <w:rFonts w:ascii="맑은 고딕" w:hAnsi="맑은 고딕" w:eastAsia="맑은 고딕"/>
-          <w:sz w:val="21"/>
-        </w:rPr>
-        <w:t>② 복원 지점이 만료된다</w:t>
+        <w:t>① 복원 지점이 만료된다</w:t>
+      </w:r>
+    </w:p>
+    <w:p>
+      <w:r>
+        <w:rPr>
+          <w:rFonts w:ascii="맑은 고딕" w:hAnsi="맑은 고딕" w:eastAsia="맑은 고딕"/>
+          <w:sz w:val="21"/>
+        </w:rPr>
+        <w:t>② SCN이 겹친다</w:t>
       </w:r>
     </w:p>
     <w:p>
@@ -2686,7 +2686,7 @@
           <w:rFonts w:ascii="맑은 고딕" w:hAnsi="맑은 고딕" w:eastAsia="맑은 고딕"/>
           <w:sz w:val="21"/>
         </w:rPr>
-        <w:t>④ SCN이 겹친다</w:t>
+        <w:t>④ Primary가 아직 적용되지 않은 아카이브를 지울 수 있다</w:t>
       </w:r>
     </w:p>
     <w:p>
@@ -2713,7 +2713,7 @@
           <w:rFonts w:ascii="맑은 고딕" w:hAnsi="맑은 고딕" w:eastAsia="맑은 고딕"/>
           <w:sz w:val="21"/>
         </w:rPr>
-        <w:t>① ORA-38784와 ORA-10456</w:t>
+        <w:t>① 없다</w:t>
       </w:r>
     </w:p>
     <w:p>
@@ -2740,7 +2740,7 @@
           <w:rFonts w:ascii="맑은 고딕" w:hAnsi="맑은 고딕" w:eastAsia="맑은 고딕"/>
           <w:sz w:val="21"/>
         </w:rPr>
-        <w:t>④ 없다</w:t>
+        <w:t>④ ORA-38784와 ORA-10456</w:t>
       </w:r>
     </w:p>
     <w:sectPr>

--- a/ADG/11장/11장_실습문제.docx
+++ b/ADG/11장/11장_실습문제.docx
@@ -150,7 +150,21 @@
           <w:rFonts w:ascii="맑은 고딕" w:hAnsi="맑은 고딕" w:eastAsia="맑은 고딕"/>
           <w:sz w:val="21"/>
         </w:rPr>
-        <w:t>[하-03] 전환 후 `DATABASE_ROLE` 값은?</w:t>
+        <w:t xml:space="preserve">[하-03] 전환 후 </w:t>
+      </w:r>
+      <w:r>
+        <w:rPr>
+          <w:rFonts w:ascii="Consolas" w:hAnsi="Consolas" w:eastAsia="맑은 고딕"/>
+          <w:sz w:val="21"/>
+        </w:rPr>
+        <w:t xml:space="preserve">DATABASE_ROLE</w:t>
+      </w:r>
+      <w:r>
+        <w:rPr>
+          <w:rFonts w:ascii="맑은 고딕" w:hAnsi="맑은 고딕" w:eastAsia="맑은 고딕"/>
+          <w:sz w:val="21"/>
+        </w:rPr>
+        <w:t xml:space="preserve"> 값은?</w:t>
       </w:r>
     </w:p>
     <w:p>
@@ -204,7 +218,21 @@
           <w:rFonts w:ascii="맑은 고딕" w:hAnsi="맑은 고딕" w:eastAsia="맑은 고딕"/>
           <w:sz w:val="21"/>
         </w:rPr>
-        <w:t>[하-04] 전환 후 `CONTROLFILE_TYPE` 값은?</w:t>
+        <w:t xml:space="preserve">[하-04] 전환 후 </w:t>
+      </w:r>
+      <w:r>
+        <w:rPr>
+          <w:rFonts w:ascii="Consolas" w:hAnsi="Consolas" w:eastAsia="맑은 고딕"/>
+          <w:sz w:val="21"/>
+        </w:rPr>
+        <w:t xml:space="preserve">CONTROLFILE_TYPE</w:t>
+      </w:r>
+      <w:r>
+        <w:rPr>
+          <w:rFonts w:ascii="맑은 고딕" w:hAnsi="맑은 고딕" w:eastAsia="맑은 고딕"/>
+          <w:sz w:val="21"/>
+        </w:rPr>
+        <w:t xml:space="preserve"> 값은?</w:t>
       </w:r>
     </w:p>
     <w:p>
@@ -258,7 +286,21 @@
           <w:rFonts w:ascii="맑은 고딕" w:hAnsi="맑은 고딕" w:eastAsia="맑은 고딕"/>
           <w:sz w:val="21"/>
         </w:rPr>
-        <w:t>[하-05] 전환 후 `FLASHBACK_ON` 값은?</w:t>
+        <w:t xml:space="preserve">[하-05] 전환 후 </w:t>
+      </w:r>
+      <w:r>
+        <w:rPr>
+          <w:rFonts w:ascii="Consolas" w:hAnsi="Consolas" w:eastAsia="맑은 고딕"/>
+          <w:sz w:val="21"/>
+        </w:rPr>
+        <w:t xml:space="preserve">FLASHBACK_ON</w:t>
+      </w:r>
+      <w:r>
+        <w:rPr>
+          <w:rFonts w:ascii="맑은 고딕" w:hAnsi="맑은 고딕" w:eastAsia="맑은 고딕"/>
+          <w:sz w:val="21"/>
+        </w:rPr>
+        <w:t xml:space="preserve"> 값은?</w:t>
       </w:r>
     </w:p>
     <w:p>
@@ -312,7 +354,21 @@
           <w:rFonts w:ascii="맑은 고딕" w:hAnsi="맑은 고딕" w:eastAsia="맑은 고딕"/>
           <w:sz w:val="21"/>
         </w:rPr>
-        <w:t>[하-06] 전환 후 `OPEN_MODE` 값은?</w:t>
+        <w:t xml:space="preserve">[하-06] 전환 후 </w:t>
+      </w:r>
+      <w:r>
+        <w:rPr>
+          <w:rFonts w:ascii="Consolas" w:hAnsi="Consolas" w:eastAsia="맑은 고딕"/>
+          <w:sz w:val="21"/>
+        </w:rPr>
+        <w:t xml:space="preserve">OPEN_MODE</w:t>
+      </w:r>
+      <w:r>
+        <w:rPr>
+          <w:rFonts w:ascii="맑은 고딕" w:hAnsi="맑은 고딕" w:eastAsia="맑은 고딕"/>
+          <w:sz w:val="21"/>
+        </w:rPr>
+        <w:t xml:space="preserve"> 값은?</w:t>
       </w:r>
     </w:p>
     <w:p>
@@ -582,7 +638,21 @@
           <w:rFonts w:ascii="맑은 고딕" w:hAnsi="맑은 고딕" w:eastAsia="맑은 고딕"/>
           <w:sz w:val="21"/>
         </w:rPr>
-        <w:t>[하-11] 그 복원 지점의 `GUARANTEE_FLASHBACK_DATABASE` 값은?</w:t>
+        <w:t xml:space="preserve">[하-11] 그 복원 지점의 </w:t>
+      </w:r>
+      <w:r>
+        <w:rPr>
+          <w:rFonts w:ascii="Consolas" w:hAnsi="Consolas" w:eastAsia="맑은 고딕"/>
+          <w:sz w:val="21"/>
+        </w:rPr>
+        <w:t xml:space="preserve">GUARANTEE_FLASHBACK_DATABASE</w:t>
+      </w:r>
+      <w:r>
+        <w:rPr>
+          <w:rFonts w:ascii="맑은 고딕" w:hAnsi="맑은 고딕" w:eastAsia="맑은 고딕"/>
+          <w:sz w:val="21"/>
+        </w:rPr>
+        <w:t xml:space="preserve"> 값은?</w:t>
       </w:r>
     </w:p>
     <w:p>
@@ -636,7 +706,21 @@
           <w:rFonts w:ascii="맑은 고딕" w:hAnsi="맑은 고딕" w:eastAsia="맑은 고딕"/>
           <w:sz w:val="21"/>
         </w:rPr>
-        <w:t>[하-12] 전환 전 boston의 `FLASHBACK_ON` 값은?</w:t>
+        <w:t xml:space="preserve">[하-12] 전환 전 boston의 </w:t>
+      </w:r>
+      <w:r>
+        <w:rPr>
+          <w:rFonts w:ascii="Consolas" w:hAnsi="Consolas" w:eastAsia="맑은 고딕"/>
+          <w:sz w:val="21"/>
+        </w:rPr>
+        <w:t xml:space="preserve">FLASHBACK_ON</w:t>
+      </w:r>
+      <w:r>
+        <w:rPr>
+          <w:rFonts w:ascii="맑은 고딕" w:hAnsi="맑은 고딕" w:eastAsia="맑은 고딕"/>
+          <w:sz w:val="21"/>
+        </w:rPr>
+        <w:t xml:space="preserve"> 값은?</w:t>
       </w:r>
     </w:p>
     <w:p>
@@ -744,7 +828,21 @@
           <w:rFonts w:ascii="맑은 고딕" w:hAnsi="맑은 고딕" w:eastAsia="맑은 고딕"/>
           <w:sz w:val="21"/>
         </w:rPr>
-        <w:t>[하-14] Snapshot Standby의 `RECOVERY_MODE` 값은?</w:t>
+        <w:t xml:space="preserve">[하-14] Snapshot Standby의 </w:t>
+      </w:r>
+      <w:r>
+        <w:rPr>
+          <w:rFonts w:ascii="Consolas" w:hAnsi="Consolas" w:eastAsia="맑은 고딕"/>
+          <w:sz w:val="21"/>
+        </w:rPr>
+        <w:t xml:space="preserve">RECOVERY_MODE</w:t>
+      </w:r>
+      <w:r>
+        <w:rPr>
+          <w:rFonts w:ascii="맑은 고딕" w:hAnsi="맑은 고딕" w:eastAsia="맑은 고딕"/>
+          <w:sz w:val="21"/>
+        </w:rPr>
+        <w:t xml:space="preserve"> 값은?</w:t>
       </w:r>
     </w:p>
     <w:p>
@@ -852,7 +950,21 @@
           <w:rFonts w:ascii="맑은 고딕" w:hAnsi="맑은 고딕" w:eastAsia="맑은 고딕"/>
           <w:sz w:val="21"/>
         </w:rPr>
-        <w:t>[하-16] CDB를 연 뒤 PDB의 `OPEN_MODE`는?</w:t>
+        <w:t xml:space="preserve">[하-16] CDB를 연 뒤 PDB의 </w:t>
+      </w:r>
+      <w:r>
+        <w:rPr>
+          <w:rFonts w:ascii="Consolas" w:hAnsi="Consolas" w:eastAsia="맑은 고딕"/>
+          <w:sz w:val="21"/>
+        </w:rPr>
+        <w:t xml:space="preserve">OPEN_MODE</w:t>
+      </w:r>
+      <w:r>
+        <w:rPr>
+          <w:rFonts w:ascii="맑은 고딕" w:hAnsi="맑은 고딕" w:eastAsia="맑은 고딕"/>
+          <w:sz w:val="21"/>
+        </w:rPr>
+        <w:t xml:space="preserve">는?</w:t>
       </w:r>
     </w:p>
     <w:p>
@@ -906,7 +1018,21 @@
           <w:rFonts w:ascii="맑은 고딕" w:hAnsi="맑은 고딕" w:eastAsia="맑은 고딕"/>
           <w:sz w:val="21"/>
         </w:rPr>
-        <w:t>[하-17] `MOUNTED`인 PDB를 조회하면 나오는 오류는?</w:t>
+        <w:t xml:space="preserve">[하-17] </w:t>
+      </w:r>
+      <w:r>
+        <w:rPr>
+          <w:rFonts w:ascii="Consolas" w:hAnsi="Consolas" w:eastAsia="맑은 고딕"/>
+          <w:sz w:val="21"/>
+        </w:rPr>
+        <w:t xml:space="preserve">MOUNTED</w:t>
+      </w:r>
+      <w:r>
+        <w:rPr>
+          <w:rFonts w:ascii="맑은 고딕" w:hAnsi="맑은 고딕" w:eastAsia="맑은 고딕"/>
+          <w:sz w:val="21"/>
+        </w:rPr>
+        <w:t xml:space="preserve">인 PDB를 조회하면 나오는 오류는?</w:t>
       </w:r>
     </w:p>
     <w:p>
@@ -960,7 +1086,21 @@
           <w:rFonts w:ascii="맑은 고딕" w:hAnsi="맑은 고딕" w:eastAsia="맑은 고딕"/>
           <w:sz w:val="21"/>
         </w:rPr>
-        <w:t>[하-18] 되돌린 뒤 `V$RESTORE_POINT`의 행 수는?</w:t>
+        <w:t xml:space="preserve">[하-18] 되돌린 뒤 </w:t>
+      </w:r>
+      <w:r>
+        <w:rPr>
+          <w:rFonts w:ascii="Consolas" w:hAnsi="Consolas" w:eastAsia="맑은 고딕"/>
+          <w:sz w:val="21"/>
+        </w:rPr>
+        <w:t xml:space="preserve">V$RESTORE_POINT</w:t>
+      </w:r>
+      <w:r>
+        <w:rPr>
+          <w:rFonts w:ascii="맑은 고딕" w:hAnsi="맑은 고딕" w:eastAsia="맑은 고딕"/>
+          <w:sz w:val="21"/>
+        </w:rPr>
+        <w:t xml:space="preserve">의 행 수는?</w:t>
       </w:r>
     </w:p>
     <w:p>
@@ -1400,7 +1540,21 @@
           <w:rFonts w:ascii="맑은 고딕" w:hAnsi="맑은 고딕" w:eastAsia="맑은 고딕"/>
           <w:sz w:val="21"/>
         </w:rPr>
-        <w:t>[중-06] MRP를 취소하면 `OPEN_MODE`가 어떻게 바뀌는가?</w:t>
+        <w:t xml:space="preserve">[중-06] MRP를 취소하면 </w:t>
+      </w:r>
+      <w:r>
+        <w:rPr>
+          <w:rFonts w:ascii="Consolas" w:hAnsi="Consolas" w:eastAsia="맑은 고딕"/>
+          <w:sz w:val="21"/>
+        </w:rPr>
+        <w:t xml:space="preserve">OPEN_MODE</w:t>
+      </w:r>
+      <w:r>
+        <w:rPr>
+          <w:rFonts w:ascii="맑은 고딕" w:hAnsi="맑은 고딕" w:eastAsia="맑은 고딕"/>
+          <w:sz w:val="21"/>
+        </w:rPr>
+        <w:t xml:space="preserve">가 어떻게 바뀌는가?</w:t>
       </w:r>
     </w:p>
     <w:p>
@@ -1616,7 +1770,35 @@
           <w:rFonts w:ascii="맑은 고딕" w:hAnsi="맑은 고딕" w:eastAsia="맑은 고딕"/>
           <w:sz w:val="21"/>
         </w:rPr>
-        <w:t>[중-10] Snapshot Standby에서 `transport lag`과 `apply lag`은?</w:t>
+        <w:t xml:space="preserve">[중-10] Snapshot Standby에서 </w:t>
+      </w:r>
+      <w:r>
+        <w:rPr>
+          <w:rFonts w:ascii="Consolas" w:hAnsi="Consolas" w:eastAsia="맑은 고딕"/>
+          <w:sz w:val="21"/>
+        </w:rPr>
+        <w:t xml:space="preserve">transport lag</w:t>
+      </w:r>
+      <w:r>
+        <w:rPr>
+          <w:rFonts w:ascii="맑은 고딕" w:hAnsi="맑은 고딕" w:eastAsia="맑은 고딕"/>
+          <w:sz w:val="21"/>
+        </w:rPr>
+        <w:t xml:space="preserve">과 </w:t>
+      </w:r>
+      <w:r>
+        <w:rPr>
+          <w:rFonts w:ascii="Consolas" w:hAnsi="Consolas" w:eastAsia="맑은 고딕"/>
+          <w:sz w:val="21"/>
+        </w:rPr>
+        <w:t xml:space="preserve">apply lag</w:t>
+      </w:r>
+      <w:r>
+        <w:rPr>
+          <w:rFonts w:ascii="맑은 고딕" w:hAnsi="맑은 고딕" w:eastAsia="맑은 고딕"/>
+          <w:sz w:val="21"/>
+        </w:rPr>
+        <w:t xml:space="preserve">은?</w:t>
       </w:r>
     </w:p>
     <w:p>
@@ -1940,7 +2122,21 @@
           <w:rFonts w:ascii="맑은 고딕" w:hAnsi="맑은 고딕" w:eastAsia="맑은 고딕"/>
           <w:sz w:val="21"/>
         </w:rPr>
-        <w:t>[중-16] 되돌린 뒤 `ss_base` 테이블의 상태는?</w:t>
+        <w:t xml:space="preserve">[중-16] 되돌린 뒤 </w:t>
+      </w:r>
+      <w:r>
+        <w:rPr>
+          <w:rFonts w:ascii="Consolas" w:hAnsi="Consolas" w:eastAsia="맑은 고딕"/>
+          <w:sz w:val="21"/>
+        </w:rPr>
+        <w:t xml:space="preserve">ss_base</w:t>
+      </w:r>
+      <w:r>
+        <w:rPr>
+          <w:rFonts w:ascii="맑은 고딕" w:hAnsi="맑은 고딕" w:eastAsia="맑은 고딕"/>
+          <w:sz w:val="21"/>
+        </w:rPr>
+        <w:t xml:space="preserve"> 테이블의 상태는?</w:t>
       </w:r>
     </w:p>
     <w:p>
@@ -2218,7 +2414,35 @@
           <w:rFonts w:ascii="맑은 고딕" w:hAnsi="맑은 고딕" w:eastAsia="맑은 고딕"/>
           <w:sz w:val="21"/>
         </w:rPr>
-        <w:t>[상-01] `FLASHBACK_ON`이 `NO`인데도 전환되는 이유는?</w:t>
+        <w:t xml:space="preserve">[상-01] </w:t>
+      </w:r>
+      <w:r>
+        <w:rPr>
+          <w:rFonts w:ascii="Consolas" w:hAnsi="Consolas" w:eastAsia="맑은 고딕"/>
+          <w:sz w:val="21"/>
+        </w:rPr>
+        <w:t xml:space="preserve">FLASHBACK_ON</w:t>
+      </w:r>
+      <w:r>
+        <w:rPr>
+          <w:rFonts w:ascii="맑은 고딕" w:hAnsi="맑은 고딕" w:eastAsia="맑은 고딕"/>
+          <w:sz w:val="21"/>
+        </w:rPr>
+        <w:t xml:space="preserve">이 </w:t>
+      </w:r>
+      <w:r>
+        <w:rPr>
+          <w:rFonts w:ascii="Consolas" w:hAnsi="Consolas" w:eastAsia="맑은 고딕"/>
+          <w:sz w:val="21"/>
+        </w:rPr>
+        <w:t xml:space="preserve">NO</w:t>
+      </w:r>
+      <w:r>
+        <w:rPr>
+          <w:rFonts w:ascii="맑은 고딕" w:hAnsi="맑은 고딕" w:eastAsia="맑은 고딕"/>
+          <w:sz w:val="21"/>
+        </w:rPr>
+        <w:t xml:space="preserve">인데도 전환되는 이유는?</w:t>
       </w:r>
     </w:p>
     <w:p>
@@ -2380,7 +2604,35 @@
           <w:rFonts w:ascii="맑은 고딕" w:hAnsi="맑은 고딕" w:eastAsia="맑은 고딕"/>
           <w:sz w:val="21"/>
         </w:rPr>
-        <w:t>[상-04] `MOUNTED` 상태에서 `V$DATABASE.CURRENT_SCN`을 조회하면?</w:t>
+        <w:t xml:space="preserve">[상-04] </w:t>
+      </w:r>
+      <w:r>
+        <w:rPr>
+          <w:rFonts w:ascii="Consolas" w:hAnsi="Consolas" w:eastAsia="맑은 고딕"/>
+          <w:sz w:val="21"/>
+        </w:rPr>
+        <w:t xml:space="preserve">MOUNTED</w:t>
+      </w:r>
+      <w:r>
+        <w:rPr>
+          <w:rFonts w:ascii="맑은 고딕" w:hAnsi="맑은 고딕" w:eastAsia="맑은 고딕"/>
+          <w:sz w:val="21"/>
+        </w:rPr>
+        <w:t xml:space="preserve"> 상태에서 </w:t>
+      </w:r>
+      <w:r>
+        <w:rPr>
+          <w:rFonts w:ascii="Consolas" w:hAnsi="Consolas" w:eastAsia="맑은 고딕"/>
+          <w:sz w:val="21"/>
+        </w:rPr>
+        <w:t xml:space="preserve">V$DATABASE.CURRENT_SCN</w:t>
+      </w:r>
+      <w:r>
+        <w:rPr>
+          <w:rFonts w:ascii="맑은 고딕" w:hAnsi="맑은 고딕" w:eastAsia="맑은 고딕"/>
+          <w:sz w:val="21"/>
+        </w:rPr>
+        <w:t xml:space="preserve">을 조회하면?</w:t>
       </w:r>
     </w:p>
     <w:p>
@@ -2434,7 +2686,21 @@
           <w:rFonts w:ascii="맑은 고딕" w:hAnsi="맑은 고딕" w:eastAsia="맑은 고딕"/>
           <w:sz w:val="21"/>
         </w:rPr>
-        <w:t>[상-05] 실습에서 쓰기 후 복원 지점 SCN과 `CURRENT_SCN`의 차이는?</w:t>
+        <w:t xml:space="preserve">[상-05] 실습에서 쓰기 후 복원 지점 SCN과 </w:t>
+      </w:r>
+      <w:r>
+        <w:rPr>
+          <w:rFonts w:ascii="Consolas" w:hAnsi="Consolas" w:eastAsia="맑은 고딕"/>
+          <w:sz w:val="21"/>
+        </w:rPr>
+        <w:t xml:space="preserve">CURRENT_SCN</w:t>
+      </w:r>
+      <w:r>
+        <w:rPr>
+          <w:rFonts w:ascii="맑은 고딕" w:hAnsi="맑은 고딕" w:eastAsia="맑은 고딕"/>
+          <w:sz w:val="21"/>
+        </w:rPr>
+        <w:t xml:space="preserve">의 차이는?</w:t>
       </w:r>
     </w:p>
     <w:p>
@@ -2488,7 +2754,21 @@
           <w:rFonts w:ascii="맑은 고딕" w:hAnsi="맑은 고딕" w:eastAsia="맑은 고딕"/>
           <w:sz w:val="21"/>
         </w:rPr>
-        <w:t>[상-06] 144,766행 테이블을 만든 뒤 복원 지점의 `STORAGE_SIZE`는?</w:t>
+        <w:t xml:space="preserve">[상-06] 144,766행 테이블을 만든 뒤 복원 지점의 </w:t>
+      </w:r>
+      <w:r>
+        <w:rPr>
+          <w:rFonts w:ascii="Consolas" w:hAnsi="Consolas" w:eastAsia="맑은 고딕"/>
+          <w:sz w:val="21"/>
+        </w:rPr>
+        <w:t xml:space="preserve">STORAGE_SIZE</w:t>
+      </w:r>
+      <w:r>
+        <w:rPr>
+          <w:rFonts w:ascii="맑은 고딕" w:hAnsi="맑은 고딕" w:eastAsia="맑은 고딕"/>
+          <w:sz w:val="21"/>
+        </w:rPr>
+        <w:t xml:space="preserve">는?</w:t>
       </w:r>
     </w:p>
     <w:p>
@@ -2744,6 +3024,8 @@
       </w:r>
     </w:p>
     <w:sectPr>
+      <w:headerReference w:type="default" r:id="rId9"/>
+      <w:footerReference w:type="default" r:id="rId10"/>
       <w:pgSz w:w="12240" w:h="15840"/>
       <w:pgMar w:top="1440" w:right="1800" w:bottom="1440" w:left="1800" w:header="720" w:footer="720" w:gutter="0"/>
       <w:cols w:space="720"/>
@@ -2751,6 +3033,26 @@
     </w:sectPr>
   </w:body>
 </w:document>
+</file>
+
+<file path=word/footer1.xml><?xml version="1.0" encoding="utf-8"?>
+<w:ftr xmlns:m="http://schemas.openxmlformats.org/officeDocument/2006/math" xmlns:mc="http://schemas.openxmlformats.org/markup-compatibility/2006" xmlns:mo="http://schemas.microsoft.com/office/mac/office/2008/main" xmlns:mv="urn:schemas-microsoft-com:mac:vml" xmlns:o="urn:schemas-microsoft-com:office:office" xmlns:r="http://schemas.openxmlformats.org/officeDocument/2006/relationships" xmlns:v="urn:schemas-microsoft-com:vml" xmlns:w10="urn:schemas-microsoft-com:office:word" xmlns:w14="http://schemas.microsoft.com/office/word/2010/wordml" xmlns:w="http://schemas.openxmlformats.org/wordprocessingml/2006/main" xmlns:wne="http://schemas.microsoft.com/office/word/2006/wordml" xmlns:wp14="http://schemas.microsoft.com/office/word/2010/wordprocessingDrawing" xmlns:wp="http://schemas.openxmlformats.org/drawingml/2006/wordprocessingDrawing" xmlns:wpc="http://schemas.microsoft.com/office/word/2010/wordprocessingCanvas" xmlns:wpg="http://schemas.microsoft.com/office/word/2010/wordprocessingGroup" xmlns:wpi="http://schemas.microsoft.com/office/word/2010/wordprocessingInk" xmlns:wps="http://schemas.microsoft.com/office/word/2010/wordprocessingShape" mc:Ignorable="w14 wp14">
+  <w:p>
+    <w:pPr>
+      <w:pStyle w:val="Footer"/>
+    </w:pPr>
+  </w:p>
+</w:ftr>
+</file>
+
+<file path=word/header1.xml><?xml version="1.0" encoding="utf-8"?>
+<w:hdr xmlns:m="http://schemas.openxmlformats.org/officeDocument/2006/math" xmlns:mc="http://schemas.openxmlformats.org/markup-compatibility/2006" xmlns:mo="http://schemas.microsoft.com/office/mac/office/2008/main" xmlns:mv="urn:schemas-microsoft-com:mac:vml" xmlns:o="urn:schemas-microsoft-com:office:office" xmlns:r="http://schemas.openxmlformats.org/officeDocument/2006/relationships" xmlns:v="urn:schemas-microsoft-com:vml" xmlns:w10="urn:schemas-microsoft-com:office:word" xmlns:w14="http://schemas.microsoft.com/office/word/2010/wordml" xmlns:w="http://schemas.openxmlformats.org/wordprocessingml/2006/main" xmlns:wne="http://schemas.microsoft.com/office/word/2006/wordml" xmlns:wp14="http://schemas.microsoft.com/office/word/2010/wordprocessingDrawing" xmlns:wp="http://schemas.openxmlformats.org/drawingml/2006/wordprocessingDrawing" xmlns:wpc="http://schemas.microsoft.com/office/word/2010/wordprocessingCanvas" xmlns:wpg="http://schemas.microsoft.com/office/word/2010/wordprocessingGroup" xmlns:wpi="http://schemas.microsoft.com/office/word/2010/wordprocessingInk" xmlns:wps="http://schemas.microsoft.com/office/word/2010/wordprocessingShape" mc:Ignorable="w14 wp14">
+  <w:p>
+    <w:pPr>
+      <w:pStyle w:val="Header"/>
+    </w:pPr>
+  </w:p>
+</w:hdr>
 </file>
 
 <file path=word/numbering.xml><?xml version="1.0" encoding="utf-8"?>

--- a/ADG/11장/11장_실습문제.docx
+++ b/ADG/11장/11장_실습문제.docx
@@ -51,34 +51,34 @@
           <w:rFonts w:ascii="맑은 고딕" w:hAnsi="맑은 고딕" w:eastAsia="맑은 고딕"/>
           <w:sz w:val="21"/>
         </w:rPr>
-        <w:t>① ALTER DATABASE CONVERT TO SNAPSHOT STANDBY</w:t>
-      </w:r>
-    </w:p>
-    <w:p>
-      <w:r>
-        <w:rPr>
-          <w:rFonts w:ascii="맑은 고딕" w:hAnsi="맑은 고딕" w:eastAsia="맑은 고딕"/>
-          <w:sz w:val="21"/>
-        </w:rPr>
-        <w:t>② ALTER DATABASE OPEN READ WRITE</w:t>
-      </w:r>
-    </w:p>
-    <w:p>
-      <w:r>
-        <w:rPr>
-          <w:rFonts w:ascii="맑은 고딕" w:hAnsi="맑은 고딕" w:eastAsia="맑은 고딕"/>
-          <w:sz w:val="21"/>
-        </w:rPr>
-        <w:t>③ ALTER DATABASE ACTIVATE STANDBY DATABASE</w:t>
-      </w:r>
-    </w:p>
-    <w:p>
-      <w:r>
-        <w:rPr>
-          <w:rFonts w:ascii="맑은 고딕" w:hAnsi="맑은 고딕" w:eastAsia="맑은 고딕"/>
-          <w:sz w:val="21"/>
-        </w:rPr>
-        <w:t>④ ALTER DATABASE SET STANDBY TO SNAPSHOT</w:t>
+        <w:t>① ALTER DATABASE SET STANDBY TO SNAPSHOT</w:t>
+      </w:r>
+    </w:p>
+    <w:p>
+      <w:r>
+        <w:rPr>
+          <w:rFonts w:ascii="맑은 고딕" w:hAnsi="맑은 고딕" w:eastAsia="맑은 고딕"/>
+          <w:sz w:val="21"/>
+        </w:rPr>
+        <w:t>② ALTER DATABASE CONVERT TO SNAPSHOT STANDBY</w:t>
+      </w:r>
+    </w:p>
+    <w:p>
+      <w:r>
+        <w:rPr>
+          <w:rFonts w:ascii="맑은 고딕" w:hAnsi="맑은 고딕" w:eastAsia="맑은 고딕"/>
+          <w:sz w:val="21"/>
+        </w:rPr>
+        <w:t>③ ALTER DATABASE OPEN READ WRITE</w:t>
+      </w:r>
+    </w:p>
+    <w:p>
+      <w:r>
+        <w:rPr>
+          <w:rFonts w:ascii="맑은 고딕" w:hAnsi="맑은 고딕" w:eastAsia="맑은 고딕"/>
+          <w:sz w:val="21"/>
+        </w:rPr>
+        <w:t>④ ALTER DATABASE ACTIVATE STANDBY DATABASE</w:t>
       </w:r>
     </w:p>
     <w:p>
@@ -105,34 +105,34 @@
           <w:rFonts w:ascii="맑은 고딕" w:hAnsi="맑은 고딕" w:eastAsia="맑은 고딕"/>
           <w:sz w:val="21"/>
         </w:rPr>
-        <w:t>① ALTER DATABASE CONVERT TO PHYSICAL STANDBY</w:t>
-      </w:r>
-    </w:p>
-    <w:p>
-      <w:r>
-        <w:rPr>
-          <w:rFonts w:ascii="맑은 고딕" w:hAnsi="맑은 고딕" w:eastAsia="맑은 고딕"/>
-          <w:sz w:val="21"/>
-        </w:rPr>
-        <w:t>② FLASHBACK DATABASE TO RESTORE POINT</w:t>
-      </w:r>
-    </w:p>
-    <w:p>
-      <w:r>
-        <w:rPr>
-          <w:rFonts w:ascii="맑은 고딕" w:hAnsi="맑은 고딕" w:eastAsia="맑은 고딕"/>
-          <w:sz w:val="21"/>
-        </w:rPr>
-        <w:t>③ ALTER DATABASE RECOVER TO PHYSICAL</w:t>
-      </w:r>
-    </w:p>
-    <w:p>
-      <w:r>
-        <w:rPr>
-          <w:rFonts w:ascii="맑은 고딕" w:hAnsi="맑은 고딕" w:eastAsia="맑은 고딕"/>
-          <w:sz w:val="21"/>
-        </w:rPr>
-        <w:t>④ RECOVER STANDBY DATABASE</w:t>
+        <w:t>① FLASHBACK DATABASE TO RESTORE POINT</w:t>
+      </w:r>
+    </w:p>
+    <w:p>
+      <w:r>
+        <w:rPr>
+          <w:rFonts w:ascii="맑은 고딕" w:hAnsi="맑은 고딕" w:eastAsia="맑은 고딕"/>
+          <w:sz w:val="21"/>
+        </w:rPr>
+        <w:t>② ALTER DATABASE RECOVER TO PHYSICAL</w:t>
+      </w:r>
+    </w:p>
+    <w:p>
+      <w:r>
+        <w:rPr>
+          <w:rFonts w:ascii="맑은 고딕" w:hAnsi="맑은 고딕" w:eastAsia="맑은 고딕"/>
+          <w:sz w:val="21"/>
+        </w:rPr>
+        <w:t>③ RECOVER STANDBY DATABASE</w:t>
+      </w:r>
+    </w:p>
+    <w:p>
+      <w:r>
+        <w:rPr>
+          <w:rFonts w:ascii="맑은 고딕" w:hAnsi="맑은 고딕" w:eastAsia="맑은 고딕"/>
+          <w:sz w:val="21"/>
+        </w:rPr>
+        <w:t>④ ALTER DATABASE CONVERT TO PHYSICAL STANDBY</w:t>
       </w:r>
     </w:p>
     <w:p>
@@ -150,25 +150,39 @@
           <w:rFonts w:ascii="맑은 고딕" w:hAnsi="맑은 고딕" w:eastAsia="맑은 고딕"/>
           <w:sz w:val="21"/>
         </w:rPr>
-        <w:t>[하-03] 전환 후 `DATABASE_ROLE` 값은?</w:t>
-      </w:r>
-    </w:p>
-    <w:p>
-      <w:r>
-        <w:rPr>
-          <w:rFonts w:ascii="맑은 고딕" w:hAnsi="맑은 고딕" w:eastAsia="맑은 고딕"/>
-          <w:sz w:val="21"/>
-        </w:rPr>
-        <w:t>① SNAPSHOT STANDBY</w:t>
-      </w:r>
-    </w:p>
-    <w:p>
-      <w:r>
-        <w:rPr>
-          <w:rFonts w:ascii="맑은 고딕" w:hAnsi="맑은 고딕" w:eastAsia="맑은 고딕"/>
-          <w:sz w:val="21"/>
-        </w:rPr>
-        <w:t>② PHYSICAL STANDBY</w:t>
+        <w:t xml:space="preserve">[하-03] 전환 후 </w:t>
+      </w:r>
+      <w:r>
+        <w:rPr>
+          <w:rFonts w:ascii="Consolas" w:hAnsi="Consolas" w:eastAsia="맑은 고딕"/>
+          <w:sz w:val="21"/>
+        </w:rPr>
+        <w:t xml:space="preserve">DATABASE_ROLE</w:t>
+      </w:r>
+      <w:r>
+        <w:rPr>
+          <w:rFonts w:ascii="맑은 고딕" w:hAnsi="맑은 고딕" w:eastAsia="맑은 고딕"/>
+          <w:sz w:val="21"/>
+        </w:rPr>
+        <w:t xml:space="preserve"> 값은?</w:t>
+      </w:r>
+    </w:p>
+    <w:p>
+      <w:r>
+        <w:rPr>
+          <w:rFonts w:ascii="맑은 고딕" w:hAnsi="맑은 고딕" w:eastAsia="맑은 고딕"/>
+          <w:sz w:val="21"/>
+        </w:rPr>
+        <w:t>① PHYSICAL STANDBY</w:t>
+      </w:r>
+    </w:p>
+    <w:p>
+      <w:r>
+        <w:rPr>
+          <w:rFonts w:ascii="맑은 고딕" w:hAnsi="맑은 고딕" w:eastAsia="맑은 고딕"/>
+          <w:sz w:val="21"/>
+        </w:rPr>
+        <w:t>② SNAPSHOT STANDBY</w:t>
       </w:r>
     </w:p>
     <w:p>
@@ -204,16 +218,30 @@
           <w:rFonts w:ascii="맑은 고딕" w:hAnsi="맑은 고딕" w:eastAsia="맑은 고딕"/>
           <w:sz w:val="21"/>
         </w:rPr>
-        <w:t>[하-04] 전환 후 `CONTROLFILE_TYPE` 값은?</w:t>
-      </w:r>
-    </w:p>
-    <w:p>
-      <w:r>
-        <w:rPr>
-          <w:rFonts w:ascii="맑은 고딕" w:hAnsi="맑은 고딕" w:eastAsia="맑은 고딕"/>
-          <w:sz w:val="21"/>
-        </w:rPr>
-        <w:t>① CURRENT</w:t>
+        <w:t xml:space="preserve">[하-04] 전환 후 </w:t>
+      </w:r>
+      <w:r>
+        <w:rPr>
+          <w:rFonts w:ascii="Consolas" w:hAnsi="Consolas" w:eastAsia="맑은 고딕"/>
+          <w:sz w:val="21"/>
+        </w:rPr>
+        <w:t xml:space="preserve">CONTROLFILE_TYPE</w:t>
+      </w:r>
+      <w:r>
+        <w:rPr>
+          <w:rFonts w:ascii="맑은 고딕" w:hAnsi="맑은 고딕" w:eastAsia="맑은 고딕"/>
+          <w:sz w:val="21"/>
+        </w:rPr>
+        <w:t xml:space="preserve"> 값은?</w:t>
+      </w:r>
+    </w:p>
+    <w:p>
+      <w:r>
+        <w:rPr>
+          <w:rFonts w:ascii="맑은 고딕" w:hAnsi="맑은 고딕" w:eastAsia="맑은 고딕"/>
+          <w:sz w:val="21"/>
+        </w:rPr>
+        <w:t>① SNAPSHOT</w:t>
       </w:r>
     </w:p>
     <w:p>
@@ -231,16 +259,16 @@
           <w:rFonts w:ascii="맑은 고딕" w:hAnsi="맑은 고딕" w:eastAsia="맑은 고딕"/>
           <w:sz w:val="21"/>
         </w:rPr>
-        <w:t>③ SNAPSHOT</w:t>
-      </w:r>
-    </w:p>
-    <w:p>
-      <w:r>
-        <w:rPr>
-          <w:rFonts w:ascii="맑은 고딕" w:hAnsi="맑은 고딕" w:eastAsia="맑은 고딕"/>
-          <w:sz w:val="21"/>
-        </w:rPr>
-        <w:t>④ FARSYNC</w:t>
+        <w:t>③ FARSYNC</w:t>
+      </w:r>
+    </w:p>
+    <w:p>
+      <w:r>
+        <w:rPr>
+          <w:rFonts w:ascii="맑은 고딕" w:hAnsi="맑은 고딕" w:eastAsia="맑은 고딕"/>
+          <w:sz w:val="21"/>
+        </w:rPr>
+        <w:t>④ CURRENT</w:t>
       </w:r>
     </w:p>
     <w:p>
@@ -258,43 +286,57 @@
           <w:rFonts w:ascii="맑은 고딕" w:hAnsi="맑은 고딕" w:eastAsia="맑은 고딕"/>
           <w:sz w:val="21"/>
         </w:rPr>
-        <w:t>[하-05] 전환 후 `FLASHBACK_ON` 값은?</w:t>
-      </w:r>
-    </w:p>
-    <w:p>
-      <w:r>
-        <w:rPr>
-          <w:rFonts w:ascii="맑은 고딕" w:hAnsi="맑은 고딕" w:eastAsia="맑은 고딕"/>
-          <w:sz w:val="21"/>
-        </w:rPr>
-        <w:t>① RESTORE POINT ONLY</w:t>
-      </w:r>
-    </w:p>
-    <w:p>
-      <w:r>
-        <w:rPr>
-          <w:rFonts w:ascii="맑은 고딕" w:hAnsi="맑은 고딕" w:eastAsia="맑은 고딕"/>
-          <w:sz w:val="21"/>
-        </w:rPr>
-        <w:t>② YES</w:t>
-      </w:r>
-    </w:p>
-    <w:p>
-      <w:r>
-        <w:rPr>
-          <w:rFonts w:ascii="맑은 고딕" w:hAnsi="맑은 고딕" w:eastAsia="맑은 고딕"/>
-          <w:sz w:val="21"/>
-        </w:rPr>
-        <w:t>③ NO</w:t>
-      </w:r>
-    </w:p>
-    <w:p>
-      <w:r>
-        <w:rPr>
-          <w:rFonts w:ascii="맑은 고딕" w:hAnsi="맑은 고딕" w:eastAsia="맑은 고딕"/>
-          <w:sz w:val="21"/>
-        </w:rPr>
-        <w:t>④ GUARANTEED</w:t>
+        <w:t xml:space="preserve">[하-05] 전환 후 </w:t>
+      </w:r>
+      <w:r>
+        <w:rPr>
+          <w:rFonts w:ascii="Consolas" w:hAnsi="Consolas" w:eastAsia="맑은 고딕"/>
+          <w:sz w:val="21"/>
+        </w:rPr>
+        <w:t xml:space="preserve">FLASHBACK_ON</w:t>
+      </w:r>
+      <w:r>
+        <w:rPr>
+          <w:rFonts w:ascii="맑은 고딕" w:hAnsi="맑은 고딕" w:eastAsia="맑은 고딕"/>
+          <w:sz w:val="21"/>
+        </w:rPr>
+        <w:t xml:space="preserve"> 값은?</w:t>
+      </w:r>
+    </w:p>
+    <w:p>
+      <w:r>
+        <w:rPr>
+          <w:rFonts w:ascii="맑은 고딕" w:hAnsi="맑은 고딕" w:eastAsia="맑은 고딕"/>
+          <w:sz w:val="21"/>
+        </w:rPr>
+        <w:t>① YES</w:t>
+      </w:r>
+    </w:p>
+    <w:p>
+      <w:r>
+        <w:rPr>
+          <w:rFonts w:ascii="맑은 고딕" w:hAnsi="맑은 고딕" w:eastAsia="맑은 고딕"/>
+          <w:sz w:val="21"/>
+        </w:rPr>
+        <w:t>② RESTORE POINT ONLY</w:t>
+      </w:r>
+    </w:p>
+    <w:p>
+      <w:r>
+        <w:rPr>
+          <w:rFonts w:ascii="맑은 고딕" w:hAnsi="맑은 고딕" w:eastAsia="맑은 고딕"/>
+          <w:sz w:val="21"/>
+        </w:rPr>
+        <w:t>③ GUARANTEED</w:t>
+      </w:r>
+    </w:p>
+    <w:p>
+      <w:r>
+        <w:rPr>
+          <w:rFonts w:ascii="맑은 고딕" w:hAnsi="맑은 고딕" w:eastAsia="맑은 고딕"/>
+          <w:sz w:val="21"/>
+        </w:rPr>
+        <w:t>④ NO</w:t>
       </w:r>
     </w:p>
     <w:p>
@@ -312,25 +354,39 @@
           <w:rFonts w:ascii="맑은 고딕" w:hAnsi="맑은 고딕" w:eastAsia="맑은 고딕"/>
           <w:sz w:val="21"/>
         </w:rPr>
-        <w:t>[하-06] 전환 후 `OPEN_MODE` 값은?</w:t>
-      </w:r>
-    </w:p>
-    <w:p>
-      <w:r>
-        <w:rPr>
-          <w:rFonts w:ascii="맑은 고딕" w:hAnsi="맑은 고딕" w:eastAsia="맑은 고딕"/>
-          <w:sz w:val="21"/>
-        </w:rPr>
-        <w:t>① MOUNTED</w:t>
-      </w:r>
-    </w:p>
-    <w:p>
-      <w:r>
-        <w:rPr>
-          <w:rFonts w:ascii="맑은 고딕" w:hAnsi="맑은 고딕" w:eastAsia="맑은 고딕"/>
-          <w:sz w:val="21"/>
-        </w:rPr>
-        <w:t>② READ WRITE</w:t>
+        <w:t xml:space="preserve">[하-06] 전환 후 </w:t>
+      </w:r>
+      <w:r>
+        <w:rPr>
+          <w:rFonts w:ascii="Consolas" w:hAnsi="Consolas" w:eastAsia="맑은 고딕"/>
+          <w:sz w:val="21"/>
+        </w:rPr>
+        <w:t xml:space="preserve">OPEN_MODE</w:t>
+      </w:r>
+      <w:r>
+        <w:rPr>
+          <w:rFonts w:ascii="맑은 고딕" w:hAnsi="맑은 고딕" w:eastAsia="맑은 고딕"/>
+          <w:sz w:val="21"/>
+        </w:rPr>
+        <w:t xml:space="preserve"> 값은?</w:t>
+      </w:r>
+    </w:p>
+    <w:p>
+      <w:r>
+        <w:rPr>
+          <w:rFonts w:ascii="맑은 고딕" w:hAnsi="맑은 고딕" w:eastAsia="맑은 고딕"/>
+          <w:sz w:val="21"/>
+        </w:rPr>
+        <w:t>① READ ONLY WITH APPLY</w:t>
+      </w:r>
+    </w:p>
+    <w:p>
+      <w:r>
+        <w:rPr>
+          <w:rFonts w:ascii="맑은 고딕" w:hAnsi="맑은 고딕" w:eastAsia="맑은 고딕"/>
+          <w:sz w:val="21"/>
+        </w:rPr>
+        <w:t>② MOUNTED</w:t>
       </w:r>
     </w:p>
     <w:p>
@@ -348,7 +404,7 @@
           <w:rFonts w:ascii="맑은 고딕" w:hAnsi="맑은 고딕" w:eastAsia="맑은 고딕"/>
           <w:sz w:val="21"/>
         </w:rPr>
-        <w:t>④ READ ONLY WITH APPLY</w:t>
+        <w:t>④ READ WRITE</w:t>
       </w:r>
     </w:p>
     <w:p>
@@ -375,6 +431,358 @@
           <w:rFonts w:ascii="맑은 고딕" w:hAnsi="맑은 고딕" w:eastAsia="맑은 고딕"/>
           <w:sz w:val="21"/>
         </w:rPr>
+        <w:t>① ORA-10456</w:t>
+      </w:r>
+    </w:p>
+    <w:p>
+      <w:r>
+        <w:rPr>
+          <w:rFonts w:ascii="맑은 고딕" w:hAnsi="맑은 고딕" w:eastAsia="맑은 고딕"/>
+          <w:sz w:val="21"/>
+        </w:rPr>
+        <w:t>② ORA-01665</w:t>
+      </w:r>
+    </w:p>
+    <w:p>
+      <w:r>
+        <w:rPr>
+          <w:rFonts w:ascii="맑은 고딕" w:hAnsi="맑은 고딕" w:eastAsia="맑은 고딕"/>
+          <w:sz w:val="21"/>
+        </w:rPr>
+        <w:t>③ ORA-38784</w:t>
+      </w:r>
+    </w:p>
+    <w:p>
+      <w:r>
+        <w:rPr>
+          <w:rFonts w:ascii="맑은 고딕" w:hAnsi="맑은 고딕" w:eastAsia="맑은 고딕"/>
+          <w:sz w:val="21"/>
+        </w:rPr>
+        <w:t>④ ORA-01153</w:t>
+      </w:r>
+    </w:p>
+    <w:p>
+      <w:r>
+        <w:rPr>
+          <w:rFonts w:ascii="맑은 고딕" w:hAnsi="맑은 고딕" w:eastAsia="맑은 고딕"/>
+          <w:sz w:val="21"/>
+        </w:rPr>
+        <w:t>하-08 · 객관식</w:t>
+      </w:r>
+    </w:p>
+    <w:p>
+      <w:r>
+        <w:rPr>
+          <w:rFonts w:ascii="맑은 고딕" w:hAnsi="맑은 고딕" w:eastAsia="맑은 고딕"/>
+          <w:sz w:val="21"/>
+        </w:rPr>
+        <w:t>[하-08] 그 오류와 함께 나오는 두 번째 오류는?</w:t>
+      </w:r>
+    </w:p>
+    <w:p>
+      <w:r>
+        <w:rPr>
+          <w:rFonts w:ascii="맑은 고딕" w:hAnsi="맑은 고딕" w:eastAsia="맑은 고딕"/>
+          <w:sz w:val="21"/>
+        </w:rPr>
+        <w:t>① ORA-38780</w:t>
+      </w:r>
+    </w:p>
+    <w:p>
+      <w:r>
+        <w:rPr>
+          <w:rFonts w:ascii="맑은 고딕" w:hAnsi="맑은 고딕" w:eastAsia="맑은 고딕"/>
+          <w:sz w:val="21"/>
+        </w:rPr>
+        <w:t>② ORA-00942</w:t>
+      </w:r>
+    </w:p>
+    <w:p>
+      <w:r>
+        <w:rPr>
+          <w:rFonts w:ascii="맑은 고딕" w:hAnsi="맑은 고딕" w:eastAsia="맑은 고딕"/>
+          <w:sz w:val="21"/>
+        </w:rPr>
+        <w:t>③ ORA-01153</w:t>
+      </w:r>
+    </w:p>
+    <w:p>
+      <w:r>
+        <w:rPr>
+          <w:rFonts w:ascii="맑은 고딕" w:hAnsi="맑은 고딕" w:eastAsia="맑은 고딕"/>
+          <w:sz w:val="21"/>
+        </w:rPr>
+        <w:t>④ ORA-01219</w:t>
+      </w:r>
+    </w:p>
+    <w:p>
+      <w:r>
+        <w:rPr>
+          <w:rFonts w:ascii="맑은 고딕" w:hAnsi="맑은 고딕" w:eastAsia="맑은 고딕"/>
+          <w:sz w:val="21"/>
+        </w:rPr>
+        <w:t>하-09 · 객관식</w:t>
+      </w:r>
+    </w:p>
+    <w:p>
+      <w:r>
+        <w:rPr>
+          <w:rFonts w:ascii="맑은 고딕" w:hAnsi="맑은 고딕" w:eastAsia="맑은 고딕"/>
+          <w:sz w:val="21"/>
+        </w:rPr>
+        <w:t>[하-09] 전환할 때 자동으로 만들어지는 것은?</w:t>
+      </w:r>
+    </w:p>
+    <w:p>
+      <w:r>
+        <w:rPr>
+          <w:rFonts w:ascii="맑은 고딕" w:hAnsi="맑은 고딕" w:eastAsia="맑은 고딕"/>
+          <w:sz w:val="21"/>
+        </w:rPr>
+        <w:t>① 보장 복원 지점</w:t>
+      </w:r>
+    </w:p>
+    <w:p>
+      <w:r>
+        <w:rPr>
+          <w:rFonts w:ascii="맑은 고딕" w:hAnsi="맑은 고딕" w:eastAsia="맑은 고딕"/>
+          <w:sz w:val="21"/>
+        </w:rPr>
+        <w:t>② 임시 테이블스페이스</w:t>
+      </w:r>
+    </w:p>
+    <w:p>
+      <w:r>
+        <w:rPr>
+          <w:rFonts w:ascii="맑은 고딕" w:hAnsi="맑은 고딕" w:eastAsia="맑은 고딕"/>
+          <w:sz w:val="21"/>
+        </w:rPr>
+        <w:t>③ 백업 세트</w:t>
+      </w:r>
+    </w:p>
+    <w:p>
+      <w:r>
+        <w:rPr>
+          <w:rFonts w:ascii="맑은 고딕" w:hAnsi="맑은 고딕" w:eastAsia="맑은 고딕"/>
+          <w:sz w:val="21"/>
+        </w:rPr>
+        <w:t>④ 스냅샷 컨트롤 파일</w:t>
+      </w:r>
+    </w:p>
+    <w:p>
+      <w:r>
+        <w:rPr>
+          <w:rFonts w:ascii="맑은 고딕" w:hAnsi="맑은 고딕" w:eastAsia="맑은 고딕"/>
+          <w:sz w:val="21"/>
+        </w:rPr>
+        <w:t>하-10 · 객관식</w:t>
+      </w:r>
+    </w:p>
+    <w:p>
+      <w:r>
+        <w:rPr>
+          <w:rFonts w:ascii="맑은 고딕" w:hAnsi="맑은 고딕" w:eastAsia="맑은 고딕"/>
+          <w:sz w:val="21"/>
+        </w:rPr>
+        <w:t>[하-10] 그 복원 지점의 이름 형식은?</w:t>
+      </w:r>
+    </w:p>
+    <w:p>
+      <w:r>
+        <w:rPr>
+          <w:rFonts w:ascii="맑은 고딕" w:hAnsi="맑은 고딕" w:eastAsia="맑은 고딕"/>
+          <w:sz w:val="21"/>
+        </w:rPr>
+        <w:t>① GRP_SNAPSHOT_&lt;날짜&gt;</w:t>
+      </w:r>
+    </w:p>
+    <w:p>
+      <w:r>
+        <w:rPr>
+          <w:rFonts w:ascii="맑은 고딕" w:hAnsi="맑은 고딕" w:eastAsia="맑은 고딕"/>
+          <w:sz w:val="21"/>
+        </w:rPr>
+        <w:t>② SNAPSHOT_STANDBY_REQUIRED_&lt;날짜&gt; &lt;시각&gt;</w:t>
+      </w:r>
+    </w:p>
+    <w:p>
+      <w:r>
+        <w:rPr>
+          <w:rFonts w:ascii="맑은 고딕" w:hAnsi="맑은 고딕" w:eastAsia="맑은 고딕"/>
+          <w:sz w:val="21"/>
+        </w:rPr>
+        <w:t>③ SNAPSHOT_STANDBY_&lt;SCN&gt;</w:t>
+      </w:r>
+    </w:p>
+    <w:p>
+      <w:r>
+        <w:rPr>
+          <w:rFonts w:ascii="맑은 고딕" w:hAnsi="맑은 고딕" w:eastAsia="맑은 고딕"/>
+          <w:sz w:val="21"/>
+        </w:rPr>
+        <w:t>④ STANDBY_RESTORE_POINT</w:t>
+      </w:r>
+    </w:p>
+    <w:p>
+      <w:r>
+        <w:rPr>
+          <w:rFonts w:ascii="맑은 고딕" w:hAnsi="맑은 고딕" w:eastAsia="맑은 고딕"/>
+          <w:sz w:val="21"/>
+        </w:rPr>
+        <w:t>하-11 · 객관식</w:t>
+      </w:r>
+    </w:p>
+    <w:p>
+      <w:r>
+        <w:rPr>
+          <w:rFonts w:ascii="맑은 고딕" w:hAnsi="맑은 고딕" w:eastAsia="맑은 고딕"/>
+          <w:sz w:val="21"/>
+        </w:rPr>
+        <w:t xml:space="preserve">[하-11] 그 복원 지점의 </w:t>
+      </w:r>
+      <w:r>
+        <w:rPr>
+          <w:rFonts w:ascii="Consolas" w:hAnsi="Consolas" w:eastAsia="맑은 고딕"/>
+          <w:sz w:val="21"/>
+        </w:rPr>
+        <w:t xml:space="preserve">GUARANTEE_FLASHBACK_DATABASE</w:t>
+      </w:r>
+      <w:r>
+        <w:rPr>
+          <w:rFonts w:ascii="맑은 고딕" w:hAnsi="맑은 고딕" w:eastAsia="맑은 고딕"/>
+          <w:sz w:val="21"/>
+        </w:rPr>
+        <w:t xml:space="preserve"> 값은?</w:t>
+      </w:r>
+    </w:p>
+    <w:p>
+      <w:r>
+        <w:rPr>
+          <w:rFonts w:ascii="맑은 고딕" w:hAnsi="맑은 고딕" w:eastAsia="맑은 고딕"/>
+          <w:sz w:val="21"/>
+        </w:rPr>
+        <w:t>① NULL</w:t>
+      </w:r>
+    </w:p>
+    <w:p>
+      <w:r>
+        <w:rPr>
+          <w:rFonts w:ascii="맑은 고딕" w:hAnsi="맑은 고딕" w:eastAsia="맑은 고딕"/>
+          <w:sz w:val="21"/>
+        </w:rPr>
+        <w:t>② NO</w:t>
+      </w:r>
+    </w:p>
+    <w:p>
+      <w:r>
+        <w:rPr>
+          <w:rFonts w:ascii="맑은 고딕" w:hAnsi="맑은 고딕" w:eastAsia="맑은 고딕"/>
+          <w:sz w:val="21"/>
+        </w:rPr>
+        <w:t>③ YES</w:t>
+      </w:r>
+    </w:p>
+    <w:p>
+      <w:r>
+        <w:rPr>
+          <w:rFonts w:ascii="맑은 고딕" w:hAnsi="맑은 고딕" w:eastAsia="맑은 고딕"/>
+          <w:sz w:val="21"/>
+        </w:rPr>
+        <w:t>④ PARTIAL</w:t>
+      </w:r>
+    </w:p>
+    <w:p>
+      <w:r>
+        <w:rPr>
+          <w:rFonts w:ascii="맑은 고딕" w:hAnsi="맑은 고딕" w:eastAsia="맑은 고딕"/>
+          <w:sz w:val="21"/>
+        </w:rPr>
+        <w:t>하-12 · 객관식</w:t>
+      </w:r>
+    </w:p>
+    <w:p>
+      <w:r>
+        <w:rPr>
+          <w:rFonts w:ascii="맑은 고딕" w:hAnsi="맑은 고딕" w:eastAsia="맑은 고딕"/>
+          <w:sz w:val="21"/>
+        </w:rPr>
+        <w:t xml:space="preserve">[하-12] 전환 전 boston의 </w:t>
+      </w:r>
+      <w:r>
+        <w:rPr>
+          <w:rFonts w:ascii="Consolas" w:hAnsi="Consolas" w:eastAsia="맑은 고딕"/>
+          <w:sz w:val="21"/>
+        </w:rPr>
+        <w:t xml:space="preserve">FLASHBACK_ON</w:t>
+      </w:r>
+      <w:r>
+        <w:rPr>
+          <w:rFonts w:ascii="맑은 고딕" w:hAnsi="맑은 고딕" w:eastAsia="맑은 고딕"/>
+          <w:sz w:val="21"/>
+        </w:rPr>
+        <w:t xml:space="preserve"> 값은?</w:t>
+      </w:r>
+    </w:p>
+    <w:p>
+      <w:r>
+        <w:rPr>
+          <w:rFonts w:ascii="맑은 고딕" w:hAnsi="맑은 고딕" w:eastAsia="맑은 고딕"/>
+          <w:sz w:val="21"/>
+        </w:rPr>
+        <w:t>① NO</w:t>
+      </w:r>
+    </w:p>
+    <w:p>
+      <w:r>
+        <w:rPr>
+          <w:rFonts w:ascii="맑은 고딕" w:hAnsi="맑은 고딕" w:eastAsia="맑은 고딕"/>
+          <w:sz w:val="21"/>
+        </w:rPr>
+        <w:t>② 조회되지 않는다</w:t>
+      </w:r>
+    </w:p>
+    <w:p>
+      <w:r>
+        <w:rPr>
+          <w:rFonts w:ascii="맑은 고딕" w:hAnsi="맑은 고딕" w:eastAsia="맑은 고딕"/>
+          <w:sz w:val="21"/>
+        </w:rPr>
+        <w:t>③ RESTORE POINT ONLY</w:t>
+      </w:r>
+    </w:p>
+    <w:p>
+      <w:r>
+        <w:rPr>
+          <w:rFonts w:ascii="맑은 고딕" w:hAnsi="맑은 고딕" w:eastAsia="맑은 고딕"/>
+          <w:sz w:val="21"/>
+        </w:rPr>
+        <w:t>④ YES</w:t>
+      </w:r>
+    </w:p>
+    <w:p>
+      <w:r>
+        <w:rPr>
+          <w:rFonts w:ascii="맑은 고딕" w:hAnsi="맑은 고딕" w:eastAsia="맑은 고딕"/>
+          <w:sz w:val="21"/>
+        </w:rPr>
+        <w:t>하-13 · 객관식</w:t>
+      </w:r>
+    </w:p>
+    <w:p>
+      <w:r>
+        <w:rPr>
+          <w:rFonts w:ascii="맑은 고딕" w:hAnsi="맑은 고딕" w:eastAsia="맑은 고딕"/>
+          <w:sz w:val="21"/>
+        </w:rPr>
+        <w:t>[하-13] Snapshot Standby에서 MRP를 띄우면?</w:t>
+      </w:r>
+    </w:p>
+    <w:p>
+      <w:r>
+        <w:rPr>
+          <w:rFonts w:ascii="맑은 고딕" w:hAnsi="맑은 고딕" w:eastAsia="맑은 고딕"/>
+          <w:sz w:val="21"/>
+        </w:rPr>
         <w:t>① ORA-38784</w:t>
       </w:r>
     </w:p>
@@ -402,295 +810,405 @@
           <w:rFonts w:ascii="맑은 고딕" w:hAnsi="맑은 고딕" w:eastAsia="맑은 고딕"/>
           <w:sz w:val="21"/>
         </w:rPr>
-        <w:t>④ ORA-01153</w:t>
-      </w:r>
-    </w:p>
-    <w:p>
-      <w:r>
-        <w:rPr>
-          <w:rFonts w:ascii="맑은 고딕" w:hAnsi="맑은 고딕" w:eastAsia="맑은 고딕"/>
-          <w:sz w:val="21"/>
-        </w:rPr>
-        <w:t>하-08 · 객관식</w:t>
-      </w:r>
-    </w:p>
-    <w:p>
-      <w:r>
-        <w:rPr>
-          <w:rFonts w:ascii="맑은 고딕" w:hAnsi="맑은 고딕" w:eastAsia="맑은 고딕"/>
-          <w:sz w:val="21"/>
-        </w:rPr>
-        <w:t>[하-08] 그 오류와 함께 나오는 두 번째 오류는?</w:t>
-      </w:r>
-    </w:p>
-    <w:p>
-      <w:r>
-        <w:rPr>
-          <w:rFonts w:ascii="맑은 고딕" w:hAnsi="맑은 고딕" w:eastAsia="맑은 고딕"/>
-          <w:sz w:val="21"/>
-        </w:rPr>
-        <w:t>① ORA-01153</w:t>
-      </w:r>
-    </w:p>
-    <w:p>
-      <w:r>
-        <w:rPr>
-          <w:rFonts w:ascii="맑은 고딕" w:hAnsi="맑은 고딕" w:eastAsia="맑은 고딕"/>
-          <w:sz w:val="21"/>
-        </w:rPr>
-        <w:t>② ORA-38780</w:t>
-      </w:r>
-    </w:p>
-    <w:p>
-      <w:r>
-        <w:rPr>
-          <w:rFonts w:ascii="맑은 고딕" w:hAnsi="맑은 고딕" w:eastAsia="맑은 고딕"/>
-          <w:sz w:val="21"/>
-        </w:rPr>
-        <w:t>③ ORA-00942</w:t>
-      </w:r>
-    </w:p>
-    <w:p>
-      <w:r>
-        <w:rPr>
-          <w:rFonts w:ascii="맑은 고딕" w:hAnsi="맑은 고딕" w:eastAsia="맑은 고딕"/>
-          <w:sz w:val="21"/>
-        </w:rPr>
-        <w:t>④ ORA-01219</w:t>
-      </w:r>
-    </w:p>
-    <w:p>
-      <w:r>
-        <w:rPr>
-          <w:rFonts w:ascii="맑은 고딕" w:hAnsi="맑은 고딕" w:eastAsia="맑은 고딕"/>
-          <w:sz w:val="21"/>
-        </w:rPr>
-        <w:t>하-09 · 객관식</w:t>
-      </w:r>
-    </w:p>
-    <w:p>
-      <w:r>
-        <w:rPr>
-          <w:rFonts w:ascii="맑은 고딕" w:hAnsi="맑은 고딕" w:eastAsia="맑은 고딕"/>
-          <w:sz w:val="21"/>
-        </w:rPr>
-        <w:t>[하-09] 전환할 때 자동으로 만들어지는 것은?</w:t>
-      </w:r>
-    </w:p>
-    <w:p>
-      <w:r>
-        <w:rPr>
-          <w:rFonts w:ascii="맑은 고딕" w:hAnsi="맑은 고딕" w:eastAsia="맑은 고딕"/>
-          <w:sz w:val="21"/>
-        </w:rPr>
-        <w:t>① 보장 복원 지점</w:t>
-      </w:r>
-    </w:p>
-    <w:p>
-      <w:r>
-        <w:rPr>
-          <w:rFonts w:ascii="맑은 고딕" w:hAnsi="맑은 고딕" w:eastAsia="맑은 고딕"/>
-          <w:sz w:val="21"/>
-        </w:rPr>
-        <w:t>② 백업 세트</w:t>
-      </w:r>
-    </w:p>
-    <w:p>
-      <w:r>
-        <w:rPr>
-          <w:rFonts w:ascii="맑은 고딕" w:hAnsi="맑은 고딕" w:eastAsia="맑은 고딕"/>
-          <w:sz w:val="21"/>
-        </w:rPr>
-        <w:t>③ 스냅샷 컨트롤 파일</w:t>
-      </w:r>
-    </w:p>
-    <w:p>
-      <w:r>
-        <w:rPr>
-          <w:rFonts w:ascii="맑은 고딕" w:hAnsi="맑은 고딕" w:eastAsia="맑은 고딕"/>
-          <w:sz w:val="21"/>
-        </w:rPr>
-        <w:t>④ 임시 테이블스페이스</w:t>
-      </w:r>
-    </w:p>
-    <w:p>
-      <w:r>
-        <w:rPr>
-          <w:rFonts w:ascii="맑은 고딕" w:hAnsi="맑은 고딕" w:eastAsia="맑은 고딕"/>
-          <w:sz w:val="21"/>
-        </w:rPr>
-        <w:t>하-10 · 객관식</w:t>
-      </w:r>
-    </w:p>
-    <w:p>
-      <w:r>
-        <w:rPr>
-          <w:rFonts w:ascii="맑은 고딕" w:hAnsi="맑은 고딕" w:eastAsia="맑은 고딕"/>
-          <w:sz w:val="21"/>
-        </w:rPr>
-        <w:t>[하-10] 그 복원 지점의 이름 형식은?</w:t>
-      </w:r>
-    </w:p>
-    <w:p>
-      <w:r>
-        <w:rPr>
-          <w:rFonts w:ascii="맑은 고딕" w:hAnsi="맑은 고딕" w:eastAsia="맑은 고딕"/>
-          <w:sz w:val="21"/>
-        </w:rPr>
-        <w:t>① SNAPSHOT_STANDBY_REQUIRED_&lt;날짜&gt; &lt;시각&gt;</w:t>
-      </w:r>
-    </w:p>
-    <w:p>
-      <w:r>
-        <w:rPr>
-          <w:rFonts w:ascii="맑은 고딕" w:hAnsi="맑은 고딕" w:eastAsia="맑은 고딕"/>
-          <w:sz w:val="21"/>
-        </w:rPr>
-        <w:t>② SNAPSHOT_STANDBY_&lt;SCN&gt;</w:t>
-      </w:r>
-    </w:p>
-    <w:p>
-      <w:r>
-        <w:rPr>
-          <w:rFonts w:ascii="맑은 고딕" w:hAnsi="맑은 고딕" w:eastAsia="맑은 고딕"/>
-          <w:sz w:val="21"/>
-        </w:rPr>
-        <w:t>③ GRP_SNAPSHOT_&lt;날짜&gt;</w:t>
-      </w:r>
-    </w:p>
-    <w:p>
-      <w:r>
-        <w:rPr>
-          <w:rFonts w:ascii="맑은 고딕" w:hAnsi="맑은 고딕" w:eastAsia="맑은 고딕"/>
-          <w:sz w:val="21"/>
-        </w:rPr>
-        <w:t>④ STANDBY_RESTORE_POINT</w:t>
-      </w:r>
-    </w:p>
-    <w:p>
-      <w:r>
-        <w:rPr>
-          <w:rFonts w:ascii="맑은 고딕" w:hAnsi="맑은 고딕" w:eastAsia="맑은 고딕"/>
-          <w:sz w:val="21"/>
-        </w:rPr>
-        <w:t>하-11 · 객관식</w:t>
-      </w:r>
-    </w:p>
-    <w:p>
-      <w:r>
-        <w:rPr>
-          <w:rFonts w:ascii="맑은 고딕" w:hAnsi="맑은 고딕" w:eastAsia="맑은 고딕"/>
-          <w:sz w:val="21"/>
-        </w:rPr>
-        <w:t>[하-11] 그 복원 지점의 `GUARANTEE_FLASHBACK_DATABASE` 값은?</w:t>
-      </w:r>
-    </w:p>
-    <w:p>
-      <w:r>
-        <w:rPr>
-          <w:rFonts w:ascii="맑은 고딕" w:hAnsi="맑은 고딕" w:eastAsia="맑은 고딕"/>
-          <w:sz w:val="21"/>
-        </w:rPr>
-        <w:t>① YES</w:t>
-      </w:r>
-    </w:p>
-    <w:p>
-      <w:r>
-        <w:rPr>
-          <w:rFonts w:ascii="맑은 고딕" w:hAnsi="맑은 고딕" w:eastAsia="맑은 고딕"/>
-          <w:sz w:val="21"/>
-        </w:rPr>
-        <w:t>② NO</w:t>
-      </w:r>
-    </w:p>
-    <w:p>
-      <w:r>
-        <w:rPr>
-          <w:rFonts w:ascii="맑은 고딕" w:hAnsi="맑은 고딕" w:eastAsia="맑은 고딕"/>
-          <w:sz w:val="21"/>
-        </w:rPr>
-        <w:t>③ NULL</w:t>
-      </w:r>
-    </w:p>
-    <w:p>
-      <w:r>
-        <w:rPr>
-          <w:rFonts w:ascii="맑은 고딕" w:hAnsi="맑은 고딕" w:eastAsia="맑은 고딕"/>
-          <w:sz w:val="21"/>
-        </w:rPr>
-        <w:t>④ PARTIAL</w:t>
-      </w:r>
-    </w:p>
-    <w:p>
-      <w:r>
-        <w:rPr>
-          <w:rFonts w:ascii="맑은 고딕" w:hAnsi="맑은 고딕" w:eastAsia="맑은 고딕"/>
-          <w:sz w:val="21"/>
-        </w:rPr>
-        <w:t>하-12 · 객관식</w:t>
-      </w:r>
-    </w:p>
-    <w:p>
-      <w:r>
-        <w:rPr>
-          <w:rFonts w:ascii="맑은 고딕" w:hAnsi="맑은 고딕" w:eastAsia="맑은 고딕"/>
-          <w:sz w:val="21"/>
-        </w:rPr>
-        <w:t>[하-12] 전환 전 boston의 `FLASHBACK_ON` 값은?</w:t>
-      </w:r>
-    </w:p>
-    <w:p>
-      <w:r>
-        <w:rPr>
-          <w:rFonts w:ascii="맑은 고딕" w:hAnsi="맑은 고딕" w:eastAsia="맑은 고딕"/>
-          <w:sz w:val="21"/>
-        </w:rPr>
-        <w:t>① NO</w:t>
-      </w:r>
-    </w:p>
-    <w:p>
-      <w:r>
-        <w:rPr>
-          <w:rFonts w:ascii="맑은 고딕" w:hAnsi="맑은 고딕" w:eastAsia="맑은 고딕"/>
-          <w:sz w:val="21"/>
-        </w:rPr>
-        <w:t>② YES</w:t>
-      </w:r>
-    </w:p>
-    <w:p>
-      <w:r>
-        <w:rPr>
-          <w:rFonts w:ascii="맑은 고딕" w:hAnsi="맑은 고딕" w:eastAsia="맑은 고딕"/>
-          <w:sz w:val="21"/>
-        </w:rPr>
-        <w:t>③ RESTORE POINT ONLY</w:t>
-      </w:r>
-    </w:p>
-    <w:p>
-      <w:r>
-        <w:rPr>
-          <w:rFonts w:ascii="맑은 고딕" w:hAnsi="맑은 고딕" w:eastAsia="맑은 고딕"/>
-          <w:sz w:val="21"/>
-        </w:rPr>
-        <w:t>④ 조회되지 않는다</w:t>
-      </w:r>
-    </w:p>
-    <w:p>
-      <w:r>
-        <w:rPr>
-          <w:rFonts w:ascii="맑은 고딕" w:hAnsi="맑은 고딕" w:eastAsia="맑은 고딕"/>
-          <w:sz w:val="21"/>
-        </w:rPr>
-        <w:t>하-13 · 객관식</w:t>
-      </w:r>
-    </w:p>
-    <w:p>
-      <w:r>
-        <w:rPr>
-          <w:rFonts w:ascii="맑은 고딕" w:hAnsi="맑은 고딕" w:eastAsia="맑은 고딕"/>
-          <w:sz w:val="21"/>
-        </w:rPr>
-        <w:t>[하-13] Snapshot Standby에서 MRP를 띄우면?</w:t>
+        <w:t>④ 정상 기동한다</w:t>
+      </w:r>
+    </w:p>
+    <w:p>
+      <w:r>
+        <w:rPr>
+          <w:rFonts w:ascii="맑은 고딕" w:hAnsi="맑은 고딕" w:eastAsia="맑은 고딕"/>
+          <w:sz w:val="21"/>
+        </w:rPr>
+        <w:t>하-14 · 객관식</w:t>
+      </w:r>
+    </w:p>
+    <w:p>
+      <w:r>
+        <w:rPr>
+          <w:rFonts w:ascii="맑은 고딕" w:hAnsi="맑은 고딕" w:eastAsia="맑은 고딕"/>
+          <w:sz w:val="21"/>
+        </w:rPr>
+        <w:t xml:space="preserve">[하-14] Snapshot Standby의 </w:t>
+      </w:r>
+      <w:r>
+        <w:rPr>
+          <w:rFonts w:ascii="Consolas" w:hAnsi="Consolas" w:eastAsia="맑은 고딕"/>
+          <w:sz w:val="21"/>
+        </w:rPr>
+        <w:t xml:space="preserve">RECOVERY_MODE</w:t>
+      </w:r>
+      <w:r>
+        <w:rPr>
+          <w:rFonts w:ascii="맑은 고딕" w:hAnsi="맑은 고딕" w:eastAsia="맑은 고딕"/>
+          <w:sz w:val="21"/>
+        </w:rPr>
+        <w:t xml:space="preserve"> 값은?</w:t>
+      </w:r>
+    </w:p>
+    <w:p>
+      <w:r>
+        <w:rPr>
+          <w:rFonts w:ascii="맑은 고딕" w:hAnsi="맑은 고딕" w:eastAsia="맑은 고딕"/>
+          <w:sz w:val="21"/>
+        </w:rPr>
+        <w:t>① MANAGED</w:t>
+      </w:r>
+    </w:p>
+    <w:p>
+      <w:r>
+        <w:rPr>
+          <w:rFonts w:ascii="맑은 고딕" w:hAnsi="맑은 고딕" w:eastAsia="맑은 고딕"/>
+          <w:sz w:val="21"/>
+        </w:rPr>
+        <w:t>② ACTIVE</w:t>
+      </w:r>
+    </w:p>
+    <w:p>
+      <w:r>
+        <w:rPr>
+          <w:rFonts w:ascii="맑은 고딕" w:hAnsi="맑은 고딕" w:eastAsia="맑은 고딕"/>
+          <w:sz w:val="21"/>
+        </w:rPr>
+        <w:t>③ IDLE</w:t>
+      </w:r>
+    </w:p>
+    <w:p>
+      <w:r>
+        <w:rPr>
+          <w:rFonts w:ascii="맑은 고딕" w:hAnsi="맑은 고딕" w:eastAsia="맑은 고딕"/>
+          <w:sz w:val="21"/>
+        </w:rPr>
+        <w:t>④ MANAGED REAL TIME APPLY</w:t>
+      </w:r>
+    </w:p>
+    <w:p>
+      <w:r>
+        <w:rPr>
+          <w:rFonts w:ascii="맑은 고딕" w:hAnsi="맑은 고딕" w:eastAsia="맑은 고딕"/>
+          <w:sz w:val="21"/>
+        </w:rPr>
+        <w:t>하-15 · 객관식</w:t>
+      </w:r>
+    </w:p>
+    <w:p>
+      <w:r>
+        <w:rPr>
+          <w:rFonts w:ascii="맑은 고딕" w:hAnsi="맑은 고딕" w:eastAsia="맑은 고딕"/>
+          <w:sz w:val="21"/>
+        </w:rPr>
+        <w:t>[하-15] Snapshot Standby를 열 때 쓰는 명령은?</w:t>
+      </w:r>
+    </w:p>
+    <w:p>
+      <w:r>
+        <w:rPr>
+          <w:rFonts w:ascii="맑은 고딕" w:hAnsi="맑은 고딕" w:eastAsia="맑은 고딕"/>
+          <w:sz w:val="21"/>
+        </w:rPr>
+        <w:t>① ALTER DATABASE OPEN READ ONLY</w:t>
+      </w:r>
+    </w:p>
+    <w:p>
+      <w:r>
+        <w:rPr>
+          <w:rFonts w:ascii="맑은 고딕" w:hAnsi="맑은 고딕" w:eastAsia="맑은 고딕"/>
+          <w:sz w:val="21"/>
+        </w:rPr>
+        <w:t>② ALTER DATABASE ACTIVATE</w:t>
+      </w:r>
+    </w:p>
+    <w:p>
+      <w:r>
+        <w:rPr>
+          <w:rFonts w:ascii="맑은 고딕" w:hAnsi="맑은 고딕" w:eastAsia="맑은 고딕"/>
+          <w:sz w:val="21"/>
+        </w:rPr>
+        <w:t>③ ALTER DATABASE OPEN</w:t>
+      </w:r>
+    </w:p>
+    <w:p>
+      <w:r>
+        <w:rPr>
+          <w:rFonts w:ascii="맑은 고딕" w:hAnsi="맑은 고딕" w:eastAsia="맑은 고딕"/>
+          <w:sz w:val="21"/>
+        </w:rPr>
+        <w:t>④ ALTER DATABASE OPEN RESETLOGS</w:t>
+      </w:r>
+    </w:p>
+    <w:p>
+      <w:r>
+        <w:rPr>
+          <w:rFonts w:ascii="맑은 고딕" w:hAnsi="맑은 고딕" w:eastAsia="맑은 고딕"/>
+          <w:sz w:val="21"/>
+        </w:rPr>
+        <w:t>하-16 · 객관식</w:t>
+      </w:r>
+    </w:p>
+    <w:p>
+      <w:r>
+        <w:rPr>
+          <w:rFonts w:ascii="맑은 고딕" w:hAnsi="맑은 고딕" w:eastAsia="맑은 고딕"/>
+          <w:sz w:val="21"/>
+        </w:rPr>
+        <w:t xml:space="preserve">[하-16] CDB를 연 뒤 PDB의 </w:t>
+      </w:r>
+      <w:r>
+        <w:rPr>
+          <w:rFonts w:ascii="Consolas" w:hAnsi="Consolas" w:eastAsia="맑은 고딕"/>
+          <w:sz w:val="21"/>
+        </w:rPr>
+        <w:t xml:space="preserve">OPEN_MODE</w:t>
+      </w:r>
+      <w:r>
+        <w:rPr>
+          <w:rFonts w:ascii="맑은 고딕" w:hAnsi="맑은 고딕" w:eastAsia="맑은 고딕"/>
+          <w:sz w:val="21"/>
+        </w:rPr>
+        <w:t xml:space="preserve">는?</w:t>
+      </w:r>
+    </w:p>
+    <w:p>
+      <w:r>
+        <w:rPr>
+          <w:rFonts w:ascii="맑은 고딕" w:hAnsi="맑은 고딕" w:eastAsia="맑은 고딕"/>
+          <w:sz w:val="21"/>
+        </w:rPr>
+        <w:t>① READ WRITE</w:t>
+      </w:r>
+    </w:p>
+    <w:p>
+      <w:r>
+        <w:rPr>
+          <w:rFonts w:ascii="맑은 고딕" w:hAnsi="맑은 고딕" w:eastAsia="맑은 고딕"/>
+          <w:sz w:val="21"/>
+        </w:rPr>
+        <w:t>② READ ONLY</w:t>
+      </w:r>
+    </w:p>
+    <w:p>
+      <w:r>
+        <w:rPr>
+          <w:rFonts w:ascii="맑은 고딕" w:hAnsi="맑은 고딕" w:eastAsia="맑은 고딕"/>
+          <w:sz w:val="21"/>
+        </w:rPr>
+        <w:t>③ MOUNTED</w:t>
+      </w:r>
+    </w:p>
+    <w:p>
+      <w:r>
+        <w:rPr>
+          <w:rFonts w:ascii="맑은 고딕" w:hAnsi="맑은 고딕" w:eastAsia="맑은 고딕"/>
+          <w:sz w:val="21"/>
+        </w:rPr>
+        <w:t>④ MIGRATE</w:t>
+      </w:r>
+    </w:p>
+    <w:p>
+      <w:r>
+        <w:rPr>
+          <w:rFonts w:ascii="맑은 고딕" w:hAnsi="맑은 고딕" w:eastAsia="맑은 고딕"/>
+          <w:sz w:val="21"/>
+        </w:rPr>
+        <w:t>하-17 · 객관식</w:t>
+      </w:r>
+    </w:p>
+    <w:p>
+      <w:r>
+        <w:rPr>
+          <w:rFonts w:ascii="맑은 고딕" w:hAnsi="맑은 고딕" w:eastAsia="맑은 고딕"/>
+          <w:sz w:val="21"/>
+        </w:rPr>
+        <w:t xml:space="preserve">[하-17] </w:t>
+      </w:r>
+      <w:r>
+        <w:rPr>
+          <w:rFonts w:ascii="Consolas" w:hAnsi="Consolas" w:eastAsia="맑은 고딕"/>
+          <w:sz w:val="21"/>
+        </w:rPr>
+        <w:t xml:space="preserve">MOUNTED</w:t>
+      </w:r>
+      <w:r>
+        <w:rPr>
+          <w:rFonts w:ascii="맑은 고딕" w:hAnsi="맑은 고딕" w:eastAsia="맑은 고딕"/>
+          <w:sz w:val="21"/>
+        </w:rPr>
+        <w:t xml:space="preserve">인 PDB를 조회하면 나오는 오류는?</w:t>
+      </w:r>
+    </w:p>
+    <w:p>
+      <w:r>
+        <w:rPr>
+          <w:rFonts w:ascii="맑은 고딕" w:hAnsi="맑은 고딕" w:eastAsia="맑은 고딕"/>
+          <w:sz w:val="21"/>
+        </w:rPr>
+        <w:t>① ORA-01109</w:t>
+      </w:r>
+    </w:p>
+    <w:p>
+      <w:r>
+        <w:rPr>
+          <w:rFonts w:ascii="맑은 고딕" w:hAnsi="맑은 고딕" w:eastAsia="맑은 고딕"/>
+          <w:sz w:val="21"/>
+        </w:rPr>
+        <w:t>② ORA-16000</w:t>
+      </w:r>
+    </w:p>
+    <w:p>
+      <w:r>
+        <w:rPr>
+          <w:rFonts w:ascii="맑은 고딕" w:hAnsi="맑은 고딕" w:eastAsia="맑은 고딕"/>
+          <w:sz w:val="21"/>
+        </w:rPr>
+        <w:t>③ ORA-01219</w:t>
+      </w:r>
+    </w:p>
+    <w:p>
+      <w:r>
+        <w:rPr>
+          <w:rFonts w:ascii="맑은 고딕" w:hAnsi="맑은 고딕" w:eastAsia="맑은 고딕"/>
+          <w:sz w:val="21"/>
+        </w:rPr>
+        <w:t>④ ORA-00942</w:t>
+      </w:r>
+    </w:p>
+    <w:p>
+      <w:r>
+        <w:rPr>
+          <w:rFonts w:ascii="맑은 고딕" w:hAnsi="맑은 고딕" w:eastAsia="맑은 고딕"/>
+          <w:sz w:val="21"/>
+        </w:rPr>
+        <w:t>하-18 · 객관식</w:t>
+      </w:r>
+    </w:p>
+    <w:p>
+      <w:r>
+        <w:rPr>
+          <w:rFonts w:ascii="맑은 고딕" w:hAnsi="맑은 고딕" w:eastAsia="맑은 고딕"/>
+          <w:sz w:val="21"/>
+        </w:rPr>
+        <w:t xml:space="preserve">[하-18] 되돌린 뒤 </w:t>
+      </w:r>
+      <w:r>
+        <w:rPr>
+          <w:rFonts w:ascii="Consolas" w:hAnsi="Consolas" w:eastAsia="맑은 고딕"/>
+          <w:sz w:val="21"/>
+        </w:rPr>
+        <w:t xml:space="preserve">V$RESTORE_POINT</w:t>
+      </w:r>
+      <w:r>
+        <w:rPr>
+          <w:rFonts w:ascii="맑은 고딕" w:hAnsi="맑은 고딕" w:eastAsia="맑은 고딕"/>
+          <w:sz w:val="21"/>
+        </w:rPr>
+        <w:t xml:space="preserve">의 행 수는?</w:t>
+      </w:r>
+    </w:p>
+    <w:p>
+      <w:r>
+        <w:rPr>
+          <w:rFonts w:ascii="맑은 고딕" w:hAnsi="맑은 고딕" w:eastAsia="맑은 고딕"/>
+          <w:sz w:val="21"/>
+        </w:rPr>
+        <w:t>① 전환 횟수만큼</w:t>
+      </w:r>
+    </w:p>
+    <w:p>
+      <w:r>
+        <w:rPr>
+          <w:rFonts w:ascii="맑은 고딕" w:hAnsi="맑은 고딕" w:eastAsia="맑은 고딕"/>
+          <w:sz w:val="21"/>
+        </w:rPr>
+        <w:t>② 1</w:t>
+      </w:r>
+    </w:p>
+    <w:p>
+      <w:r>
+        <w:rPr>
+          <w:rFonts w:ascii="맑은 고딕" w:hAnsi="맑은 고딕" w:eastAsia="맑은 고딕"/>
+          <w:sz w:val="21"/>
+        </w:rPr>
+        <w:t>③ 2</w:t>
+      </w:r>
+    </w:p>
+    <w:p>
+      <w:r>
+        <w:rPr>
+          <w:rFonts w:ascii="맑은 고딕" w:hAnsi="맑은 고딕" w:eastAsia="맑은 고딕"/>
+          <w:sz w:val="21"/>
+        </w:rPr>
+        <w:t>④ 0</w:t>
+      </w:r>
+    </w:p>
+    <w:p>
+      <w:r>
+        <w:rPr>
+          <w:rFonts w:ascii="맑은 고딕" w:hAnsi="맑은 고딕" w:eastAsia="맑은 고딕"/>
+          <w:sz w:val="21"/>
+        </w:rPr>
+        <w:t>하-19 · 객관식</w:t>
+      </w:r>
+    </w:p>
+    <w:p>
+      <w:r>
+        <w:rPr>
+          <w:rFonts w:ascii="맑은 고딕" w:hAnsi="맑은 고딕" w:eastAsia="맑은 고딕"/>
+          <w:sz w:val="21"/>
+        </w:rPr>
+        <w:t>[하-19] 되돌린 뒤 Snapshot에서 만든 테이블을 조회하면?</w:t>
+      </w:r>
+    </w:p>
+    <w:p>
+      <w:r>
+        <w:rPr>
+          <w:rFonts w:ascii="맑은 고딕" w:hAnsi="맑은 고딕" w:eastAsia="맑은 고딕"/>
+          <w:sz w:val="21"/>
+        </w:rPr>
+        <w:t>① ORA-01219</w:t>
+      </w:r>
+    </w:p>
+    <w:p>
+      <w:r>
+        <w:rPr>
+          <w:rFonts w:ascii="맑은 고딕" w:hAnsi="맑은 고딕" w:eastAsia="맑은 고딕"/>
+          <w:sz w:val="21"/>
+        </w:rPr>
+        <w:t>② 그대로 남아 있다</w:t>
+      </w:r>
+    </w:p>
+    <w:p>
+      <w:r>
+        <w:rPr>
+          <w:rFonts w:ascii="맑은 고딕" w:hAnsi="맑은 고딕" w:eastAsia="맑은 고딕"/>
+          <w:sz w:val="21"/>
+        </w:rPr>
+        <w:t>③ 0행이 나온다</w:t>
+      </w:r>
+    </w:p>
+    <w:p>
+      <w:r>
+        <w:rPr>
+          <w:rFonts w:ascii="맑은 고딕" w:hAnsi="맑은 고딕" w:eastAsia="맑은 고딕"/>
+          <w:sz w:val="21"/>
+        </w:rPr>
+        <w:t>④ ORA-00942</w:t>
+      </w:r>
+    </w:p>
+    <w:p>
+      <w:r>
+        <w:rPr>
+          <w:rFonts w:ascii="맑은 고딕" w:hAnsi="맑은 고딕" w:eastAsia="맑은 고딕"/>
+          <w:sz w:val="21"/>
+        </w:rPr>
+        <w:t>하-20 · 객관식</w:t>
+      </w:r>
+    </w:p>
+    <w:p>
+      <w:r>
+        <w:rPr>
+          <w:rFonts w:ascii="맑은 고딕" w:hAnsi="맑은 고딕" w:eastAsia="맑은 고딕"/>
+          <w:sz w:val="21"/>
+        </w:rPr>
+        <w:t>[하-20] 되돌린 뒤 MRP를 먼저 띄우고 열려고 하면?</w:t>
       </w:r>
     </w:p>
     <w:p>
@@ -708,7 +1226,7 @@
           <w:rFonts w:ascii="맑은 고딕" w:hAnsi="맑은 고딕" w:eastAsia="맑은 고딕"/>
           <w:sz w:val="21"/>
         </w:rPr>
-        <w:t>② 정상 기동한다</w:t>
+        <w:t>② 정상적으로 열린다</w:t>
       </w:r>
     </w:p>
     <w:p>
@@ -727,384 +1245,6 @@
           <w:sz w:val="21"/>
         </w:rPr>
         <w:t>④ ORA-38784</w:t>
-      </w:r>
-    </w:p>
-    <w:p>
-      <w:r>
-        <w:rPr>
-          <w:rFonts w:ascii="맑은 고딕" w:hAnsi="맑은 고딕" w:eastAsia="맑은 고딕"/>
-          <w:sz w:val="21"/>
-        </w:rPr>
-        <w:t>하-14 · 객관식</w:t>
-      </w:r>
-    </w:p>
-    <w:p>
-      <w:r>
-        <w:rPr>
-          <w:rFonts w:ascii="맑은 고딕" w:hAnsi="맑은 고딕" w:eastAsia="맑은 고딕"/>
-          <w:sz w:val="21"/>
-        </w:rPr>
-        <w:t>[하-14] Snapshot Standby의 `RECOVERY_MODE` 값은?</w:t>
-      </w:r>
-    </w:p>
-    <w:p>
-      <w:r>
-        <w:rPr>
-          <w:rFonts w:ascii="맑은 고딕" w:hAnsi="맑은 고딕" w:eastAsia="맑은 고딕"/>
-          <w:sz w:val="21"/>
-        </w:rPr>
-        <w:t>① IDLE</w:t>
-      </w:r>
-    </w:p>
-    <w:p>
-      <w:r>
-        <w:rPr>
-          <w:rFonts w:ascii="맑은 고딕" w:hAnsi="맑은 고딕" w:eastAsia="맑은 고딕"/>
-          <w:sz w:val="21"/>
-        </w:rPr>
-        <w:t>② MANAGED REAL TIME APPLY</w:t>
-      </w:r>
-    </w:p>
-    <w:p>
-      <w:r>
-        <w:rPr>
-          <w:rFonts w:ascii="맑은 고딕" w:hAnsi="맑은 고딕" w:eastAsia="맑은 고딕"/>
-          <w:sz w:val="21"/>
-        </w:rPr>
-        <w:t>③ MANAGED</w:t>
-      </w:r>
-    </w:p>
-    <w:p>
-      <w:r>
-        <w:rPr>
-          <w:rFonts w:ascii="맑은 고딕" w:hAnsi="맑은 고딕" w:eastAsia="맑은 고딕"/>
-          <w:sz w:val="21"/>
-        </w:rPr>
-        <w:t>④ ACTIVE</w:t>
-      </w:r>
-    </w:p>
-    <w:p>
-      <w:r>
-        <w:rPr>
-          <w:rFonts w:ascii="맑은 고딕" w:hAnsi="맑은 고딕" w:eastAsia="맑은 고딕"/>
-          <w:sz w:val="21"/>
-        </w:rPr>
-        <w:t>하-15 · 객관식</w:t>
-      </w:r>
-    </w:p>
-    <w:p>
-      <w:r>
-        <w:rPr>
-          <w:rFonts w:ascii="맑은 고딕" w:hAnsi="맑은 고딕" w:eastAsia="맑은 고딕"/>
-          <w:sz w:val="21"/>
-        </w:rPr>
-        <w:t>[하-15] Snapshot Standby를 열 때 쓰는 명령은?</w:t>
-      </w:r>
-    </w:p>
-    <w:p>
-      <w:r>
-        <w:rPr>
-          <w:rFonts w:ascii="맑은 고딕" w:hAnsi="맑은 고딕" w:eastAsia="맑은 고딕"/>
-          <w:sz w:val="21"/>
-        </w:rPr>
-        <w:t>① ALTER DATABASE OPEN</w:t>
-      </w:r>
-    </w:p>
-    <w:p>
-      <w:r>
-        <w:rPr>
-          <w:rFonts w:ascii="맑은 고딕" w:hAnsi="맑은 고딕" w:eastAsia="맑은 고딕"/>
-          <w:sz w:val="21"/>
-        </w:rPr>
-        <w:t>② ALTER DATABASE OPEN READ ONLY</w:t>
-      </w:r>
-    </w:p>
-    <w:p>
-      <w:r>
-        <w:rPr>
-          <w:rFonts w:ascii="맑은 고딕" w:hAnsi="맑은 고딕" w:eastAsia="맑은 고딕"/>
-          <w:sz w:val="21"/>
-        </w:rPr>
-        <w:t>③ ALTER DATABASE OPEN RESETLOGS</w:t>
-      </w:r>
-    </w:p>
-    <w:p>
-      <w:r>
-        <w:rPr>
-          <w:rFonts w:ascii="맑은 고딕" w:hAnsi="맑은 고딕" w:eastAsia="맑은 고딕"/>
-          <w:sz w:val="21"/>
-        </w:rPr>
-        <w:t>④ ALTER DATABASE ACTIVATE</w:t>
-      </w:r>
-    </w:p>
-    <w:p>
-      <w:r>
-        <w:rPr>
-          <w:rFonts w:ascii="맑은 고딕" w:hAnsi="맑은 고딕" w:eastAsia="맑은 고딕"/>
-          <w:sz w:val="21"/>
-        </w:rPr>
-        <w:t>하-16 · 객관식</w:t>
-      </w:r>
-    </w:p>
-    <w:p>
-      <w:r>
-        <w:rPr>
-          <w:rFonts w:ascii="맑은 고딕" w:hAnsi="맑은 고딕" w:eastAsia="맑은 고딕"/>
-          <w:sz w:val="21"/>
-        </w:rPr>
-        <w:t>[하-16] CDB를 연 뒤 PDB의 `OPEN_MODE`는?</w:t>
-      </w:r>
-    </w:p>
-    <w:p>
-      <w:r>
-        <w:rPr>
-          <w:rFonts w:ascii="맑은 고딕" w:hAnsi="맑은 고딕" w:eastAsia="맑은 고딕"/>
-          <w:sz w:val="21"/>
-        </w:rPr>
-        <w:t>① MOUNTED</w:t>
-      </w:r>
-    </w:p>
-    <w:p>
-      <w:r>
-        <w:rPr>
-          <w:rFonts w:ascii="맑은 고딕" w:hAnsi="맑은 고딕" w:eastAsia="맑은 고딕"/>
-          <w:sz w:val="21"/>
-        </w:rPr>
-        <w:t>② READ WRITE</w:t>
-      </w:r>
-    </w:p>
-    <w:p>
-      <w:r>
-        <w:rPr>
-          <w:rFonts w:ascii="맑은 고딕" w:hAnsi="맑은 고딕" w:eastAsia="맑은 고딕"/>
-          <w:sz w:val="21"/>
-        </w:rPr>
-        <w:t>③ READ ONLY</w:t>
-      </w:r>
-    </w:p>
-    <w:p>
-      <w:r>
-        <w:rPr>
-          <w:rFonts w:ascii="맑은 고딕" w:hAnsi="맑은 고딕" w:eastAsia="맑은 고딕"/>
-          <w:sz w:val="21"/>
-        </w:rPr>
-        <w:t>④ MIGRATE</w:t>
-      </w:r>
-    </w:p>
-    <w:p>
-      <w:r>
-        <w:rPr>
-          <w:rFonts w:ascii="맑은 고딕" w:hAnsi="맑은 고딕" w:eastAsia="맑은 고딕"/>
-          <w:sz w:val="21"/>
-        </w:rPr>
-        <w:t>하-17 · 객관식</w:t>
-      </w:r>
-    </w:p>
-    <w:p>
-      <w:r>
-        <w:rPr>
-          <w:rFonts w:ascii="맑은 고딕" w:hAnsi="맑은 고딕" w:eastAsia="맑은 고딕"/>
-          <w:sz w:val="21"/>
-        </w:rPr>
-        <w:t>[하-17] `MOUNTED`인 PDB를 조회하면 나오는 오류는?</w:t>
-      </w:r>
-    </w:p>
-    <w:p>
-      <w:r>
-        <w:rPr>
-          <w:rFonts w:ascii="맑은 고딕" w:hAnsi="맑은 고딕" w:eastAsia="맑은 고딕"/>
-          <w:sz w:val="21"/>
-        </w:rPr>
-        <w:t>① ORA-01219</w:t>
-      </w:r>
-    </w:p>
-    <w:p>
-      <w:r>
-        <w:rPr>
-          <w:rFonts w:ascii="맑은 고딕" w:hAnsi="맑은 고딕" w:eastAsia="맑은 고딕"/>
-          <w:sz w:val="21"/>
-        </w:rPr>
-        <w:t>② ORA-00942</w:t>
-      </w:r>
-    </w:p>
-    <w:p>
-      <w:r>
-        <w:rPr>
-          <w:rFonts w:ascii="맑은 고딕" w:hAnsi="맑은 고딕" w:eastAsia="맑은 고딕"/>
-          <w:sz w:val="21"/>
-        </w:rPr>
-        <w:t>③ ORA-16000</w:t>
-      </w:r>
-    </w:p>
-    <w:p>
-      <w:r>
-        <w:rPr>
-          <w:rFonts w:ascii="맑은 고딕" w:hAnsi="맑은 고딕" w:eastAsia="맑은 고딕"/>
-          <w:sz w:val="21"/>
-        </w:rPr>
-        <w:t>④ ORA-01109</w:t>
-      </w:r>
-    </w:p>
-    <w:p>
-      <w:r>
-        <w:rPr>
-          <w:rFonts w:ascii="맑은 고딕" w:hAnsi="맑은 고딕" w:eastAsia="맑은 고딕"/>
-          <w:sz w:val="21"/>
-        </w:rPr>
-        <w:t>하-18 · 객관식</w:t>
-      </w:r>
-    </w:p>
-    <w:p>
-      <w:r>
-        <w:rPr>
-          <w:rFonts w:ascii="맑은 고딕" w:hAnsi="맑은 고딕" w:eastAsia="맑은 고딕"/>
-          <w:sz w:val="21"/>
-        </w:rPr>
-        <w:t>[하-18] 되돌린 뒤 `V$RESTORE_POINT`의 행 수는?</w:t>
-      </w:r>
-    </w:p>
-    <w:p>
-      <w:r>
-        <w:rPr>
-          <w:rFonts w:ascii="맑은 고딕" w:hAnsi="맑은 고딕" w:eastAsia="맑은 고딕"/>
-          <w:sz w:val="21"/>
-        </w:rPr>
-        <w:t>① 0</w:t>
-      </w:r>
-    </w:p>
-    <w:p>
-      <w:r>
-        <w:rPr>
-          <w:rFonts w:ascii="맑은 고딕" w:hAnsi="맑은 고딕" w:eastAsia="맑은 고딕"/>
-          <w:sz w:val="21"/>
-        </w:rPr>
-        <w:t>② 1</w:t>
-      </w:r>
-    </w:p>
-    <w:p>
-      <w:r>
-        <w:rPr>
-          <w:rFonts w:ascii="맑은 고딕" w:hAnsi="맑은 고딕" w:eastAsia="맑은 고딕"/>
-          <w:sz w:val="21"/>
-        </w:rPr>
-        <w:t>③ 2</w:t>
-      </w:r>
-    </w:p>
-    <w:p>
-      <w:r>
-        <w:rPr>
-          <w:rFonts w:ascii="맑은 고딕" w:hAnsi="맑은 고딕" w:eastAsia="맑은 고딕"/>
-          <w:sz w:val="21"/>
-        </w:rPr>
-        <w:t>④ 전환 횟수만큼</w:t>
-      </w:r>
-    </w:p>
-    <w:p>
-      <w:r>
-        <w:rPr>
-          <w:rFonts w:ascii="맑은 고딕" w:hAnsi="맑은 고딕" w:eastAsia="맑은 고딕"/>
-          <w:sz w:val="21"/>
-        </w:rPr>
-        <w:t>하-19 · 객관식</w:t>
-      </w:r>
-    </w:p>
-    <w:p>
-      <w:r>
-        <w:rPr>
-          <w:rFonts w:ascii="맑은 고딕" w:hAnsi="맑은 고딕" w:eastAsia="맑은 고딕"/>
-          <w:sz w:val="21"/>
-        </w:rPr>
-        <w:t>[하-19] 되돌린 뒤 Snapshot에서 만든 테이블을 조회하면?</w:t>
-      </w:r>
-    </w:p>
-    <w:p>
-      <w:r>
-        <w:rPr>
-          <w:rFonts w:ascii="맑은 고딕" w:hAnsi="맑은 고딕" w:eastAsia="맑은 고딕"/>
-          <w:sz w:val="21"/>
-        </w:rPr>
-        <w:t>① ORA-00942</w:t>
-      </w:r>
-    </w:p>
-    <w:p>
-      <w:r>
-        <w:rPr>
-          <w:rFonts w:ascii="맑은 고딕" w:hAnsi="맑은 고딕" w:eastAsia="맑은 고딕"/>
-          <w:sz w:val="21"/>
-        </w:rPr>
-        <w:t>② 0행이 나온다</w:t>
-      </w:r>
-    </w:p>
-    <w:p>
-      <w:r>
-        <w:rPr>
-          <w:rFonts w:ascii="맑은 고딕" w:hAnsi="맑은 고딕" w:eastAsia="맑은 고딕"/>
-          <w:sz w:val="21"/>
-        </w:rPr>
-        <w:t>③ 그대로 남아 있다</w:t>
-      </w:r>
-    </w:p>
-    <w:p>
-      <w:r>
-        <w:rPr>
-          <w:rFonts w:ascii="맑은 고딕" w:hAnsi="맑은 고딕" w:eastAsia="맑은 고딕"/>
-          <w:sz w:val="21"/>
-        </w:rPr>
-        <w:t>④ ORA-01219</w:t>
-      </w:r>
-    </w:p>
-    <w:p>
-      <w:r>
-        <w:rPr>
-          <w:rFonts w:ascii="맑은 고딕" w:hAnsi="맑은 고딕" w:eastAsia="맑은 고딕"/>
-          <w:sz w:val="21"/>
-        </w:rPr>
-        <w:t>하-20 · 객관식</w:t>
-      </w:r>
-    </w:p>
-    <w:p>
-      <w:r>
-        <w:rPr>
-          <w:rFonts w:ascii="맑은 고딕" w:hAnsi="맑은 고딕" w:eastAsia="맑은 고딕"/>
-          <w:sz w:val="21"/>
-        </w:rPr>
-        <w:t>[하-20] 되돌린 뒤 MRP를 먼저 띄우고 열려고 하면?</w:t>
-      </w:r>
-    </w:p>
-    <w:p>
-      <w:r>
-        <w:rPr>
-          <w:rFonts w:ascii="맑은 고딕" w:hAnsi="맑은 고딕" w:eastAsia="맑은 고딕"/>
-          <w:sz w:val="21"/>
-        </w:rPr>
-        <w:t>① ORA-10456</w:t>
-      </w:r>
-    </w:p>
-    <w:p>
-      <w:r>
-        <w:rPr>
-          <w:rFonts w:ascii="맑은 고딕" w:hAnsi="맑은 고딕" w:eastAsia="맑은 고딕"/>
-          <w:sz w:val="21"/>
-        </w:rPr>
-        <w:t>② ORA-01665</w:t>
-      </w:r>
-    </w:p>
-    <w:p>
-      <w:r>
-        <w:rPr>
-          <w:rFonts w:ascii="맑은 고딕" w:hAnsi="맑은 고딕" w:eastAsia="맑은 고딕"/>
-          <w:sz w:val="21"/>
-        </w:rPr>
-        <w:t>③ ORA-38784</w:t>
-      </w:r>
-    </w:p>
-    <w:p>
-      <w:r>
-        <w:rPr>
-          <w:rFonts w:ascii="맑은 고딕" w:hAnsi="맑은 고딕" w:eastAsia="맑은 고딕"/>
-          <w:sz w:val="21"/>
-        </w:rPr>
-        <w:t>④ 정상적으로 열린다</w:t>
       </w:r>
     </w:p>
     <w:p>
@@ -1148,25 +1288,25 @@
           <w:rFonts w:ascii="맑은 고딕" w:hAnsi="맑은 고딕" w:eastAsia="맑은 고딕"/>
           <w:sz w:val="21"/>
         </w:rPr>
-        <w:t>② 조회 부하 분산</w:t>
-      </w:r>
-    </w:p>
-    <w:p>
-      <w:r>
-        <w:rPr>
-          <w:rFonts w:ascii="맑은 고딕" w:hAnsi="맑은 고딕" w:eastAsia="맑은 고딕"/>
-          <w:sz w:val="21"/>
-        </w:rPr>
-        <w:t>③ 백업 부하 분산</w:t>
-      </w:r>
-    </w:p>
-    <w:p>
-      <w:r>
-        <w:rPr>
-          <w:rFonts w:ascii="맑은 고딕" w:hAnsi="맑은 고딕" w:eastAsia="맑은 고딕"/>
-          <w:sz w:val="21"/>
-        </w:rPr>
-        <w:t>④ 원거리 무손실 전송</w:t>
+        <w:t>② 원거리 무손실 전송</w:t>
+      </w:r>
+    </w:p>
+    <w:p>
+      <w:r>
+        <w:rPr>
+          <w:rFonts w:ascii="맑은 고딕" w:hAnsi="맑은 고딕" w:eastAsia="맑은 고딕"/>
+          <w:sz w:val="21"/>
+        </w:rPr>
+        <w:t>③ 조회 부하 분산</w:t>
+      </w:r>
+    </w:p>
+    <w:p>
+      <w:r>
+        <w:rPr>
+          <w:rFonts w:ascii="맑은 고딕" w:hAnsi="맑은 고딕" w:eastAsia="맑은 고딕"/>
+          <w:sz w:val="21"/>
+        </w:rPr>
+        <w:t>④ 백업 부하 분산</w:t>
       </w:r>
     </w:p>
     <w:p>
@@ -1193,34 +1333,34 @@
           <w:rFonts w:ascii="맑은 고딕" w:hAnsi="맑은 고딕" w:eastAsia="맑은 고딕"/>
           <w:sz w:val="21"/>
         </w:rPr>
-        <w:t>① 준비가 빠르고 저장 공간이 적게 들며 데이터가 최신이다</w:t>
-      </w:r>
-    </w:p>
-    <w:p>
-      <w:r>
-        <w:rPr>
-          <w:rFonts w:ascii="맑은 고딕" w:hAnsi="맑은 고딕" w:eastAsia="맑은 고딕"/>
-          <w:sz w:val="21"/>
-        </w:rPr>
-        <w:t>② 오래 유지할 수 있다</w:t>
-      </w:r>
-    </w:p>
-    <w:p>
-      <w:r>
-        <w:rPr>
-          <w:rFonts w:ascii="맑은 고딕" w:hAnsi="맑은 고딕" w:eastAsia="맑은 고딕"/>
-          <w:sz w:val="21"/>
-        </w:rPr>
-        <w:t>③ 결과를 영구 보존한다</w:t>
-      </w:r>
-    </w:p>
-    <w:p>
-      <w:r>
-        <w:rPr>
-          <w:rFonts w:ascii="맑은 고딕" w:hAnsi="맑은 고딕" w:eastAsia="맑은 고딕"/>
-          <w:sz w:val="21"/>
-        </w:rPr>
-        <w:t>④ 재해 복구 능력이 유지된다</w:t>
+        <w:t>① 재해 복구 능력이 유지된다</w:t>
+      </w:r>
+    </w:p>
+    <w:p>
+      <w:r>
+        <w:rPr>
+          <w:rFonts w:ascii="맑은 고딕" w:hAnsi="맑은 고딕" w:eastAsia="맑은 고딕"/>
+          <w:sz w:val="21"/>
+        </w:rPr>
+        <w:t>② 결과를 영구 보존한다</w:t>
+      </w:r>
+    </w:p>
+    <w:p>
+      <w:r>
+        <w:rPr>
+          <w:rFonts w:ascii="맑은 고딕" w:hAnsi="맑은 고딕" w:eastAsia="맑은 고딕"/>
+          <w:sz w:val="21"/>
+        </w:rPr>
+        <w:t>③ 준비가 빠르고 저장 공간이 적게 들며 데이터가 최신이다</w:t>
+      </w:r>
+    </w:p>
+    <w:p>
+      <w:r>
+        <w:rPr>
+          <w:rFonts w:ascii="맑은 고딕" w:hAnsi="맑은 고딕" w:eastAsia="맑은 고딕"/>
+          <w:sz w:val="21"/>
+        </w:rPr>
+        <w:t>④ 오래 유지할 수 있다</w:t>
       </w:r>
     </w:p>
     <w:p>
@@ -1247,16 +1387,16 @@
           <w:rFonts w:ascii="맑은 고딕" w:hAnsi="맑은 고딕" w:eastAsia="맑은 고딕"/>
           <w:sz w:val="21"/>
         </w:rPr>
-        <w:t>① 그 Standby의 재해 복구 능력</w:t>
-      </w:r>
-    </w:p>
-    <w:p>
-      <w:r>
-        <w:rPr>
-          <w:rFonts w:ascii="맑은 고딕" w:hAnsi="맑은 고딕" w:eastAsia="맑은 고딕"/>
-          <w:sz w:val="21"/>
-        </w:rPr>
-        <w:t>② Primary의 가용성</w:t>
+        <w:t>① Primary의 가용성</w:t>
+      </w:r>
+    </w:p>
+    <w:p>
+      <w:r>
+        <w:rPr>
+          <w:rFonts w:ascii="맑은 고딕" w:hAnsi="맑은 고딕" w:eastAsia="맑은 고딕"/>
+          <w:sz w:val="21"/>
+        </w:rPr>
+        <w:t>② 그 Standby의 재해 복구 능력</w:t>
       </w:r>
     </w:p>
     <w:p>
@@ -1319,16 +1459,16 @@
           <w:rFonts w:ascii="맑은 고딕" w:hAnsi="맑은 고딕" w:eastAsia="맑은 고딕"/>
           <w:sz w:val="21"/>
         </w:rPr>
-        <w:t>③ FRA가 가득 찼다</w:t>
-      </w:r>
-    </w:p>
-    <w:p>
-      <w:r>
-        <w:rPr>
-          <w:rFonts w:ascii="맑은 고딕" w:hAnsi="맑은 고딕" w:eastAsia="맑은 고딕"/>
-          <w:sz w:val="21"/>
-        </w:rPr>
-        <w:t>④ 리스너가 죽었다</w:t>
+        <w:t>③ 리스너가 죽었다</w:t>
+      </w:r>
+    </w:p>
+    <w:p>
+      <w:r>
+        <w:rPr>
+          <w:rFonts w:ascii="맑은 고딕" w:hAnsi="맑은 고딕" w:eastAsia="맑은 고딕"/>
+          <w:sz w:val="21"/>
+        </w:rPr>
+        <w:t>④ FRA가 가득 찼다</w:t>
       </w:r>
     </w:p>
     <w:p>
@@ -1355,7 +1495,7 @@
           <w:rFonts w:ascii="맑은 고딕" w:hAnsi="맑은 고딕" w:eastAsia="맑은 고딕"/>
           <w:sz w:val="21"/>
         </w:rPr>
-        <w:t>① MRP가 SCN을 계속 진행시켜 고정할 수 없다</w:t>
+        <w:t>① PDB가 열려 있다</w:t>
       </w:r>
     </w:p>
     <w:p>
@@ -1373,16 +1513,16 @@
           <w:rFonts w:ascii="맑은 고딕" w:hAnsi="맑은 고딕" w:eastAsia="맑은 고딕"/>
           <w:sz w:val="21"/>
         </w:rPr>
-        <w:t>③ 플래시백이 꺼져 있다</w:t>
-      </w:r>
-    </w:p>
-    <w:p>
-      <w:r>
-        <w:rPr>
-          <w:rFonts w:ascii="맑은 고딕" w:hAnsi="맑은 고딕" w:eastAsia="맑은 고딕"/>
-          <w:sz w:val="21"/>
-        </w:rPr>
-        <w:t>④ PDB가 열려 있다</w:t>
+        <w:t>③ MRP가 SCN을 계속 진행시켜 고정할 수 없다</w:t>
+      </w:r>
+    </w:p>
+    <w:p>
+      <w:r>
+        <w:rPr>
+          <w:rFonts w:ascii="맑은 고딕" w:hAnsi="맑은 고딕" w:eastAsia="맑은 고딕"/>
+          <w:sz w:val="21"/>
+        </w:rPr>
+        <w:t>④ 플래시백이 꺼져 있다</w:t>
       </w:r>
     </w:p>
     <w:p>
@@ -1400,43 +1540,57 @@
           <w:rFonts w:ascii="맑은 고딕" w:hAnsi="맑은 고딕" w:eastAsia="맑은 고딕"/>
           <w:sz w:val="21"/>
         </w:rPr>
-        <w:t>[중-06] MRP를 취소하면 `OPEN_MODE`가 어떻게 바뀌는가?</w:t>
-      </w:r>
-    </w:p>
-    <w:p>
-      <w:r>
-        <w:rPr>
-          <w:rFonts w:ascii="맑은 고딕" w:hAnsi="맑은 고딕" w:eastAsia="맑은 고딕"/>
-          <w:sz w:val="21"/>
-        </w:rPr>
-        <w:t>① READ ONLY WITH APPLY → READ ONLY</w:t>
-      </w:r>
-    </w:p>
-    <w:p>
-      <w:r>
-        <w:rPr>
-          <w:rFonts w:ascii="맑은 고딕" w:hAnsi="맑은 고딕" w:eastAsia="맑은 고딕"/>
-          <w:sz w:val="21"/>
-        </w:rPr>
-        <w:t>② READ ONLY → MOUNTED</w:t>
-      </w:r>
-    </w:p>
-    <w:p>
-      <w:r>
-        <w:rPr>
-          <w:rFonts w:ascii="맑은 고딕" w:hAnsi="맑은 고딕" w:eastAsia="맑은 고딕"/>
-          <w:sz w:val="21"/>
-        </w:rPr>
-        <w:t>③ 변화 없다</w:t>
-      </w:r>
-    </w:p>
-    <w:p>
-      <w:r>
-        <w:rPr>
-          <w:rFonts w:ascii="맑은 고딕" w:hAnsi="맑은 고딕" w:eastAsia="맑은 고딕"/>
-          <w:sz w:val="21"/>
-        </w:rPr>
-        <w:t>④ READ ONLY → READ WRITE</w:t>
+        <w:t xml:space="preserve">[중-06] MRP를 취소하면 </w:t>
+      </w:r>
+      <w:r>
+        <w:rPr>
+          <w:rFonts w:ascii="Consolas" w:hAnsi="Consolas" w:eastAsia="맑은 고딕"/>
+          <w:sz w:val="21"/>
+        </w:rPr>
+        <w:t xml:space="preserve">OPEN_MODE</w:t>
+      </w:r>
+      <w:r>
+        <w:rPr>
+          <w:rFonts w:ascii="맑은 고딕" w:hAnsi="맑은 고딕" w:eastAsia="맑은 고딕"/>
+          <w:sz w:val="21"/>
+        </w:rPr>
+        <w:t xml:space="preserve">가 어떻게 바뀌는가?</w:t>
+      </w:r>
+    </w:p>
+    <w:p>
+      <w:r>
+        <w:rPr>
+          <w:rFonts w:ascii="맑은 고딕" w:hAnsi="맑은 고딕" w:eastAsia="맑은 고딕"/>
+          <w:sz w:val="21"/>
+        </w:rPr>
+        <w:t>① READ ONLY → READ WRITE</w:t>
+      </w:r>
+    </w:p>
+    <w:p>
+      <w:r>
+        <w:rPr>
+          <w:rFonts w:ascii="맑은 고딕" w:hAnsi="맑은 고딕" w:eastAsia="맑은 고딕"/>
+          <w:sz w:val="21"/>
+        </w:rPr>
+        <w:t>② 변화 없다</w:t>
+      </w:r>
+    </w:p>
+    <w:p>
+      <w:r>
+        <w:rPr>
+          <w:rFonts w:ascii="맑은 고딕" w:hAnsi="맑은 고딕" w:eastAsia="맑은 고딕"/>
+          <w:sz w:val="21"/>
+        </w:rPr>
+        <w:t>③ READ ONLY WITH APPLY → READ ONLY</w:t>
+      </w:r>
+    </w:p>
+    <w:p>
+      <w:r>
+        <w:rPr>
+          <w:rFonts w:ascii="맑은 고딕" w:hAnsi="맑은 고딕" w:eastAsia="맑은 고딕"/>
+          <w:sz w:val="21"/>
+        </w:rPr>
+        <w:t>④ READ ONLY → MOUNTED</w:t>
       </w:r>
     </w:p>
     <w:p>
@@ -1463,34 +1617,34 @@
           <w:rFonts w:ascii="맑은 고딕" w:hAnsi="맑은 고딕" w:eastAsia="맑은 고딕"/>
           <w:sz w:val="21"/>
         </w:rPr>
-        <w:t>① 열려 있어도 되고 MOUNT여도 된다</w:t>
-      </w:r>
-    </w:p>
-    <w:p>
-      <w:r>
-        <w:rPr>
-          <w:rFonts w:ascii="맑은 고딕" w:hAnsi="맑은 고딕" w:eastAsia="맑은 고딕"/>
-          <w:sz w:val="21"/>
-        </w:rPr>
-        <w:t>② MOUNT에서만</w:t>
-      </w:r>
-    </w:p>
-    <w:p>
-      <w:r>
-        <w:rPr>
-          <w:rFonts w:ascii="맑은 고딕" w:hAnsi="맑은 고딕" w:eastAsia="맑은 고딕"/>
-          <w:sz w:val="21"/>
-        </w:rPr>
-        <w:t>③ 열려 있을 때만</w:t>
-      </w:r>
-    </w:p>
-    <w:p>
-      <w:r>
-        <w:rPr>
-          <w:rFonts w:ascii="맑은 고딕" w:hAnsi="맑은 고딕" w:eastAsia="맑은 고딕"/>
-          <w:sz w:val="21"/>
-        </w:rPr>
-        <w:t>④ NOMOUNT에서만</w:t>
+        <w:t>① MOUNT에서만</w:t>
+      </w:r>
+    </w:p>
+    <w:p>
+      <w:r>
+        <w:rPr>
+          <w:rFonts w:ascii="맑은 고딕" w:hAnsi="맑은 고딕" w:eastAsia="맑은 고딕"/>
+          <w:sz w:val="21"/>
+        </w:rPr>
+        <w:t>② 열려 있을 때만</w:t>
+      </w:r>
+    </w:p>
+    <w:p>
+      <w:r>
+        <w:rPr>
+          <w:rFonts w:ascii="맑은 고딕" w:hAnsi="맑은 고딕" w:eastAsia="맑은 고딕"/>
+          <w:sz w:val="21"/>
+        </w:rPr>
+        <w:t>③ NOMOUNT에서만</w:t>
+      </w:r>
+    </w:p>
+    <w:p>
+      <w:r>
+        <w:rPr>
+          <w:rFonts w:ascii="맑은 고딕" w:hAnsi="맑은 고딕" w:eastAsia="맑은 고딕"/>
+          <w:sz w:val="21"/>
+        </w:rPr>
+        <w:t>④ 열려 있어도 되고 MOUNT여도 된다</w:t>
       </w:r>
     </w:p>
     <w:p>
@@ -1526,16 +1680,16 @@
           <w:rFonts w:ascii="맑은 고딕" w:hAnsi="맑은 고딕" w:eastAsia="맑은 고딕"/>
           <w:sz w:val="21"/>
         </w:rPr>
-        <w:t>② 열려 있어야 한다</w:t>
-      </w:r>
-    </w:p>
-    <w:p>
-      <w:r>
-        <w:rPr>
-          <w:rFonts w:ascii="맑은 고딕" w:hAnsi="맑은 고딕" w:eastAsia="맑은 고딕"/>
-          <w:sz w:val="21"/>
-        </w:rPr>
-        <w:t>③ NOMOUNT</w:t>
+        <w:t>② NOMOUNT</w:t>
+      </w:r>
+    </w:p>
+    <w:p>
+      <w:r>
+        <w:rPr>
+          <w:rFonts w:ascii="맑은 고딕" w:hAnsi="맑은 고딕" w:eastAsia="맑은 고딕"/>
+          <w:sz w:val="21"/>
+        </w:rPr>
+        <w:t>③ 열려 있어야 한다</w:t>
       </w:r>
     </w:p>
     <w:p>
@@ -1571,25 +1725,25 @@
           <w:rFonts w:ascii="맑은 고딕" w:hAnsi="맑은 고딕" w:eastAsia="맑은 고딕"/>
           <w:sz w:val="21"/>
         </w:rPr>
-        <w:t>① 데이터 파일을 되감으려면 아무도 쓰고 있지 않아야 한다</w:t>
-      </w:r>
-    </w:p>
-    <w:p>
-      <w:r>
-        <w:rPr>
-          <w:rFonts w:ascii="맑은 고딕" w:hAnsi="맑은 고딕" w:eastAsia="맑은 고딕"/>
-          <w:sz w:val="21"/>
-        </w:rPr>
-        <w:t>② 컨트롤 파일을 새로 만들기 때문</w:t>
-      </w:r>
-    </w:p>
-    <w:p>
-      <w:r>
-        <w:rPr>
-          <w:rFonts w:ascii="맑은 고딕" w:hAnsi="맑은 고딕" w:eastAsia="맑은 고딕"/>
-          <w:sz w:val="21"/>
-        </w:rPr>
-        <w:t>③ 리스너를 재기동하기 때문</w:t>
+        <w:t>① 리스너를 재기동하기 때문</w:t>
+      </w:r>
+    </w:p>
+    <w:p>
+      <w:r>
+        <w:rPr>
+          <w:rFonts w:ascii="맑은 고딕" w:hAnsi="맑은 고딕" w:eastAsia="맑은 고딕"/>
+          <w:sz w:val="21"/>
+        </w:rPr>
+        <w:t>② 데이터 파일을 되감으려면 아무도 쓰고 있지 않아야 한다</w:t>
+      </w:r>
+    </w:p>
+    <w:p>
+      <w:r>
+        <w:rPr>
+          <w:rFonts w:ascii="맑은 고딕" w:hAnsi="맑은 고딕" w:eastAsia="맑은 고딕"/>
+          <w:sz w:val="21"/>
+        </w:rPr>
+        <w:t>③ 컨트롤 파일을 새로 만들기 때문</w:t>
       </w:r>
     </w:p>
     <w:p>
@@ -1616,43 +1770,71 @@
           <w:rFonts w:ascii="맑은 고딕" w:hAnsi="맑은 고딕" w:eastAsia="맑은 고딕"/>
           <w:sz w:val="21"/>
         </w:rPr>
-        <w:t>[중-10] Snapshot Standby에서 `transport lag`과 `apply lag`은?</w:t>
-      </w:r>
-    </w:p>
-    <w:p>
-      <w:r>
-        <w:rPr>
-          <w:rFonts w:ascii="맑은 고딕" w:hAnsi="맑은 고딕" w:eastAsia="맑은 고딕"/>
-          <w:sz w:val="21"/>
-        </w:rPr>
-        <w:t>① transport 0, apply 계속 증가</w:t>
-      </w:r>
-    </w:p>
-    <w:p>
-      <w:r>
-        <w:rPr>
-          <w:rFonts w:ascii="맑은 고딕" w:hAnsi="맑은 고딕" w:eastAsia="맑은 고딕"/>
-          <w:sz w:val="21"/>
-        </w:rPr>
-        <w:t>② 둘 다 0</w:t>
-      </w:r>
-    </w:p>
-    <w:p>
-      <w:r>
-        <w:rPr>
-          <w:rFonts w:ascii="맑은 고딕" w:hAnsi="맑은 고딕" w:eastAsia="맑은 고딕"/>
-          <w:sz w:val="21"/>
-        </w:rPr>
-        <w:t>③ 둘 다 증가</w:t>
-      </w:r>
-    </w:p>
-    <w:p>
-      <w:r>
-        <w:rPr>
-          <w:rFonts w:ascii="맑은 고딕" w:hAnsi="맑은 고딕" w:eastAsia="맑은 고딕"/>
-          <w:sz w:val="21"/>
-        </w:rPr>
-        <w:t>④ transport 증가, apply 0</w:t>
+        <w:t xml:space="preserve">[중-10] Snapshot Standby에서 </w:t>
+      </w:r>
+      <w:r>
+        <w:rPr>
+          <w:rFonts w:ascii="Consolas" w:hAnsi="Consolas" w:eastAsia="맑은 고딕"/>
+          <w:sz w:val="21"/>
+        </w:rPr>
+        <w:t xml:space="preserve">transport lag</w:t>
+      </w:r>
+      <w:r>
+        <w:rPr>
+          <w:rFonts w:ascii="맑은 고딕" w:hAnsi="맑은 고딕" w:eastAsia="맑은 고딕"/>
+          <w:sz w:val="21"/>
+        </w:rPr>
+        <w:t xml:space="preserve">과 </w:t>
+      </w:r>
+      <w:r>
+        <w:rPr>
+          <w:rFonts w:ascii="Consolas" w:hAnsi="Consolas" w:eastAsia="맑은 고딕"/>
+          <w:sz w:val="21"/>
+        </w:rPr>
+        <w:t xml:space="preserve">apply lag</w:t>
+      </w:r>
+      <w:r>
+        <w:rPr>
+          <w:rFonts w:ascii="맑은 고딕" w:hAnsi="맑은 고딕" w:eastAsia="맑은 고딕"/>
+          <w:sz w:val="21"/>
+        </w:rPr>
+        <w:t xml:space="preserve">은?</w:t>
+      </w:r>
+    </w:p>
+    <w:p>
+      <w:r>
+        <w:rPr>
+          <w:rFonts w:ascii="맑은 고딕" w:hAnsi="맑은 고딕" w:eastAsia="맑은 고딕"/>
+          <w:sz w:val="21"/>
+        </w:rPr>
+        <w:t>① 둘 다 증가</w:t>
+      </w:r>
+    </w:p>
+    <w:p>
+      <w:r>
+        <w:rPr>
+          <w:rFonts w:ascii="맑은 고딕" w:hAnsi="맑은 고딕" w:eastAsia="맑은 고딕"/>
+          <w:sz w:val="21"/>
+        </w:rPr>
+        <w:t>② transport 증가, apply 0</w:t>
+      </w:r>
+    </w:p>
+    <w:p>
+      <w:r>
+        <w:rPr>
+          <w:rFonts w:ascii="맑은 고딕" w:hAnsi="맑은 고딕" w:eastAsia="맑은 고딕"/>
+          <w:sz w:val="21"/>
+        </w:rPr>
+        <w:t>③ transport 0, apply 계속 증가</w:t>
+      </w:r>
+    </w:p>
+    <w:p>
+      <w:r>
+        <w:rPr>
+          <w:rFonts w:ascii="맑은 고딕" w:hAnsi="맑은 고딕" w:eastAsia="맑은 고딕"/>
+          <w:sz w:val="21"/>
+        </w:rPr>
+        <w:t>④ 둘 다 0</w:t>
       </w:r>
     </w:p>
     <w:p>
@@ -1679,34 +1861,34 @@
           <w:rFonts w:ascii="맑은 고딕" w:hAnsi="맑은 고딕" w:eastAsia="맑은 고딕"/>
           <w:sz w:val="21"/>
         </w:rPr>
-        <w:t>① RFS 있음, MRP0 없음</w:t>
-      </w:r>
-    </w:p>
-    <w:p>
-      <w:r>
-        <w:rPr>
-          <w:rFonts w:ascii="맑은 고딕" w:hAnsi="맑은 고딕" w:eastAsia="맑은 고딕"/>
-          <w:sz w:val="21"/>
-        </w:rPr>
-        <w:t>② RFS 없음, MRP0 있음</w:t>
-      </w:r>
-    </w:p>
-    <w:p>
-      <w:r>
-        <w:rPr>
-          <w:rFonts w:ascii="맑은 고딕" w:hAnsi="맑은 고딕" w:eastAsia="맑은 고딕"/>
-          <w:sz w:val="21"/>
-        </w:rPr>
-        <w:t>③ 둘 다 있음</w:t>
-      </w:r>
-    </w:p>
-    <w:p>
-      <w:r>
-        <w:rPr>
-          <w:rFonts w:ascii="맑은 고딕" w:hAnsi="맑은 고딕" w:eastAsia="맑은 고딕"/>
-          <w:sz w:val="21"/>
-        </w:rPr>
-        <w:t>④ 둘 다 없음</w:t>
+        <w:t>① 둘 다 있음</w:t>
+      </w:r>
+    </w:p>
+    <w:p>
+      <w:r>
+        <w:rPr>
+          <w:rFonts w:ascii="맑은 고딕" w:hAnsi="맑은 고딕" w:eastAsia="맑은 고딕"/>
+          <w:sz w:val="21"/>
+        </w:rPr>
+        <w:t>② 둘 다 없음</w:t>
+      </w:r>
+    </w:p>
+    <w:p>
+      <w:r>
+        <w:rPr>
+          <w:rFonts w:ascii="맑은 고딕" w:hAnsi="맑은 고딕" w:eastAsia="맑은 고딕"/>
+          <w:sz w:val="21"/>
+        </w:rPr>
+        <w:t>③ RFS 없음, MRP0 있음</w:t>
+      </w:r>
+    </w:p>
+    <w:p>
+      <w:r>
+        <w:rPr>
+          <w:rFonts w:ascii="맑은 고딕" w:hAnsi="맑은 고딕" w:eastAsia="맑은 고딕"/>
+          <w:sz w:val="21"/>
+        </w:rPr>
+        <w:t>④ RFS 있음, MRP0 없음</w:t>
       </w:r>
     </w:p>
     <w:p>
@@ -1751,16 +1933,16 @@
           <w:rFonts w:ascii="맑은 고딕" w:hAnsi="맑은 고딕" w:eastAsia="맑은 고딕"/>
           <w:sz w:val="21"/>
         </w:rPr>
-        <w:t>③ DEFERRED</w:t>
-      </w:r>
-    </w:p>
-    <w:p>
-      <w:r>
-        <w:rPr>
-          <w:rFonts w:ascii="맑은 고딕" w:hAnsi="맑은 고딕" w:eastAsia="맑은 고딕"/>
-          <w:sz w:val="21"/>
-        </w:rPr>
-        <w:t>④ INACTIVE</w:t>
+        <w:t>③ INACTIVE</w:t>
+      </w:r>
+    </w:p>
+    <w:p>
+      <w:r>
+        <w:rPr>
+          <w:rFonts w:ascii="맑은 고딕" w:hAnsi="맑은 고딕" w:eastAsia="맑은 고딕"/>
+          <w:sz w:val="21"/>
+        </w:rPr>
+        <w:t>④ DEFERRED</w:t>
       </w:r>
     </w:p>
     <w:p>
@@ -1787,16 +1969,16 @@
           <w:rFonts w:ascii="맑은 고딕" w:hAnsi="맑은 고딕" w:eastAsia="맑은 고딕"/>
           <w:sz w:val="21"/>
         </w:rPr>
-        <w:t>① FLASHBACK LOG</w:t>
-      </w:r>
-    </w:p>
-    <w:p>
-      <w:r>
-        <w:rPr>
-          <w:rFonts w:ascii="맑은 고딕" w:hAnsi="맑은 고딕" w:eastAsia="맑은 고딕"/>
-          <w:sz w:val="21"/>
-        </w:rPr>
-        <w:t>② BACKUP PIECE</w:t>
+        <w:t>① BACKUP PIECE</w:t>
+      </w:r>
+    </w:p>
+    <w:p>
+      <w:r>
+        <w:rPr>
+          <w:rFonts w:ascii="맑은 고딕" w:hAnsi="맑은 고딕" w:eastAsia="맑은 고딕"/>
+          <w:sz w:val="21"/>
+        </w:rPr>
+        <w:t>② FLASHBACK LOG</w:t>
       </w:r>
     </w:p>
     <w:p>
@@ -1859,16 +2041,16 @@
           <w:rFonts w:ascii="맑은 고딕" w:hAnsi="맑은 고딕" w:eastAsia="맑은 고딕"/>
           <w:sz w:val="21"/>
         </w:rPr>
-        <w:t>③ 15,360MB → 1,941MB</w:t>
-      </w:r>
-    </w:p>
-    <w:p>
-      <w:r>
-        <w:rPr>
-          <w:rFonts w:ascii="맑은 고딕" w:hAnsi="맑은 고딕" w:eastAsia="맑은 고딕"/>
-          <w:sz w:val="21"/>
-        </w:rPr>
-        <w:t>④ 200MB → 400MB</w:t>
+        <w:t>③ 200MB → 400MB</w:t>
+      </w:r>
+    </w:p>
+    <w:p>
+      <w:r>
+        <w:rPr>
+          <w:rFonts w:ascii="맑은 고딕" w:hAnsi="맑은 고딕" w:eastAsia="맑은 고딕"/>
+          <w:sz w:val="21"/>
+        </w:rPr>
+        <w:t>④ 15,360MB → 1,941MB</w:t>
       </w:r>
     </w:p>
     <w:p>
@@ -1940,43 +2122,57 @@
           <w:rFonts w:ascii="맑은 고딕" w:hAnsi="맑은 고딕" w:eastAsia="맑은 고딕"/>
           <w:sz w:val="21"/>
         </w:rPr>
-        <w:t>[중-16] 되돌린 뒤 `ss_base` 테이블의 상태는?</w:t>
-      </w:r>
-    </w:p>
-    <w:p>
-      <w:r>
-        <w:rPr>
-          <w:rFonts w:ascii="맑은 고딕" w:hAnsi="맑은 고딕" w:eastAsia="맑은 고딕"/>
-          <w:sz w:val="21"/>
-        </w:rPr>
-        <w:t>① 고친 값은 복귀하고 그동안의 Primary 변경이 적용됐다</w:t>
-      </w:r>
-    </w:p>
-    <w:p>
-      <w:r>
-        <w:rPr>
-          <w:rFonts w:ascii="맑은 고딕" w:hAnsi="맑은 고딕" w:eastAsia="맑은 고딕"/>
-          <w:sz w:val="21"/>
-        </w:rPr>
-        <w:t>② 고친 값이 그대로 남는다</w:t>
-      </w:r>
-    </w:p>
-    <w:p>
-      <w:r>
-        <w:rPr>
-          <w:rFonts w:ascii="맑은 고딕" w:hAnsi="맑은 고딕" w:eastAsia="맑은 고딕"/>
-          <w:sz w:val="21"/>
-        </w:rPr>
-        <w:t>③ 테이블 자체가 사라진다</w:t>
-      </w:r>
-    </w:p>
-    <w:p>
-      <w:r>
-        <w:rPr>
-          <w:rFonts w:ascii="맑은 고딕" w:hAnsi="맑은 고딕" w:eastAsia="맑은 고딕"/>
-          <w:sz w:val="21"/>
-        </w:rPr>
-        <w:t>④ Primary 변경이 반영되지 않는다</w:t>
+        <w:t xml:space="preserve">[중-16] 되돌린 뒤 </w:t>
+      </w:r>
+      <w:r>
+        <w:rPr>
+          <w:rFonts w:ascii="Consolas" w:hAnsi="Consolas" w:eastAsia="맑은 고딕"/>
+          <w:sz w:val="21"/>
+        </w:rPr>
+        <w:t xml:space="preserve">ss_base</w:t>
+      </w:r>
+      <w:r>
+        <w:rPr>
+          <w:rFonts w:ascii="맑은 고딕" w:hAnsi="맑은 고딕" w:eastAsia="맑은 고딕"/>
+          <w:sz w:val="21"/>
+        </w:rPr>
+        <w:t xml:space="preserve"> 테이블의 상태는?</w:t>
+      </w:r>
+    </w:p>
+    <w:p>
+      <w:r>
+        <w:rPr>
+          <w:rFonts w:ascii="맑은 고딕" w:hAnsi="맑은 고딕" w:eastAsia="맑은 고딕"/>
+          <w:sz w:val="21"/>
+        </w:rPr>
+        <w:t>① 테이블 자체가 사라진다</w:t>
+      </w:r>
+    </w:p>
+    <w:p>
+      <w:r>
+        <w:rPr>
+          <w:rFonts w:ascii="맑은 고딕" w:hAnsi="맑은 고딕" w:eastAsia="맑은 고딕"/>
+          <w:sz w:val="21"/>
+        </w:rPr>
+        <w:t>② Primary 변경이 반영되지 않는다</w:t>
+      </w:r>
+    </w:p>
+    <w:p>
+      <w:r>
+        <w:rPr>
+          <w:rFonts w:ascii="맑은 고딕" w:hAnsi="맑은 고딕" w:eastAsia="맑은 고딕"/>
+          <w:sz w:val="21"/>
+        </w:rPr>
+        <w:t>③ 고친 값이 그대로 남는다</w:t>
+      </w:r>
+    </w:p>
+    <w:p>
+      <w:r>
+        <w:rPr>
+          <w:rFonts w:ascii="맑은 고딕" w:hAnsi="맑은 고딕" w:eastAsia="맑은 고딕"/>
+          <w:sz w:val="21"/>
+        </w:rPr>
+        <w:t>④ 고친 값은 복귀하고 그동안의 Primary 변경이 적용됐다</w:t>
       </w:r>
     </w:p>
     <w:p>
@@ -2012,7 +2208,7 @@
           <w:rFonts w:ascii="맑은 고딕" w:hAnsi="맑은 고딕" w:eastAsia="맑은 고딕"/>
           <w:sz w:val="21"/>
         </w:rPr>
-        <w:t>② MRP 기동 → OPEN READ ONLY</w:t>
+        <w:t>② 순서는 상관없다</w:t>
       </w:r>
     </w:p>
     <w:p>
@@ -2030,7 +2226,7 @@
           <w:rFonts w:ascii="맑은 고딕" w:hAnsi="맑은 고딕" w:eastAsia="맑은 고딕"/>
           <w:sz w:val="21"/>
         </w:rPr>
-        <w:t>④ 순서는 상관없다</w:t>
+        <w:t>④ MRP 기동 → OPEN READ ONLY</w:t>
       </w:r>
     </w:p>
     <w:p>
@@ -2066,16 +2262,16 @@
           <w:rFonts w:ascii="맑은 고딕" w:hAnsi="맑은 고딕" w:eastAsia="맑은 고딕"/>
           <w:sz w:val="21"/>
         </w:rPr>
-        <w:t>② ALTER PLUGGABLE DATABASE ... OPEN</w:t>
-      </w:r>
-    </w:p>
-    <w:p>
-      <w:r>
-        <w:rPr>
-          <w:rFonts w:ascii="맑은 고딕" w:hAnsi="맑은 고딕" w:eastAsia="맑은 고딕"/>
-          <w:sz w:val="21"/>
-        </w:rPr>
-        <w:t>③ ALTER DATABASE OPEN PDB</w:t>
+        <w:t>② ALTER DATABASE OPEN PDB</w:t>
+      </w:r>
+    </w:p>
+    <w:p>
+      <w:r>
+        <w:rPr>
+          <w:rFonts w:ascii="맑은 고딕" w:hAnsi="맑은 고딕" w:eastAsia="맑은 고딕"/>
+          <w:sz w:val="21"/>
+        </w:rPr>
+        <w:t>③ ALTER PLUGGABLE DATABASE ... OPEN</w:t>
       </w:r>
     </w:p>
     <w:p>
@@ -2165,7 +2361,7 @@
           <w:rFonts w:ascii="맑은 고딕" w:hAnsi="맑은 고딕" w:eastAsia="맑은 고딕"/>
           <w:sz w:val="21"/>
         </w:rPr>
-        <w:t>① Standby가 하나뿐이고 오래 써야 할 때</w:t>
+        <w:t>① 배포 스크립트 검증</w:t>
       </w:r>
     </w:p>
     <w:p>
@@ -2183,16 +2379,16 @@
           <w:rFonts w:ascii="맑은 고딕" w:hAnsi="맑은 고딕" w:eastAsia="맑은 고딕"/>
           <w:sz w:val="21"/>
         </w:rPr>
-        <w:t>③ 배포 스크립트 검증</w:t>
-      </w:r>
-    </w:p>
-    <w:p>
-      <w:r>
-        <w:rPr>
-          <w:rFonts w:ascii="맑은 고딕" w:hAnsi="맑은 고딕" w:eastAsia="맑은 고딕"/>
-          <w:sz w:val="21"/>
-        </w:rPr>
-        <w:t>④ 대량 배치 소요 시간 측정</w:t>
+        <w:t>③ 대량 배치 소요 시간 측정</w:t>
+      </w:r>
+    </w:p>
+    <w:p>
+      <w:r>
+        <w:rPr>
+          <w:rFonts w:ascii="맑은 고딕" w:hAnsi="맑은 고딕" w:eastAsia="맑은 고딕"/>
+          <w:sz w:val="21"/>
+        </w:rPr>
+        <w:t>④ Standby가 하나뿐이고 오래 써야 할 때</w:t>
       </w:r>
     </w:p>
     <w:p>
@@ -2218,25 +2414,53 @@
           <w:rFonts w:ascii="맑은 고딕" w:hAnsi="맑은 고딕" w:eastAsia="맑은 고딕"/>
           <w:sz w:val="21"/>
         </w:rPr>
-        <w:t>[상-01] `FLASHBACK_ON`이 `NO`인데도 전환되는 이유는?</w:t>
-      </w:r>
-    </w:p>
-    <w:p>
-      <w:r>
-        <w:rPr>
-          <w:rFonts w:ascii="맑은 고딕" w:hAnsi="맑은 고딕" w:eastAsia="맑은 고딕"/>
-          <w:sz w:val="21"/>
-        </w:rPr>
-        <w:t>① 전체 플래시백 로깅 대신 보장 복원 지점을 쓰기 때문</w:t>
-      </w:r>
-    </w:p>
-    <w:p>
-      <w:r>
-        <w:rPr>
-          <w:rFonts w:ascii="맑은 고딕" w:hAnsi="맑은 고딕" w:eastAsia="맑은 고딕"/>
-          <w:sz w:val="21"/>
-        </w:rPr>
-        <w:t>② 전환 시 자동으로 플래시백이 켜지기 때문</w:t>
+        <w:t xml:space="preserve">[상-01] </w:t>
+      </w:r>
+      <w:r>
+        <w:rPr>
+          <w:rFonts w:ascii="Consolas" w:hAnsi="Consolas" w:eastAsia="맑은 고딕"/>
+          <w:sz w:val="21"/>
+        </w:rPr>
+        <w:t xml:space="preserve">FLASHBACK_ON</w:t>
+      </w:r>
+      <w:r>
+        <w:rPr>
+          <w:rFonts w:ascii="맑은 고딕" w:hAnsi="맑은 고딕" w:eastAsia="맑은 고딕"/>
+          <w:sz w:val="21"/>
+        </w:rPr>
+        <w:t xml:space="preserve">이 </w:t>
+      </w:r>
+      <w:r>
+        <w:rPr>
+          <w:rFonts w:ascii="Consolas" w:hAnsi="Consolas" w:eastAsia="맑은 고딕"/>
+          <w:sz w:val="21"/>
+        </w:rPr>
+        <w:t xml:space="preserve">NO</w:t>
+      </w:r>
+      <w:r>
+        <w:rPr>
+          <w:rFonts w:ascii="맑은 고딕" w:hAnsi="맑은 고딕" w:eastAsia="맑은 고딕"/>
+          <w:sz w:val="21"/>
+        </w:rPr>
+        <w:t xml:space="preserve">인데도 전환되는 이유는?</w:t>
+      </w:r>
+    </w:p>
+    <w:p>
+      <w:r>
+        <w:rPr>
+          <w:rFonts w:ascii="맑은 고딕" w:hAnsi="맑은 고딕" w:eastAsia="맑은 고딕"/>
+          <w:sz w:val="21"/>
+        </w:rPr>
+        <w:t>① 전환 시 자동으로 플래시백이 켜지기 때문</w:t>
+      </w:r>
+    </w:p>
+    <w:p>
+      <w:r>
+        <w:rPr>
+          <w:rFonts w:ascii="맑은 고딕" w:hAnsi="맑은 고딕" w:eastAsia="맑은 고딕"/>
+          <w:sz w:val="21"/>
+        </w:rPr>
+        <w:t>② FRA가 충분하기 때문</w:t>
       </w:r>
     </w:p>
     <w:p>
@@ -2254,7 +2478,7 @@
           <w:rFonts w:ascii="맑은 고딕" w:hAnsi="맑은 고딕" w:eastAsia="맑은 고딕"/>
           <w:sz w:val="21"/>
         </w:rPr>
-        <w:t>④ FRA가 충분하기 때문</w:t>
+        <w:t>④ 전체 플래시백 로깅 대신 보장 복원 지점을 쓰기 때문</w:t>
       </w:r>
     </w:p>
     <w:p>
@@ -2281,25 +2505,25 @@
           <w:rFonts w:ascii="맑은 고딕" w:hAnsi="맑은 고딕" w:eastAsia="맑은 고딕"/>
           <w:sz w:val="21"/>
         </w:rPr>
-        <w:t>① FRA가 부족해도 지워지지 않는다</w:t>
-      </w:r>
-    </w:p>
-    <w:p>
-      <w:r>
-        <w:rPr>
-          <w:rFonts w:ascii="맑은 고딕" w:hAnsi="맑은 고딕" w:eastAsia="맑은 고딕"/>
-          <w:sz w:val="21"/>
-        </w:rPr>
-        <w:t>② 이름을 지정할 수 없다</w:t>
-      </w:r>
-    </w:p>
-    <w:p>
-      <w:r>
-        <w:rPr>
-          <w:rFonts w:ascii="맑은 고딕" w:hAnsi="맑은 고딕" w:eastAsia="맑은 고딕"/>
-          <w:sz w:val="21"/>
-        </w:rPr>
-        <w:t>③ SCN이 없다</w:t>
+        <w:t>① SCN이 없다</w:t>
+      </w:r>
+    </w:p>
+    <w:p>
+      <w:r>
+        <w:rPr>
+          <w:rFonts w:ascii="맑은 고딕" w:hAnsi="맑은 고딕" w:eastAsia="맑은 고딕"/>
+          <w:sz w:val="21"/>
+        </w:rPr>
+        <w:t>② FRA가 부족해도 지워지지 않는다</w:t>
+      </w:r>
+    </w:p>
+    <w:p>
+      <w:r>
+        <w:rPr>
+          <w:rFonts w:ascii="맑은 고딕" w:hAnsi="맑은 고딕" w:eastAsia="맑은 고딕"/>
+          <w:sz w:val="21"/>
+        </w:rPr>
+        <w:t>③ 이름을 지정할 수 없다</w:t>
       </w:r>
     </w:p>
     <w:p>
@@ -2335,34 +2559,34 @@
           <w:rFonts w:ascii="맑은 고딕" w:hAnsi="맑은 고딕" w:eastAsia="맑은 고딕"/>
           <w:sz w:val="21"/>
         </w:rPr>
-        <w:t>① FRA가 차면 데이터베이스가 멈추고 비울 방법이 없다</w:t>
-      </w:r>
-    </w:p>
-    <w:p>
-      <w:r>
-        <w:rPr>
-          <w:rFonts w:ascii="맑은 고딕" w:hAnsi="맑은 고딕" w:eastAsia="맑은 고딕"/>
-          <w:sz w:val="21"/>
-        </w:rPr>
-        <w:t>② 복원 지점이 사라져 되돌릴 수 없다</w:t>
-      </w:r>
-    </w:p>
-    <w:p>
-      <w:r>
-        <w:rPr>
-          <w:rFonts w:ascii="맑은 고딕" w:hAnsi="맑은 고딕" w:eastAsia="맑은 고딕"/>
-          <w:sz w:val="21"/>
-        </w:rPr>
-        <w:t>③ 아카이브가 지워진다</w:t>
-      </w:r>
-    </w:p>
-    <w:p>
-      <w:r>
-        <w:rPr>
-          <w:rFonts w:ascii="맑은 고딕" w:hAnsi="맑은 고딕" w:eastAsia="맑은 고딕"/>
-          <w:sz w:val="21"/>
-        </w:rPr>
-        <w:t>④ Primary가 멈춘다</w:t>
+        <w:t>① 아카이브가 지워진다</w:t>
+      </w:r>
+    </w:p>
+    <w:p>
+      <w:r>
+        <w:rPr>
+          <w:rFonts w:ascii="맑은 고딕" w:hAnsi="맑은 고딕" w:eastAsia="맑은 고딕"/>
+          <w:sz w:val="21"/>
+        </w:rPr>
+        <w:t>② FRA가 차면 데이터베이스가 멈추고 비울 방법이 없다</w:t>
+      </w:r>
+    </w:p>
+    <w:p>
+      <w:r>
+        <w:rPr>
+          <w:rFonts w:ascii="맑은 고딕" w:hAnsi="맑은 고딕" w:eastAsia="맑은 고딕"/>
+          <w:sz w:val="21"/>
+        </w:rPr>
+        <w:t>③ Primary가 멈춘다</w:t>
+      </w:r>
+    </w:p>
+    <w:p>
+      <w:r>
+        <w:rPr>
+          <w:rFonts w:ascii="맑은 고딕" w:hAnsi="맑은 고딕" w:eastAsia="맑은 고딕"/>
+          <w:sz w:val="21"/>
+        </w:rPr>
+        <w:t>④ 복원 지점이 사라져 되돌릴 수 없다</w:t>
       </w:r>
     </w:p>
     <w:p>
@@ -2380,43 +2604,71 @@
           <w:rFonts w:ascii="맑은 고딕" w:hAnsi="맑은 고딕" w:eastAsia="맑은 고딕"/>
           <w:sz w:val="21"/>
         </w:rPr>
-        <w:t>[상-04] `MOUNTED` 상태에서 `V$DATABASE.CURRENT_SCN`을 조회하면?</w:t>
-      </w:r>
-    </w:p>
-    <w:p>
-      <w:r>
-        <w:rPr>
-          <w:rFonts w:ascii="맑은 고딕" w:hAnsi="맑은 고딕" w:eastAsia="맑은 고딕"/>
-          <w:sz w:val="21"/>
-        </w:rPr>
-        <w:t>① 0</w:t>
-      </w:r>
-    </w:p>
-    <w:p>
-      <w:r>
-        <w:rPr>
-          <w:rFonts w:ascii="맑은 고딕" w:hAnsi="맑은 고딕" w:eastAsia="맑은 고딕"/>
-          <w:sz w:val="21"/>
-        </w:rPr>
-        <w:t>② 복원 지점의 SCN과 같은 값</w:t>
-      </w:r>
-    </w:p>
-    <w:p>
-      <w:r>
-        <w:rPr>
-          <w:rFonts w:ascii="맑은 고딕" w:hAnsi="맑은 고딕" w:eastAsia="맑은 고딕"/>
-          <w:sz w:val="21"/>
-        </w:rPr>
-        <w:t>③ NULL</w:t>
-      </w:r>
-    </w:p>
-    <w:p>
-      <w:r>
-        <w:rPr>
-          <w:rFonts w:ascii="맑은 고딕" w:hAnsi="맑은 고딕" w:eastAsia="맑은 고딕"/>
-          <w:sz w:val="21"/>
-        </w:rPr>
-        <w:t>④ ORA-01219</w:t>
+        <w:t xml:space="preserve">[상-04] </w:t>
+      </w:r>
+      <w:r>
+        <w:rPr>
+          <w:rFonts w:ascii="Consolas" w:hAnsi="Consolas" w:eastAsia="맑은 고딕"/>
+          <w:sz w:val="21"/>
+        </w:rPr>
+        <w:t xml:space="preserve">MOUNTED</w:t>
+      </w:r>
+      <w:r>
+        <w:rPr>
+          <w:rFonts w:ascii="맑은 고딕" w:hAnsi="맑은 고딕" w:eastAsia="맑은 고딕"/>
+          <w:sz w:val="21"/>
+        </w:rPr>
+        <w:t xml:space="preserve"> 상태에서 </w:t>
+      </w:r>
+      <w:r>
+        <w:rPr>
+          <w:rFonts w:ascii="Consolas" w:hAnsi="Consolas" w:eastAsia="맑은 고딕"/>
+          <w:sz w:val="21"/>
+        </w:rPr>
+        <w:t xml:space="preserve">V$DATABASE.CURRENT_SCN</w:t>
+      </w:r>
+      <w:r>
+        <w:rPr>
+          <w:rFonts w:ascii="맑은 고딕" w:hAnsi="맑은 고딕" w:eastAsia="맑은 고딕"/>
+          <w:sz w:val="21"/>
+        </w:rPr>
+        <w:t xml:space="preserve">을 조회하면?</w:t>
+      </w:r>
+    </w:p>
+    <w:p>
+      <w:r>
+        <w:rPr>
+          <w:rFonts w:ascii="맑은 고딕" w:hAnsi="맑은 고딕" w:eastAsia="맑은 고딕"/>
+          <w:sz w:val="21"/>
+        </w:rPr>
+        <w:t>① 복원 지점의 SCN과 같은 값</w:t>
+      </w:r>
+    </w:p>
+    <w:p>
+      <w:r>
+        <w:rPr>
+          <w:rFonts w:ascii="맑은 고딕" w:hAnsi="맑은 고딕" w:eastAsia="맑은 고딕"/>
+          <w:sz w:val="21"/>
+        </w:rPr>
+        <w:t>② NULL</w:t>
+      </w:r>
+    </w:p>
+    <w:p>
+      <w:r>
+        <w:rPr>
+          <w:rFonts w:ascii="맑은 고딕" w:hAnsi="맑은 고딕" w:eastAsia="맑은 고딕"/>
+          <w:sz w:val="21"/>
+        </w:rPr>
+        <w:t>③ ORA-01219</w:t>
+      </w:r>
+    </w:p>
+    <w:p>
+      <w:r>
+        <w:rPr>
+          <w:rFonts w:ascii="맑은 고딕" w:hAnsi="맑은 고딕" w:eastAsia="맑은 고딕"/>
+          <w:sz w:val="21"/>
+        </w:rPr>
+        <w:t>④ 0</w:t>
       </w:r>
     </w:p>
     <w:p>
@@ -2434,16 +2686,30 @@
           <w:rFonts w:ascii="맑은 고딕" w:hAnsi="맑은 고딕" w:eastAsia="맑은 고딕"/>
           <w:sz w:val="21"/>
         </w:rPr>
-        <w:t>[상-05] 실습에서 쓰기 후 복원 지점 SCN과 `CURRENT_SCN`의 차이는?</w:t>
-      </w:r>
-    </w:p>
-    <w:p>
-      <w:r>
-        <w:rPr>
-          <w:rFonts w:ascii="맑은 고딕" w:hAnsi="맑은 고딕" w:eastAsia="맑은 고딕"/>
-          <w:sz w:val="21"/>
-        </w:rPr>
-        <w:t>① 1,007</w:t>
+        <w:t xml:space="preserve">[상-05] 실습에서 쓰기 후 복원 지점 SCN과 </w:t>
+      </w:r>
+      <w:r>
+        <w:rPr>
+          <w:rFonts w:ascii="Consolas" w:hAnsi="Consolas" w:eastAsia="맑은 고딕"/>
+          <w:sz w:val="21"/>
+        </w:rPr>
+        <w:t xml:space="preserve">CURRENT_SCN</w:t>
+      </w:r>
+      <w:r>
+        <w:rPr>
+          <w:rFonts w:ascii="맑은 고딕" w:hAnsi="맑은 고딕" w:eastAsia="맑은 고딕"/>
+          <w:sz w:val="21"/>
+        </w:rPr>
+        <w:t xml:space="preserve">의 차이는?</w:t>
+      </w:r>
+    </w:p>
+    <w:p>
+      <w:r>
+        <w:rPr>
+          <w:rFonts w:ascii="맑은 고딕" w:hAnsi="맑은 고딕" w:eastAsia="맑은 고딕"/>
+          <w:sz w:val="21"/>
+        </w:rPr>
+        <w:t>① 200</w:t>
       </w:r>
     </w:p>
     <w:p>
@@ -2461,16 +2727,16 @@
           <w:rFonts w:ascii="맑은 고딕" w:hAnsi="맑은 고딕" w:eastAsia="맑은 고딕"/>
           <w:sz w:val="21"/>
         </w:rPr>
-        <w:t>③ 2,255,344</w:t>
-      </w:r>
-    </w:p>
-    <w:p>
-      <w:r>
-        <w:rPr>
-          <w:rFonts w:ascii="맑은 고딕" w:hAnsi="맑은 고딕" w:eastAsia="맑은 고딕"/>
-          <w:sz w:val="21"/>
-        </w:rPr>
-        <w:t>④ 200</w:t>
+        <w:t>③ 1,007</w:t>
+      </w:r>
+    </w:p>
+    <w:p>
+      <w:r>
+        <w:rPr>
+          <w:rFonts w:ascii="맑은 고딕" w:hAnsi="맑은 고딕" w:eastAsia="맑은 고딕"/>
+          <w:sz w:val="21"/>
+        </w:rPr>
+        <w:t>④ 2,255,344</w:t>
       </w:r>
     </w:p>
     <w:p>
@@ -2488,7 +2754,21 @@
           <w:rFonts w:ascii="맑은 고딕" w:hAnsi="맑은 고딕" w:eastAsia="맑은 고딕"/>
           <w:sz w:val="21"/>
         </w:rPr>
-        <w:t>[상-06] 144,766행 테이블을 만든 뒤 복원 지점의 `STORAGE_SIZE`는?</w:t>
+        <w:t xml:space="preserve">[상-06] 144,766행 테이블을 만든 뒤 복원 지점의 </w:t>
+      </w:r>
+      <w:r>
+        <w:rPr>
+          <w:rFonts w:ascii="Consolas" w:hAnsi="Consolas" w:eastAsia="맑은 고딕"/>
+          <w:sz w:val="21"/>
+        </w:rPr>
+        <w:t xml:space="preserve">STORAGE_SIZE</w:t>
+      </w:r>
+      <w:r>
+        <w:rPr>
+          <w:rFonts w:ascii="맑은 고딕" w:hAnsi="맑은 고딕" w:eastAsia="맑은 고딕"/>
+          <w:sz w:val="21"/>
+        </w:rPr>
+        <w:t xml:space="preserve">는?</w:t>
       </w:r>
     </w:p>
     <w:p>
@@ -2506,25 +2786,25 @@
           <w:rFonts w:ascii="맑은 고딕" w:hAnsi="맑은 고딕" w:eastAsia="맑은 고딕"/>
           <w:sz w:val="21"/>
         </w:rPr>
-        <w:t>② 400MB로 늘었다</w:t>
-      </w:r>
-    </w:p>
-    <w:p>
-      <w:r>
-        <w:rPr>
-          <w:rFonts w:ascii="맑은 고딕" w:hAnsi="맑은 고딕" w:eastAsia="맑은 고딕"/>
-          <w:sz w:val="21"/>
-        </w:rPr>
-        <w:t>③ 0MB로 줄었다</w:t>
-      </w:r>
-    </w:p>
-    <w:p>
-      <w:r>
-        <w:rPr>
-          <w:rFonts w:ascii="맑은 고딕" w:hAnsi="맑은 고딕" w:eastAsia="맑은 고딕"/>
-          <w:sz w:val="21"/>
-        </w:rPr>
-        <w:t>④ 1,941MB</w:t>
+        <w:t>② 0MB로 줄었다</w:t>
+      </w:r>
+    </w:p>
+    <w:p>
+      <w:r>
+        <w:rPr>
+          <w:rFonts w:ascii="맑은 고딕" w:hAnsi="맑은 고딕" w:eastAsia="맑은 고딕"/>
+          <w:sz w:val="21"/>
+        </w:rPr>
+        <w:t>③ 1,941MB</w:t>
+      </w:r>
+    </w:p>
+    <w:p>
+      <w:r>
+        <w:rPr>
+          <w:rFonts w:ascii="맑은 고딕" w:hAnsi="맑은 고딕" w:eastAsia="맑은 고딕"/>
+          <w:sz w:val="21"/>
+        </w:rPr>
+        <w:t>④ 400MB로 늘었다</w:t>
       </w:r>
     </w:p>
     <w:p>
@@ -2560,7 +2840,7 @@
           <w:rFonts w:ascii="맑은 고딕" w:hAnsi="맑은 고딕" w:eastAsia="맑은 고딕"/>
           <w:sz w:val="21"/>
         </w:rPr>
-        <w:t>② V$RESTORE_POINT의 STORAGE_SIZE</w:t>
+        <w:t>② V$LOG의 BYTES</w:t>
       </w:r>
     </w:p>
     <w:p>
@@ -2578,7 +2858,7 @@
           <w:rFonts w:ascii="맑은 고딕" w:hAnsi="맑은 고딕" w:eastAsia="맑은 고딕"/>
           <w:sz w:val="21"/>
         </w:rPr>
-        <w:t>④ V$LOG의 BYTES</w:t>
+        <w:t>④ V$RESTORE_POINT의 STORAGE_SIZE</w:t>
       </w:r>
     </w:p>
     <w:p>
@@ -2605,16 +2885,16 @@
           <w:rFonts w:ascii="맑은 고딕" w:hAnsi="맑은 고딕" w:eastAsia="맑은 고딕"/>
           <w:sz w:val="21"/>
         </w:rPr>
-        <w:t>① 첫 번째보다 크다 — 그동안의 리두를 적용한 뒤 기준을 잡기 때문</w:t>
-      </w:r>
-    </w:p>
-    <w:p>
-      <w:r>
-        <w:rPr>
-          <w:rFonts w:ascii="맑은 고딕" w:hAnsi="맑은 고딕" w:eastAsia="맑은 고딕"/>
-          <w:sz w:val="21"/>
-        </w:rPr>
-        <w:t>② 첫 번째와 같다</w:t>
+        <w:t>① 매번 0에서 시작한다</w:t>
+      </w:r>
+    </w:p>
+    <w:p>
+      <w:r>
+        <w:rPr>
+          <w:rFonts w:ascii="맑은 고딕" w:hAnsi="맑은 고딕" w:eastAsia="맑은 고딕"/>
+          <w:sz w:val="21"/>
+        </w:rPr>
+        <w:t>② 첫 번째보다 크다 — 그동안의 리두를 적용한 뒤 기준을 잡기 때문</w:t>
       </w:r>
     </w:p>
     <w:p>
@@ -2632,7 +2912,7 @@
           <w:rFonts w:ascii="맑은 고딕" w:hAnsi="맑은 고딕" w:eastAsia="맑은 고딕"/>
           <w:sz w:val="21"/>
         </w:rPr>
-        <w:t>④ 매번 0에서 시작한다</w:t>
+        <w:t>④ 첫 번째와 같다</w:t>
       </w:r>
     </w:p>
     <w:p>
@@ -2659,16 +2939,16 @@
           <w:rFonts w:ascii="맑은 고딕" w:hAnsi="맑은 고딕" w:eastAsia="맑은 고딕"/>
           <w:sz w:val="21"/>
         </w:rPr>
-        <w:t>① Primary가 아직 적용되지 않은 아카이브를 지울 수 있다</w:t>
-      </w:r>
-    </w:p>
-    <w:p>
-      <w:r>
-        <w:rPr>
-          <w:rFonts w:ascii="맑은 고딕" w:hAnsi="맑은 고딕" w:eastAsia="맑은 고딕"/>
-          <w:sz w:val="21"/>
-        </w:rPr>
-        <w:t>② 복원 지점이 만료된다</w:t>
+        <w:t>① 복원 지점이 만료된다</w:t>
+      </w:r>
+    </w:p>
+    <w:p>
+      <w:r>
+        <w:rPr>
+          <w:rFonts w:ascii="맑은 고딕" w:hAnsi="맑은 고딕" w:eastAsia="맑은 고딕"/>
+          <w:sz w:val="21"/>
+        </w:rPr>
+        <w:t>② SCN이 겹친다</w:t>
       </w:r>
     </w:p>
     <w:p>
@@ -2686,7 +2966,7 @@
           <w:rFonts w:ascii="맑은 고딕" w:hAnsi="맑은 고딕" w:eastAsia="맑은 고딕"/>
           <w:sz w:val="21"/>
         </w:rPr>
-        <w:t>④ SCN이 겹친다</w:t>
+        <w:t>④ Primary가 아직 적용되지 않은 아카이브를 지울 수 있다</w:t>
       </w:r>
     </w:p>
     <w:p>
@@ -2713,7 +2993,7 @@
           <w:rFonts w:ascii="맑은 고딕" w:hAnsi="맑은 고딕" w:eastAsia="맑은 고딕"/>
           <w:sz w:val="21"/>
         </w:rPr>
-        <w:t>① ORA-38784와 ORA-10456</w:t>
+        <w:t>① 없다</w:t>
       </w:r>
     </w:p>
     <w:p>
@@ -2740,10 +3020,12 @@
           <w:rFonts w:ascii="맑은 고딕" w:hAnsi="맑은 고딕" w:eastAsia="맑은 고딕"/>
           <w:sz w:val="21"/>
         </w:rPr>
-        <w:t>④ 없다</w:t>
+        <w:t>④ ORA-38784와 ORA-10456</w:t>
       </w:r>
     </w:p>
     <w:sectPr>
+      <w:headerReference w:type="default" r:id="rId9"/>
+      <w:footerReference w:type="default" r:id="rId10"/>
       <w:pgSz w:w="12240" w:h="15840"/>
       <w:pgMar w:top="1440" w:right="1800" w:bottom="1440" w:left="1800" w:header="720" w:footer="720" w:gutter="0"/>
       <w:cols w:space="720"/>
@@ -2751,6 +3033,26 @@
     </w:sectPr>
   </w:body>
 </w:document>
+</file>
+
+<file path=word/footer1.xml><?xml version="1.0" encoding="utf-8"?>
+<w:ftr xmlns:m="http://schemas.openxmlformats.org/officeDocument/2006/math" xmlns:mc="http://schemas.openxmlformats.org/markup-compatibility/2006" xmlns:mo="http://schemas.microsoft.com/office/mac/office/2008/main" xmlns:mv="urn:schemas-microsoft-com:mac:vml" xmlns:o="urn:schemas-microsoft-com:office:office" xmlns:r="http://schemas.openxmlformats.org/officeDocument/2006/relationships" xmlns:v="urn:schemas-microsoft-com:vml" xmlns:w10="urn:schemas-microsoft-com:office:word" xmlns:w14="http://schemas.microsoft.com/office/word/2010/wordml" xmlns:w="http://schemas.openxmlformats.org/wordprocessingml/2006/main" xmlns:wne="http://schemas.microsoft.com/office/word/2006/wordml" xmlns:wp14="http://schemas.microsoft.com/office/word/2010/wordprocessingDrawing" xmlns:wp="http://schemas.openxmlformats.org/drawingml/2006/wordprocessingDrawing" xmlns:wpc="http://schemas.microsoft.com/office/word/2010/wordprocessingCanvas" xmlns:wpg="http://schemas.microsoft.com/office/word/2010/wordprocessingGroup" xmlns:wpi="http://schemas.microsoft.com/office/word/2010/wordprocessingInk" xmlns:wps="http://schemas.microsoft.com/office/word/2010/wordprocessingShape" mc:Ignorable="w14 wp14">
+  <w:p>
+    <w:pPr>
+      <w:pStyle w:val="Footer"/>
+    </w:pPr>
+  </w:p>
+</w:ftr>
+</file>
+
+<file path=word/header1.xml><?xml version="1.0" encoding="utf-8"?>
+<w:hdr xmlns:m="http://schemas.openxmlformats.org/officeDocument/2006/math" xmlns:mc="http://schemas.openxmlformats.org/markup-compatibility/2006" xmlns:mo="http://schemas.microsoft.com/office/mac/office/2008/main" xmlns:mv="urn:schemas-microsoft-com:mac:vml" xmlns:o="urn:schemas-microsoft-com:office:office" xmlns:r="http://schemas.openxmlformats.org/officeDocument/2006/relationships" xmlns:v="urn:schemas-microsoft-com:vml" xmlns:w10="urn:schemas-microsoft-com:office:word" xmlns:w14="http://schemas.microsoft.com/office/word/2010/wordml" xmlns:w="http://schemas.openxmlformats.org/wordprocessingml/2006/main" xmlns:wne="http://schemas.microsoft.com/office/word/2006/wordml" xmlns:wp14="http://schemas.microsoft.com/office/word/2010/wordprocessingDrawing" xmlns:wp="http://schemas.openxmlformats.org/drawingml/2006/wordprocessingDrawing" xmlns:wpc="http://schemas.microsoft.com/office/word/2010/wordprocessingCanvas" xmlns:wpg="http://schemas.microsoft.com/office/word/2010/wordprocessingGroup" xmlns:wpi="http://schemas.microsoft.com/office/word/2010/wordprocessingInk" xmlns:wps="http://schemas.microsoft.com/office/word/2010/wordprocessingShape" mc:Ignorable="w14 wp14">
+  <w:p>
+    <w:pPr>
+      <w:pStyle w:val="Header"/>
+    </w:pPr>
+  </w:p>
+</w:hdr>
 </file>
 
 <file path=word/numbering.xml><?xml version="1.0" encoding="utf-8"?>
